--- a/04-滤波电路/01-低通滤波/二阶低通滤波电路/二阶低通滤波电路.docx
+++ b/04-滤波电路/01-低通滤波/二阶低通滤波电路/二阶低通滤波电路.docx
@@ -3891,6 +3891,20 @@
     </w:p>
     <w:bookmarkEnd w:id="28"/>
     <w:bookmarkEnd w:id="29"/>
+    <w:p>
+      <w:pPr>
+        <w:spacing w:before="360"/>
+        <w:jc w:val="center"/>
+      </w:pPr>
+      <w:r>
+        <w:rPr>
+          <w:rFonts w:ascii="Times New Roman" w:hAnsi="Times New Roman"/>
+          <w:color w:val="555555"/>
+          <w:sz w:val="21"/>
+        </w:rPr>
+        <w:t>材料收集者：杜文杰</w:t>
+      </w:r>
+    </w:p>
     <w:sectPr>
       <w:headerReference r:id="rId9" w:type="default"/>
       <w:footerReference r:id="rId10" w:type="default"/>

--- a/04-滤波电路/01-低通滤波/二阶低通滤波电路/二阶低通滤波电路.docx
+++ b/04-滤波电路/01-低通滤波/二阶低通滤波电路/二阶低通滤波电路.docx
@@ -1,6 +1,6 @@
 
 <file path=word/document.xml><?xml version="1.0" encoding="utf-8"?>
-<w:document xmlns:w="http://schemas.openxmlformats.org/wordprocessingml/2006/main" xmlns:m="http://schemas.openxmlformats.org/officeDocument/2006/math" xmlns:r="http://schemas.openxmlformats.org/officeDocument/2006/relationships" xmlns:o="urn:schemas-microsoft-com:office:office" xmlns:v="urn:schemas-microsoft-com:vml" xmlns:w10="urn:schemas-microsoft-com:office:word" xmlns:a="http://schemas.openxmlformats.org/drawingml/2006/main" xmlns:pic="http://schemas.openxmlformats.org/drawingml/2006/picture" xmlns:wp="http://schemas.openxmlformats.org/drawingml/2006/wordprocessingDrawing">
+<w:document xmlns:m="http://schemas.openxmlformats.org/officeDocument/2006/math" xmlns:r="http://schemas.openxmlformats.org/officeDocument/2006/relationships" xmlns:w="http://schemas.openxmlformats.org/wordprocessingml/2006/main" xmlns:o="urn:schemas-microsoft-com:office:office" xmlns:v="urn:schemas-microsoft-com:vml" xmlns:w10="urn:schemas-microsoft-com:office:word" xmlns:a="http://schemas.openxmlformats.org/drawingml/2006/main" xmlns:pic="http://schemas.openxmlformats.org/drawingml/2006/picture" xmlns:wp="http://schemas.openxmlformats.org/drawingml/2006/wordprocessingDrawing">
   <w:body>
     <w:bookmarkStart w:id="29" w:name="二阶低通滤波电路"/>
     <w:p>
@@ -9,7 +9,7 @@
       </w:pPr>
       <w:r>
         <w:rPr>
-          <w:rFonts w:hint="eastAsia"/>
+          <w:rFonts w:hint="eastAsia" w:eastAsia="黑体"/>
         </w:rPr>
         <w:t xml:space="preserve">二阶低通滤波电路</w:t>
       </w:r>
@@ -21,7 +21,7 @@
       </w:pPr>
       <w:r>
         <w:rPr>
-          <w:rFonts w:hint="eastAsia"/>
+          <w:rFonts w:hint="eastAsia" w:eastAsia="黑体"/>
         </w:rPr>
         <w:t xml:space="preserve">拓扑描述</w:t>
       </w:r>
@@ -32,16 +32,19 @@
       </w:pPr>
       <w:r>
         <w:rPr>
-          <w:rFonts w:hint="eastAsia"/>
+          <w:rFonts w:hint="eastAsia" w:eastAsia="黑体"/>
         </w:rPr>
         <w:t xml:space="preserve">由</w:t>
       </w:r>
       <w:r>
+        <w:rPr>
+          <w:rFonts w:eastAsia="黑体"/>
+        </w:rPr>
         <w:t xml:space="preserve"> </w:t>
       </w:r>
       <w:r>
         <w:rPr>
-          <w:rFonts w:hint="eastAsia"/>
+          <w:rFonts w:hint="eastAsia" w:eastAsia="黑体"/>
           <w:b/>
           <w:bCs/>
         </w:rPr>
@@ -49,17 +52,21 @@
       </w:r>
       <w:r>
         <w:rPr>
+          <w:rFonts w:eastAsia="黑体"/>
           <w:b/>
           <w:bCs/>
         </w:rPr>
         <w:t xml:space="preserve"> A1</w:t>
       </w:r>
       <w:r>
+        <w:rPr>
+          <w:rFonts w:eastAsia="黑体"/>
+        </w:rPr>
         <w:t xml:space="preserve">、</w:t>
       </w:r>
       <w:r>
         <w:rPr>
-          <w:rFonts w:hint="eastAsia"/>
+          <w:rFonts w:hint="eastAsia" w:eastAsia="黑体"/>
           <w:b/>
           <w:bCs/>
         </w:rPr>
@@ -67,6 +74,7 @@
       </w:r>
       <w:r>
         <w:rPr>
+          <w:rFonts w:eastAsia="黑体"/>
           <w:b/>
           <w:bCs/>
         </w:rPr>
@@ -88,6 +96,7 @@
       </m:oMath>
       <w:r>
         <w:rPr>
+          <w:rFonts w:eastAsia="黑体"/>
           <w:b/>
           <w:bCs/>
         </w:rPr>
@@ -108,11 +117,14 @@
         </m:sSub>
       </m:oMath>
       <w:r>
+        <w:rPr>
+          <w:rFonts w:eastAsia="黑体"/>
+        </w:rPr>
         <w:t xml:space="preserve">、</w:t>
       </w:r>
       <w:r>
         <w:rPr>
-          <w:rFonts w:hint="eastAsia"/>
+          <w:rFonts w:hint="eastAsia" w:eastAsia="黑体"/>
           <w:b/>
           <w:bCs/>
         </w:rPr>
@@ -120,6 +132,7 @@
       </w:r>
       <w:r>
         <w:rPr>
+          <w:rFonts w:eastAsia="黑体"/>
           <w:b/>
           <w:bCs/>
         </w:rPr>
@@ -141,6 +154,7 @@
       </m:oMath>
       <w:r>
         <w:rPr>
+          <w:rFonts w:eastAsia="黑体"/>
           <w:b/>
           <w:bCs/>
         </w:rPr>
@@ -161,20 +175,26 @@
         </m:sSub>
       </m:oMath>
       <w:r>
+        <w:rPr>
+          <w:rFonts w:eastAsia="黑体"/>
+        </w:rPr>
         <w:t xml:space="preserve"> </w:t>
       </w:r>
       <w:r>
         <w:rPr>
-          <w:rFonts w:hint="eastAsia"/>
+          <w:rFonts w:hint="eastAsia" w:eastAsia="黑体"/>
         </w:rPr>
         <w:t xml:space="preserve">与</w:t>
       </w:r>
       <w:r>
+        <w:rPr>
+          <w:rFonts w:eastAsia="黑体"/>
+        </w:rPr>
         <w:t xml:space="preserve"> </w:t>
       </w:r>
       <w:r>
         <w:rPr>
-          <w:rFonts w:hint="eastAsia"/>
+          <w:rFonts w:hint="eastAsia" w:eastAsia="黑体"/>
           <w:b/>
           <w:bCs/>
         </w:rPr>
@@ -182,6 +202,7 @@
       </w:r>
       <w:r>
         <w:rPr>
+          <w:rFonts w:eastAsia="黑体"/>
           <w:b/>
           <w:bCs/>
         </w:rPr>
@@ -203,6 +224,7 @@
       </m:oMath>
       <w:r>
         <w:rPr>
+          <w:rFonts w:eastAsia="黑体"/>
           <w:b/>
           <w:bCs/>
         </w:rPr>
@@ -223,35 +245,44 @@
         </m:sSub>
       </m:oMath>
       <w:r>
+        <w:rPr>
+          <w:rFonts w:eastAsia="黑体"/>
+        </w:rPr>
         <w:t xml:space="preserve"> </w:t>
       </w:r>
       <w:r>
         <w:rPr>
-          <w:rFonts w:hint="eastAsia"/>
+          <w:rFonts w:hint="eastAsia" w:eastAsia="黑体"/>
         </w:rPr>
         <w:t xml:space="preserve">组成的有源二阶低通滤波器（Sallen-Key</w:t>
       </w:r>
       <w:r>
+        <w:rPr>
+          <w:rFonts w:eastAsia="黑体"/>
+        </w:rPr>
         <w:t xml:space="preserve"> </w:t>
       </w:r>
       <w:r>
         <w:rPr>
-          <w:rFonts w:hint="eastAsia"/>
+          <w:rFonts w:hint="eastAsia" w:eastAsia="黑体"/>
         </w:rPr>
         <w:t xml:space="preserve">结构）。电路共有</w:t>
       </w:r>
       <w:r>
+        <w:rPr>
+          <w:rFonts w:eastAsia="黑体"/>
+        </w:rPr>
         <w:t xml:space="preserve"> 6 </w:t>
       </w:r>
       <w:r>
         <w:rPr>
-          <w:rFonts w:hint="eastAsia"/>
+          <w:rFonts w:hint="eastAsia" w:eastAsia="黑体"/>
         </w:rPr>
         <w:t xml:space="preserve">个关键节点：</w:t>
       </w:r>
       <w:r>
         <w:rPr>
-          <w:rFonts w:hint="eastAsia"/>
+          <w:rFonts w:hint="eastAsia" w:eastAsia="黑体"/>
           <w:b/>
           <w:bCs/>
         </w:rPr>
@@ -259,6 +290,7 @@
       </w:r>
       <w:r>
         <w:rPr>
+          <w:rFonts w:eastAsia="黑体"/>
           <w:b/>
           <w:bCs/>
         </w:rPr>
@@ -266,7 +298,7 @@
       </w:r>
       <w:r>
         <w:rPr>
-          <w:rFonts w:hint="eastAsia"/>
+          <w:rFonts w:hint="eastAsia" w:eastAsia="黑体"/>
           <w:b/>
           <w:bCs/>
         </w:rPr>
@@ -274,11 +306,14 @@
       </w:r>
       <w:r>
         <w:rPr>
-          <w:rFonts w:hint="eastAsia"/>
+          <w:rFonts w:hint="eastAsia" w:eastAsia="黑体"/>
         </w:rPr>
         <w:t xml:space="preserve">（信号源</w:t>
       </w:r>
       <w:r>
+        <w:rPr>
+          <w:rFonts w:eastAsia="黑体"/>
+        </w:rPr>
         <w:t xml:space="preserve"> </w:t>
       </w:r>
       <m:oMath>
@@ -299,15 +334,21 @@
         </m:sSub>
       </m:oMath>
       <w:r>
+        <w:rPr>
+          <w:rFonts w:eastAsia="黑体"/>
+        </w:rPr>
         <w:t xml:space="preserve"> </w:t>
       </w:r>
       <w:r>
         <w:rPr>
-          <w:rFonts w:hint="eastAsia"/>
+          <w:rFonts w:hint="eastAsia" w:eastAsia="黑体"/>
         </w:rPr>
         <w:t xml:space="preserve">正端与</w:t>
       </w:r>
       <w:r>
+        <w:rPr>
+          <w:rFonts w:eastAsia="黑体"/>
+        </w:rPr>
         <w:t xml:space="preserve"> </w:t>
       </w:r>
       <m:oMath>
@@ -325,17 +366,20 @@
         </m:sSub>
       </m:oMath>
       <w:r>
+        <w:rPr>
+          <w:rFonts w:eastAsia="黑体"/>
+        </w:rPr>
         <w:t xml:space="preserve"> </w:t>
       </w:r>
       <w:r>
         <w:rPr>
-          <w:rFonts w:hint="eastAsia"/>
+          <w:rFonts w:hint="eastAsia" w:eastAsia="黑体"/>
         </w:rPr>
         <w:t xml:space="preserve">一端相连）；</w:t>
       </w:r>
       <w:r>
         <w:rPr>
-          <w:rFonts w:hint="eastAsia"/>
+          <w:rFonts w:hint="eastAsia" w:eastAsia="黑体"/>
           <w:b/>
           <w:bCs/>
         </w:rPr>
@@ -343,6 +387,7 @@
       </w:r>
       <w:r>
         <w:rPr>
+          <w:rFonts w:eastAsia="黑体"/>
           <w:b/>
           <w:bCs/>
         </w:rPr>
@@ -350,7 +395,7 @@
       </w:r>
       <w:r>
         <w:rPr>
-          <w:rFonts w:hint="eastAsia"/>
+          <w:rFonts w:hint="eastAsia" w:eastAsia="黑体"/>
           <w:b/>
           <w:bCs/>
         </w:rPr>
@@ -358,6 +403,7 @@
       </w:r>
       <w:r>
         <w:rPr>
+          <w:rFonts w:eastAsia="黑体"/>
           <w:b/>
           <w:bCs/>
         </w:rPr>
@@ -365,7 +411,7 @@
       </w:r>
       <w:r>
         <w:rPr>
-          <w:rFonts w:hint="eastAsia"/>
+          <w:rFonts w:hint="eastAsia" w:eastAsia="黑体"/>
         </w:rPr>
         <w:t xml:space="preserve">（</w:t>
       </w:r>
@@ -384,11 +430,14 @@
         </m:sSub>
       </m:oMath>
       <w:r>
+        <w:rPr>
+          <w:rFonts w:eastAsia="黑体"/>
+        </w:rPr>
         <w:t xml:space="preserve"> </w:t>
       </w:r>
       <w:r>
         <w:rPr>
-          <w:rFonts w:hint="eastAsia"/>
+          <w:rFonts w:hint="eastAsia" w:eastAsia="黑体"/>
         </w:rPr>
         <w:t xml:space="preserve">另一端、</w:t>
       </w:r>
@@ -407,15 +456,21 @@
         </m:sSub>
       </m:oMath>
       <w:r>
+        <w:rPr>
+          <w:rFonts w:eastAsia="黑体"/>
+        </w:rPr>
         <w:t xml:space="preserve"> </w:t>
       </w:r>
       <w:r>
         <w:rPr>
-          <w:rFonts w:hint="eastAsia"/>
+          <w:rFonts w:hint="eastAsia" w:eastAsia="黑体"/>
         </w:rPr>
         <w:t xml:space="preserve">一端与</w:t>
       </w:r>
       <w:r>
+        <w:rPr>
+          <w:rFonts w:eastAsia="黑体"/>
+        </w:rPr>
         <w:t xml:space="preserve"> </w:t>
       </w:r>
       <m:oMath>
@@ -433,17 +488,20 @@
         </m:sSub>
       </m:oMath>
       <w:r>
+        <w:rPr>
+          <w:rFonts w:eastAsia="黑体"/>
+        </w:rPr>
         <w:t xml:space="preserve"> </w:t>
       </w:r>
       <w:r>
         <w:rPr>
-          <w:rFonts w:hint="eastAsia"/>
+          <w:rFonts w:hint="eastAsia" w:eastAsia="黑体"/>
         </w:rPr>
         <w:t xml:space="preserve">一端三者相连）；</w:t>
       </w:r>
       <w:r>
         <w:rPr>
-          <w:rFonts w:hint="eastAsia"/>
+          <w:rFonts w:hint="eastAsia" w:eastAsia="黑体"/>
           <w:b/>
           <w:bCs/>
         </w:rPr>
@@ -451,6 +509,7 @@
       </w:r>
       <w:r>
         <w:rPr>
+          <w:rFonts w:eastAsia="黑体"/>
           <w:b/>
           <w:bCs/>
         </w:rPr>
@@ -458,7 +517,7 @@
       </w:r>
       <w:r>
         <w:rPr>
-          <w:rFonts w:hint="eastAsia"/>
+          <w:rFonts w:hint="eastAsia" w:eastAsia="黑体"/>
           <w:b/>
           <w:bCs/>
         </w:rPr>
@@ -466,7 +525,7 @@
       </w:r>
       <w:r>
         <w:rPr>
-          <w:rFonts w:hint="eastAsia"/>
+          <w:rFonts w:hint="eastAsia" w:eastAsia="黑体"/>
         </w:rPr>
         <w:t xml:space="preserve">（</w:t>
       </w:r>
@@ -485,11 +544,14 @@
         </m:sSub>
       </m:oMath>
       <w:r>
+        <w:rPr>
+          <w:rFonts w:eastAsia="黑体"/>
+        </w:rPr>
         <w:t xml:space="preserve"> </w:t>
       </w:r>
       <w:r>
         <w:rPr>
-          <w:rFonts w:hint="eastAsia"/>
+          <w:rFonts w:hint="eastAsia" w:eastAsia="黑体"/>
         </w:rPr>
         <w:t xml:space="preserve">另一端、</w:t>
       </w:r>
@@ -508,35 +570,44 @@
         </m:sSub>
       </m:oMath>
       <w:r>
+        <w:rPr>
+          <w:rFonts w:eastAsia="黑体"/>
+        </w:rPr>
         <w:t xml:space="preserve"> </w:t>
       </w:r>
       <w:r>
         <w:rPr>
-          <w:rFonts w:hint="eastAsia"/>
+          <w:rFonts w:hint="eastAsia" w:eastAsia="黑体"/>
         </w:rPr>
         <w:t xml:space="preserve">一端与</w:t>
       </w:r>
       <w:r>
+        <w:rPr>
+          <w:rFonts w:eastAsia="黑体"/>
+        </w:rPr>
         <w:t xml:space="preserve"> A1 </w:t>
       </w:r>
       <w:r>
         <w:rPr>
-          <w:rFonts w:hint="eastAsia"/>
+          <w:rFonts w:hint="eastAsia" w:eastAsia="黑体"/>
         </w:rPr>
         <w:t xml:space="preserve">的同相输入端</w:t>
       </w:r>
       <w:r>
+        <w:rPr>
+          <w:rFonts w:eastAsia="黑体"/>
+        </w:rPr>
         <w:t xml:space="preserve"> IN+ </w:t>
       </w:r>
       <w:r>
         <w:rPr>
-          <w:rFonts w:hint="eastAsia"/>
+          <w:rFonts w:hint="eastAsia" w:eastAsia="黑体"/>
         </w:rPr>
         <w:t xml:space="preserve">三者相连）；</w:t>
       </w:r>
       <w:r>
         <w:rPr>
-          <w:rFonts w:hint="eastAsia"/>
+          <w:rFonts w:hint="eastAsia" w:eastAsia="黑体"/>
           <w:b/>
           <w:bCs/>
         </w:rPr>
@@ -544,6 +615,7 @@
       </w:r>
       <w:r>
         <w:rPr>
+          <w:rFonts w:eastAsia="黑体"/>
           <w:b/>
           <w:bCs/>
         </w:rPr>
@@ -551,7 +623,7 @@
       </w:r>
       <w:r>
         <w:rPr>
-          <w:rFonts w:hint="eastAsia"/>
+          <w:rFonts w:hint="eastAsia" w:eastAsia="黑体"/>
           <w:b/>
           <w:bCs/>
         </w:rPr>
@@ -559,20 +631,26 @@
       </w:r>
       <w:r>
         <w:rPr>
-          <w:rFonts w:hint="eastAsia"/>
+          <w:rFonts w:hint="eastAsia" w:eastAsia="黑体"/>
         </w:rPr>
         <w:t xml:space="preserve">（A1</w:t>
       </w:r>
       <w:r>
+        <w:rPr>
+          <w:rFonts w:eastAsia="黑体"/>
+        </w:rPr>
         <w:t xml:space="preserve"> </w:t>
       </w:r>
       <w:r>
         <w:rPr>
-          <w:rFonts w:hint="eastAsia"/>
+          <w:rFonts w:hint="eastAsia" w:eastAsia="黑体"/>
         </w:rPr>
         <w:t xml:space="preserve">的输出端</w:t>
       </w:r>
       <w:r>
+        <w:rPr>
+          <w:rFonts w:eastAsia="黑体"/>
+        </w:rPr>
         <w:t xml:space="preserve"> OUT、</w:t>
       </w:r>
       <m:oMath>
@@ -590,15 +668,21 @@
         </m:sSub>
       </m:oMath>
       <w:r>
+        <w:rPr>
+          <w:rFonts w:eastAsia="黑体"/>
+        </w:rPr>
         <w:t xml:space="preserve"> </w:t>
       </w:r>
       <w:r>
         <w:rPr>
-          <w:rFonts w:hint="eastAsia"/>
+          <w:rFonts w:hint="eastAsia" w:eastAsia="黑体"/>
         </w:rPr>
         <w:t xml:space="preserve">另一端与</w:t>
       </w:r>
       <w:r>
+        <w:rPr>
+          <w:rFonts w:eastAsia="黑体"/>
+        </w:rPr>
         <w:t xml:space="preserve"> </w:t>
       </w:r>
       <m:oMath>
@@ -616,15 +700,21 @@
         </m:sSub>
       </m:oMath>
       <w:r>
+        <w:rPr>
+          <w:rFonts w:eastAsia="黑体"/>
+        </w:rPr>
         <w:t xml:space="preserve"> </w:t>
       </w:r>
       <w:r>
         <w:rPr>
-          <w:rFonts w:hint="eastAsia"/>
+          <w:rFonts w:hint="eastAsia" w:eastAsia="黑体"/>
         </w:rPr>
         <w:t xml:space="preserve">一端相连，作为输出</w:t>
       </w:r>
       <w:r>
+        <w:rPr>
+          <w:rFonts w:eastAsia="黑体"/>
+        </w:rPr>
         <w:t xml:space="preserve"> </w:t>
       </w:r>
       <m:oMath>
@@ -649,13 +739,13 @@
       </m:oMath>
       <w:r>
         <w:rPr>
-          <w:rFonts w:hint="eastAsia"/>
+          <w:rFonts w:hint="eastAsia" w:eastAsia="黑体"/>
         </w:rPr>
         <w:t xml:space="preserve">）；</w:t>
       </w:r>
       <w:r>
         <w:rPr>
-          <w:rFonts w:hint="eastAsia"/>
+          <w:rFonts w:hint="eastAsia" w:eastAsia="黑体"/>
           <w:b/>
           <w:bCs/>
         </w:rPr>
@@ -663,6 +753,7 @@
       </w:r>
       <w:r>
         <w:rPr>
+          <w:rFonts w:eastAsia="黑体"/>
           <w:b/>
           <w:bCs/>
         </w:rPr>
@@ -670,7 +761,7 @@
       </w:r>
       <w:r>
         <w:rPr>
-          <w:rFonts w:hint="eastAsia"/>
+          <w:rFonts w:hint="eastAsia" w:eastAsia="黑体"/>
           <w:b/>
           <w:bCs/>
         </w:rPr>
@@ -678,20 +769,26 @@
       </w:r>
       <w:r>
         <w:rPr>
-          <w:rFonts w:hint="eastAsia"/>
+          <w:rFonts w:hint="eastAsia" w:eastAsia="黑体"/>
         </w:rPr>
         <w:t xml:space="preserve">（A1</w:t>
       </w:r>
       <w:r>
+        <w:rPr>
+          <w:rFonts w:eastAsia="黑体"/>
+        </w:rPr>
         <w:t xml:space="preserve"> </w:t>
       </w:r>
       <w:r>
         <w:rPr>
-          <w:rFonts w:hint="eastAsia"/>
+          <w:rFonts w:hint="eastAsia" w:eastAsia="黑体"/>
         </w:rPr>
         <w:t xml:space="preserve">的反相输入端</w:t>
       </w:r>
       <w:r>
+        <w:rPr>
+          <w:rFonts w:eastAsia="黑体"/>
+        </w:rPr>
         <w:t xml:space="preserve"> IN−、</w:t>
       </w:r>
       <m:oMath>
@@ -709,15 +806,21 @@
         </m:sSub>
       </m:oMath>
       <w:r>
+        <w:rPr>
+          <w:rFonts w:eastAsia="黑体"/>
+        </w:rPr>
         <w:t xml:space="preserve"> </w:t>
       </w:r>
       <w:r>
         <w:rPr>
-          <w:rFonts w:hint="eastAsia"/>
+          <w:rFonts w:hint="eastAsia" w:eastAsia="黑体"/>
         </w:rPr>
         <w:t xml:space="preserve">另一端与</w:t>
       </w:r>
       <w:r>
+        <w:rPr>
+          <w:rFonts w:eastAsia="黑体"/>
+        </w:rPr>
         <w:t xml:space="preserve"> </w:t>
       </w:r>
       <m:oMath>
@@ -735,17 +838,20 @@
         </m:sSub>
       </m:oMath>
       <w:r>
+        <w:rPr>
+          <w:rFonts w:eastAsia="黑体"/>
+        </w:rPr>
         <w:t xml:space="preserve"> </w:t>
       </w:r>
       <w:r>
         <w:rPr>
-          <w:rFonts w:hint="eastAsia"/>
+          <w:rFonts w:hint="eastAsia" w:eastAsia="黑体"/>
         </w:rPr>
         <w:t xml:space="preserve">一端相连）；</w:t>
       </w:r>
       <w:r>
         <w:rPr>
-          <w:rFonts w:hint="eastAsia"/>
+          <w:rFonts w:hint="eastAsia" w:eastAsia="黑体"/>
           <w:b/>
           <w:bCs/>
         </w:rPr>
@@ -753,6 +859,7 @@
       </w:r>
       <w:r>
         <w:rPr>
+          <w:rFonts w:eastAsia="黑体"/>
           <w:b/>
           <w:bCs/>
         </w:rPr>
@@ -760,7 +867,7 @@
       </w:r>
       <w:r>
         <w:rPr>
-          <w:rFonts w:hint="eastAsia"/>
+          <w:rFonts w:hint="eastAsia" w:eastAsia="黑体"/>
           <w:b/>
           <w:bCs/>
         </w:rPr>
@@ -768,6 +875,7 @@
       </w:r>
       <w:r>
         <w:rPr>
+          <w:rFonts w:eastAsia="黑体"/>
           <w:b/>
           <w:bCs/>
         </w:rPr>
@@ -775,7 +883,7 @@
       </w:r>
       <w:r>
         <w:rPr>
-          <w:rFonts w:hint="eastAsia"/>
+          <w:rFonts w:hint="eastAsia" w:eastAsia="黑体"/>
         </w:rPr>
         <w:t xml:space="preserve">（</w:t>
       </w:r>
@@ -794,15 +902,21 @@
         </m:sSub>
       </m:oMath>
       <w:r>
+        <w:rPr>
+          <w:rFonts w:eastAsia="黑体"/>
+        </w:rPr>
         <w:t xml:space="preserve"> </w:t>
       </w:r>
       <w:r>
         <w:rPr>
-          <w:rFonts w:hint="eastAsia"/>
+          <w:rFonts w:hint="eastAsia" w:eastAsia="黑体"/>
         </w:rPr>
         <w:t xml:space="preserve">另一端与</w:t>
       </w:r>
       <w:r>
+        <w:rPr>
+          <w:rFonts w:eastAsia="黑体"/>
+        </w:rPr>
         <w:t xml:space="preserve"> </w:t>
       </w:r>
       <m:oMath>
@@ -820,11 +934,14 @@
         </m:sSub>
       </m:oMath>
       <w:r>
+        <w:rPr>
+          <w:rFonts w:eastAsia="黑体"/>
+        </w:rPr>
         <w:t xml:space="preserve"> </w:t>
       </w:r>
       <w:r>
         <w:rPr>
-          <w:rFonts w:hint="eastAsia"/>
+          <w:rFonts w:hint="eastAsia" w:eastAsia="黑体"/>
         </w:rPr>
         <w:t xml:space="preserve">另一端接地）。</w:t>
       </w:r>
@@ -833,7 +950,7 @@
       <w:pPr/>
       <w:r>
         <w:rPr>
-          <w:rFonts w:hint="eastAsia"/>
+          <w:rFonts w:hint="eastAsia" w:eastAsia="黑体"/>
         </w:rPr>
         <w:t xml:space="preserve">各元件管脚连接：</w:t>
       </w:r>
@@ -852,20 +969,26 @@
         </m:sSub>
       </m:oMath>
       <w:r>
+        <w:rPr>
+          <w:rFonts w:eastAsia="黑体"/>
+        </w:rPr>
         <w:t xml:space="preserve"> </w:t>
       </w:r>
       <w:r>
         <w:rPr>
-          <w:rFonts w:hint="eastAsia"/>
+          <w:rFonts w:hint="eastAsia" w:eastAsia="黑体"/>
         </w:rPr>
         <w:t xml:space="preserve">一端接输入节点、另一端接中间节点</w:t>
       </w:r>
       <w:r>
+        <w:rPr>
+          <w:rFonts w:eastAsia="黑体"/>
+        </w:rPr>
         <w:t xml:space="preserve"> </w:t>
       </w:r>
       <w:r>
         <w:rPr>
-          <w:rFonts w:hint="eastAsia"/>
+          <w:rFonts w:hint="eastAsia" w:eastAsia="黑体"/>
         </w:rPr>
         <w:t xml:space="preserve">A；</w:t>
       </w:r>
@@ -884,20 +1007,26 @@
         </m:sSub>
       </m:oMath>
       <w:r>
+        <w:rPr>
+          <w:rFonts w:eastAsia="黑体"/>
+        </w:rPr>
         <w:t xml:space="preserve"> </w:t>
       </w:r>
       <w:r>
         <w:rPr>
-          <w:rFonts w:hint="eastAsia"/>
+          <w:rFonts w:hint="eastAsia" w:eastAsia="黑体"/>
         </w:rPr>
         <w:t xml:space="preserve">一端接中间节点</w:t>
       </w:r>
       <w:r>
+        <w:rPr>
+          <w:rFonts w:eastAsia="黑体"/>
+        </w:rPr>
         <w:t xml:space="preserve"> </w:t>
       </w:r>
       <w:r>
         <w:rPr>
-          <w:rFonts w:hint="eastAsia"/>
+          <w:rFonts w:hint="eastAsia" w:eastAsia="黑体"/>
         </w:rPr>
         <w:t xml:space="preserve">A、另一端接同相输入端节点；</w:t>
       </w:r>
@@ -916,20 +1045,26 @@
         </m:sSub>
       </m:oMath>
       <w:r>
+        <w:rPr>
+          <w:rFonts w:eastAsia="黑体"/>
+        </w:rPr>
         <w:t xml:space="preserve"> </w:t>
       </w:r>
       <w:r>
         <w:rPr>
-          <w:rFonts w:hint="eastAsia"/>
+          <w:rFonts w:hint="eastAsia" w:eastAsia="黑体"/>
         </w:rPr>
         <w:t xml:space="preserve">一端接中间节点</w:t>
       </w:r>
       <w:r>
+        <w:rPr>
+          <w:rFonts w:eastAsia="黑体"/>
+        </w:rPr>
         <w:t xml:space="preserve"> </w:t>
       </w:r>
       <w:r>
         <w:rPr>
-          <w:rFonts w:hint="eastAsia"/>
+          <w:rFonts w:hint="eastAsia" w:eastAsia="黑体"/>
         </w:rPr>
         <w:t xml:space="preserve">A、另一端接输出节点（跨接反馈）；</w:t>
       </w:r>
@@ -948,20 +1083,26 @@
         </m:sSub>
       </m:oMath>
       <w:r>
+        <w:rPr>
+          <w:rFonts w:eastAsia="黑体"/>
+        </w:rPr>
         <w:t xml:space="preserve"> </w:t>
       </w:r>
       <w:r>
         <w:rPr>
-          <w:rFonts w:hint="eastAsia"/>
+          <w:rFonts w:hint="eastAsia" w:eastAsia="黑体"/>
         </w:rPr>
         <w:t xml:space="preserve">一端接同相输入端节点、另一端接</w:t>
       </w:r>
       <w:r>
+        <w:rPr>
+          <w:rFonts w:eastAsia="黑体"/>
+        </w:rPr>
         <w:t xml:space="preserve"> </w:t>
       </w:r>
       <w:r>
         <w:rPr>
-          <w:rFonts w:hint="eastAsia"/>
+          <w:rFonts w:hint="eastAsia" w:eastAsia="黑体"/>
         </w:rPr>
         <w:t xml:space="preserve">GND；</w:t>
       </w:r>
@@ -980,11 +1121,14 @@
         </m:sSub>
       </m:oMath>
       <w:r>
+        <w:rPr>
+          <w:rFonts w:eastAsia="黑体"/>
+        </w:rPr>
         <w:t xml:space="preserve"> </w:t>
       </w:r>
       <w:r>
         <w:rPr>
-          <w:rFonts w:hint="eastAsia"/>
+          <w:rFonts w:hint="eastAsia" w:eastAsia="黑体"/>
         </w:rPr>
         <w:t xml:space="preserve">一端接输出节点、另一端接反相输入端节点；</w:t>
       </w:r>
@@ -1003,94 +1147,125 @@
         </m:sSub>
       </m:oMath>
       <w:r>
+        <w:rPr>
+          <w:rFonts w:eastAsia="黑体"/>
+        </w:rPr>
         <w:t xml:space="preserve"> </w:t>
       </w:r>
       <w:r>
         <w:rPr>
-          <w:rFonts w:hint="eastAsia"/>
+          <w:rFonts w:hint="eastAsia" w:eastAsia="黑体"/>
         </w:rPr>
         <w:t xml:space="preserve">一端接反相输入端节点、另一端接</w:t>
       </w:r>
       <w:r>
+        <w:rPr>
+          <w:rFonts w:eastAsia="黑体"/>
+        </w:rPr>
         <w:t xml:space="preserve"> </w:t>
       </w:r>
       <w:r>
         <w:rPr>
-          <w:rFonts w:hint="eastAsia"/>
+          <w:rFonts w:hint="eastAsia" w:eastAsia="黑体"/>
         </w:rPr>
         <w:t xml:space="preserve">GND；</w:t>
       </w:r>
       <w:r>
         <w:rPr>
+          <w:rFonts w:eastAsia="黑体"/>
           <w:b/>
           <w:bCs/>
         </w:rPr>
         <w:t xml:space="preserve">A1</w:t>
       </w:r>
       <w:r>
+        <w:rPr>
+          <w:rFonts w:eastAsia="黑体"/>
+        </w:rPr>
         <w:t xml:space="preserve"> </w:t>
       </w:r>
       <w:r>
         <w:rPr>
-          <w:rFonts w:hint="eastAsia"/>
+          <w:rFonts w:hint="eastAsia" w:eastAsia="黑体"/>
         </w:rPr>
         <w:t xml:space="preserve">的</w:t>
       </w:r>
       <w:r>
+        <w:rPr>
+          <w:rFonts w:eastAsia="黑体"/>
+        </w:rPr>
         <w:t xml:space="preserve"> IN+ </w:t>
       </w:r>
       <w:r>
         <w:rPr>
-          <w:rFonts w:hint="eastAsia"/>
+          <w:rFonts w:hint="eastAsia" w:eastAsia="黑体"/>
         </w:rPr>
         <w:t xml:space="preserve">接同相输入端节点、IN−</w:t>
       </w:r>
       <w:r>
+        <w:rPr>
+          <w:rFonts w:eastAsia="黑体"/>
+        </w:rPr>
         <w:t xml:space="preserve"> </w:t>
       </w:r>
       <w:r>
         <w:rPr>
-          <w:rFonts w:hint="eastAsia"/>
+          <w:rFonts w:hint="eastAsia" w:eastAsia="黑体"/>
         </w:rPr>
         <w:t xml:space="preserve">接反相输入端节点、OUT</w:t>
       </w:r>
       <w:r>
+        <w:rPr>
+          <w:rFonts w:eastAsia="黑体"/>
+        </w:rPr>
         <w:t xml:space="preserve"> </w:t>
       </w:r>
       <w:r>
         <w:rPr>
-          <w:rFonts w:hint="eastAsia"/>
+          <w:rFonts w:hint="eastAsia" w:eastAsia="黑体"/>
         </w:rPr>
         <w:t xml:space="preserve">接输出节点、正电源脚</w:t>
       </w:r>
       <w:r>
+        <w:rPr>
+          <w:rFonts w:eastAsia="黑体"/>
+        </w:rPr>
         <w:t xml:space="preserve"> V+ </w:t>
       </w:r>
       <w:r>
         <w:rPr>
-          <w:rFonts w:hint="eastAsia"/>
+          <w:rFonts w:hint="eastAsia" w:eastAsia="黑体"/>
         </w:rPr>
         <w:t xml:space="preserve">接</w:t>
       </w:r>
       <w:r>
+        <w:rPr>
+          <w:rFonts w:eastAsia="黑体"/>
+        </w:rPr>
         <w:t xml:space="preserve"> </w:t>
       </w:r>
       <w:r>
         <w:rPr>
-          <w:rFonts w:hint="eastAsia"/>
+          <w:rFonts w:hint="eastAsia" w:eastAsia="黑体"/>
         </w:rPr>
         <w:t xml:space="preserve">+VCC、负电源脚</w:t>
       </w:r>
       <w:r>
+        <w:rPr>
+          <w:rFonts w:eastAsia="黑体"/>
+        </w:rPr>
         <w:t xml:space="preserve"> V− </w:t>
       </w:r>
       <w:r>
         <w:rPr>
-          <w:rFonts w:hint="eastAsia"/>
+          <w:rFonts w:hint="eastAsia" w:eastAsia="黑体"/>
         </w:rPr>
         <w:t xml:space="preserve">接</w:t>
       </w:r>
       <w:r>
+        <w:rPr>
+          <w:rFonts w:eastAsia="黑体"/>
+        </w:rPr>
         <w:t xml:space="preserve"> −VEE。</w:t>
       </w:r>
     </w:p>
@@ -1098,7 +1273,7 @@
       <w:pPr/>
       <w:r>
         <w:rPr>
-          <w:rFonts w:hint="eastAsia"/>
+          <w:rFonts w:hint="eastAsia" w:eastAsia="黑体"/>
         </w:rPr>
         <w:t xml:space="preserve">由此构成”</w:t>
       </w:r>
@@ -1117,15 +1292,21 @@
         </m:sSub>
       </m:oMath>
       <w:r>
+        <w:rPr>
+          <w:rFonts w:eastAsia="黑体"/>
+        </w:rPr>
         <w:t xml:space="preserve"> </w:t>
       </w:r>
       <w:r>
         <w:rPr>
-          <w:rFonts w:hint="eastAsia"/>
+          <w:rFonts w:hint="eastAsia" w:eastAsia="黑体"/>
         </w:rPr>
         <w:t xml:space="preserve">跨接输出与节点</w:t>
       </w:r>
       <w:r>
+        <w:rPr>
+          <w:rFonts w:eastAsia="黑体"/>
+        </w:rPr>
         <w:t xml:space="preserve"> A、</w:t>
       </w:r>
       <m:oMath>
@@ -1143,6 +1324,9 @@
         </m:sSub>
       </m:oMath>
       <w:r>
+        <w:rPr>
+          <w:rFonts w:eastAsia="黑体"/>
+        </w:rPr>
         <w:t xml:space="preserve">–</w:t>
       </w:r>
       <m:oMath>
@@ -1160,11 +1344,14 @@
         </m:sSub>
       </m:oMath>
       <w:r>
+        <w:rPr>
+          <w:rFonts w:eastAsia="黑体"/>
+        </w:rPr>
         <w:t xml:space="preserve"> </w:t>
       </w:r>
       <w:r>
         <w:rPr>
-          <w:rFonts w:hint="eastAsia"/>
+          <w:rFonts w:hint="eastAsia" w:eastAsia="黑体"/>
         </w:rPr>
         <w:t xml:space="preserve">接同相端到地、</w:t>
       </w:r>
@@ -1201,15 +1388,21 @@
         </m:sSub>
       </m:oMath>
       <w:r>
+        <w:rPr>
+          <w:rFonts w:eastAsia="黑体"/>
+        </w:rPr>
         <w:t xml:space="preserve"> </w:t>
       </w:r>
       <w:r>
         <w:rPr>
-          <w:rFonts w:hint="eastAsia"/>
+          <w:rFonts w:hint="eastAsia" w:eastAsia="黑体"/>
         </w:rPr>
         <w:t xml:space="preserve">设定增益</w:t>
       </w:r>
       <w:r>
+        <w:rPr>
+          <w:rFonts w:eastAsia="黑体"/>
+        </w:rPr>
         <w:t xml:space="preserve"> </w:t>
       </w:r>
       <m:oMath>
@@ -1264,20 +1457,26 @@
       </m:oMath>
       <w:r>
         <w:rPr>
-          <w:rFonts w:hint="eastAsia"/>
+          <w:rFonts w:hint="eastAsia" w:eastAsia="黑体"/>
         </w:rPr>
         <w:t xml:space="preserve">“的</w:t>
       </w:r>
       <w:r>
+        <w:rPr>
+          <w:rFonts w:eastAsia="黑体"/>
+        </w:rPr>
         <w:t xml:space="preserve"> Sallen-Key </w:t>
       </w:r>
       <w:r>
         <w:rPr>
-          <w:rFonts w:hint="eastAsia"/>
+          <w:rFonts w:hint="eastAsia" w:eastAsia="黑体"/>
         </w:rPr>
         <w:t xml:space="preserve">二阶有源低通组态，具有两个极点、阻带以</w:t>
       </w:r>
       <w:r>
+        <w:rPr>
+          <w:rFonts w:eastAsia="黑体"/>
+        </w:rPr>
         <w:t xml:space="preserve"> </w:t>
       </w:r>
       <m:oMath>
@@ -1292,15 +1491,21 @@
         </m:r>
       </m:oMath>
       <w:r>
+        <w:rPr>
+          <w:rFonts w:eastAsia="黑体"/>
+        </w:rPr>
         <w:t xml:space="preserve"> </w:t>
       </w:r>
       <w:r>
         <w:rPr>
-          <w:rFonts w:hint="eastAsia"/>
+          <w:rFonts w:hint="eastAsia" w:eastAsia="黑体"/>
         </w:rPr>
         <w:t xml:space="preserve">dB/十倍频下降，品质因数</w:t>
       </w:r>
       <w:r>
+        <w:rPr>
+          <w:rFonts w:eastAsia="黑体"/>
+        </w:rPr>
         <w:t xml:space="preserve"> </w:t>
       </w:r>
       <m:oMath>
@@ -1349,16 +1554,19 @@
       </m:oMath>
       <w:r>
         <w:rPr>
-          <w:rFonts w:hint="eastAsia"/>
+          <w:rFonts w:hint="eastAsia" w:eastAsia="黑体"/>
         </w:rPr>
         <w:t xml:space="preserve">；若将阻容网络改接为反相端的多重反馈网络即为</w:t>
       </w:r>
       <w:r>
+        <w:rPr>
+          <w:rFonts w:eastAsia="黑体"/>
+        </w:rPr>
         <w:t xml:space="preserve"> MFB </w:t>
       </w:r>
       <w:r>
         <w:rPr>
-          <w:rFonts w:hint="eastAsia"/>
+          <w:rFonts w:hint="eastAsia" w:eastAsia="黑体"/>
         </w:rPr>
         <w:t xml:space="preserve">结构。</w:t>
       </w:r>
@@ -1371,7 +1579,7 @@
       </w:pPr>
       <w:r>
         <w:rPr>
-          <w:rFonts w:hint="eastAsia"/>
+          <w:rFonts w:hint="eastAsia" w:eastAsia="黑体"/>
         </w:rPr>
         <w:t xml:space="preserve">工作原理</w:t>
       </w:r>
@@ -1382,43 +1590,55 @@
       </w:pPr>
       <w:r>
         <w:rPr>
-          <w:rFonts w:hint="eastAsia"/>
+          <w:rFonts w:hint="eastAsia" w:eastAsia="黑体"/>
         </w:rPr>
         <w:t xml:space="preserve">两级</w:t>
       </w:r>
       <w:r>
+        <w:rPr>
+          <w:rFonts w:eastAsia="黑体"/>
+        </w:rPr>
         <w:t xml:space="preserve"> RC </w:t>
       </w:r>
       <w:r>
         <w:rPr>
-          <w:rFonts w:hint="eastAsia"/>
+          <w:rFonts w:hint="eastAsia" w:eastAsia="黑体"/>
         </w:rPr>
         <w:t xml:space="preserve">网络使信号随频率升高产生更大衰减与相移，运放在通带内提供增益、在阻带内使输出快速跌落，形成二极点响应的低通特性。Sallen-Key</w:t>
       </w:r>
       <w:r>
+        <w:rPr>
+          <w:rFonts w:eastAsia="黑体"/>
+        </w:rPr>
         <w:t xml:space="preserve"> </w:t>
       </w:r>
       <w:r>
         <w:rPr>
-          <w:rFonts w:hint="eastAsia"/>
+          <w:rFonts w:hint="eastAsia" w:eastAsia="黑体"/>
         </w:rPr>
         <w:t xml:space="preserve">用正反馈提升</w:t>
       </w:r>
       <w:r>
+        <w:rPr>
+          <w:rFonts w:eastAsia="黑体"/>
+        </w:rPr>
         <w:t xml:space="preserve"> Q </w:t>
       </w:r>
       <w:r>
         <w:rPr>
-          <w:rFonts w:hint="eastAsia"/>
+          <w:rFonts w:hint="eastAsia" w:eastAsia="黑体"/>
         </w:rPr>
         <w:t xml:space="preserve">值，MFB</w:t>
       </w:r>
       <w:r>
+        <w:rPr>
+          <w:rFonts w:eastAsia="黑体"/>
+        </w:rPr>
         <w:t xml:space="preserve"> </w:t>
       </w:r>
       <w:r>
         <w:rPr>
-          <w:rFonts w:hint="eastAsia"/>
+          <w:rFonts w:hint="eastAsia" w:eastAsia="黑体"/>
         </w:rPr>
         <w:t xml:space="preserve">用负反馈网络实现。</w:t>
       </w:r>
@@ -1431,7 +1651,7 @@
       </w:pPr>
       <w:r>
         <w:rPr>
-          <w:rFonts w:hint="eastAsia"/>
+          <w:rFonts w:hint="eastAsia" w:eastAsia="黑体"/>
         </w:rPr>
         <w:t xml:space="preserve">关键计算公式</w:t>
       </w:r>
@@ -1442,11 +1662,14 @@
         <w:pStyle w:val="Heading3"/>
       </w:pPr>
       <w:r>
+        <w:rPr>
+          <w:rFonts w:eastAsia="黑体"/>
+        </w:rPr>
         <w:t xml:space="preserve">Sallen-Key </w:t>
       </w:r>
       <w:r>
         <w:rPr>
-          <w:rFonts w:hint="eastAsia"/>
+          <w:rFonts w:hint="eastAsia" w:eastAsia="黑体"/>
         </w:rPr>
         <w:t xml:space="preserve">结构</w:t>
       </w:r>
@@ -1460,7 +1683,7 @@
       </w:pPr>
       <w:r>
         <w:rPr>
-          <w:rFonts w:hint="eastAsia"/>
+          <w:rFonts w:hint="eastAsia" w:eastAsia="黑体"/>
         </w:rPr>
         <w:t xml:space="preserve">截止频率：</w:t>
       </w:r>
@@ -1579,11 +1802,14 @@
       </w:pPr>
       <w:r>
         <w:rPr>
-          <w:rFonts w:hint="eastAsia"/>
+          <w:rFonts w:hint="eastAsia" w:eastAsia="黑体"/>
         </w:rPr>
         <w:t xml:space="preserve">品质因数（取</w:t>
       </w:r>
       <w:r>
+        <w:rPr>
+          <w:rFonts w:eastAsia="黑体"/>
+        </w:rPr>
         <w:t xml:space="preserve"> </w:t>
       </w:r>
       <m:oMath>
@@ -1629,7 +1855,7 @@
       </m:oMath>
       <w:r>
         <w:rPr>
-          <w:rFonts w:hint="eastAsia"/>
+          <w:rFonts w:hint="eastAsia" w:eastAsia="黑体"/>
         </w:rPr>
         <w:t xml:space="preserve">）：</w:t>
       </w:r>
@@ -1829,7 +2055,7 @@
       </w:pPr>
       <w:r>
         <w:rPr>
-          <w:rFonts w:hint="eastAsia"/>
+          <w:rFonts w:hint="eastAsia" w:eastAsia="黑体"/>
         </w:rPr>
         <w:t xml:space="preserve">传递函数：</w:t>
       </w:r>
@@ -1975,11 +2201,14 @@
         <w:pStyle w:val="Heading3"/>
       </w:pPr>
       <w:r>
+        <w:rPr>
+          <w:rFonts w:eastAsia="黑体"/>
+        </w:rPr>
         <w:t xml:space="preserve">MFB </w:t>
       </w:r>
       <w:r>
         <w:rPr>
-          <w:rFonts w:hint="eastAsia"/>
+          <w:rFonts w:hint="eastAsia" w:eastAsia="黑体"/>
         </w:rPr>
         <w:t xml:space="preserve">结构（传递函数形式）</w:t>
       </w:r>
@@ -1994,7 +2223,7 @@
       </w:pPr>
       <w:r>
         <w:rPr>
-          <w:rFonts w:hint="eastAsia"/>
+          <w:rFonts w:hint="eastAsia" w:eastAsia="黑体"/>
         </w:rPr>
         <w:t xml:space="preserve">低通传递函数：</w:t>
       </w:r>
@@ -2357,7 +2586,7 @@
             </w:pPr>
             <w:r>
               <w:rPr>
-                <w:rFonts w:hint="eastAsia"/>
+                <w:rFonts w:hint="eastAsia" w:eastAsia="黑体"/>
               </w:rPr>
               <w:t xml:space="preserve">符号</w:t>
             </w:r>
@@ -2371,7 +2600,7 @@
             </w:pPr>
             <w:r>
               <w:rPr>
-                <w:rFonts w:hint="eastAsia"/>
+                <w:rFonts w:hint="eastAsia" w:eastAsia="黑体"/>
               </w:rPr>
               <w:t xml:space="preserve">含义</w:t>
             </w:r>
@@ -2385,7 +2614,7 @@
             </w:pPr>
             <w:r>
               <w:rPr>
-                <w:rFonts w:hint="eastAsia"/>
+                <w:rFonts w:hint="eastAsia" w:eastAsia="黑体"/>
               </w:rPr>
               <w:t xml:space="preserve">单位</w:t>
             </w:r>
@@ -2450,6 +2679,9 @@
               </m:sSub>
             </m:oMath>
             <w:r>
+              <w:rPr>
+                <w:rFonts w:eastAsia="黑体"/>
+              </w:rPr>
               <w:t xml:space="preserve">​</w:t>
             </w:r>
           </w:p>
@@ -2462,7 +2694,7 @@
             </w:pPr>
             <w:r>
               <w:rPr>
-                <w:rFonts w:hint="eastAsia"/>
+                <w:rFonts w:hint="eastAsia" w:eastAsia="黑体"/>
               </w:rPr>
               <w:t xml:space="preserve">阻容网络电阻</w:t>
             </w:r>
@@ -2475,6 +2707,9 @@
               <w:pStyle w:val="Compact"/>
             </w:pPr>
             <w:r>
+              <w:rPr>
+                <w:rFonts w:eastAsia="黑体"/>
+              </w:rPr>
               <w:t xml:space="preserve">Ω</w:t>
             </w:r>
           </w:p>
@@ -2520,6 +2755,9 @@
               </m:sSub>
             </m:oMath>
             <w:r>
+              <w:rPr>
+                <w:rFonts w:eastAsia="黑体"/>
+              </w:rPr>
               <w:t xml:space="preserve">​</w:t>
             </w:r>
           </w:p>
@@ -2532,7 +2770,7 @@
             </w:pPr>
             <w:r>
               <w:rPr>
-                <w:rFonts w:hint="eastAsia"/>
+                <w:rFonts w:hint="eastAsia" w:eastAsia="黑体"/>
               </w:rPr>
               <w:t xml:space="preserve">阻容网络电容</w:t>
             </w:r>
@@ -2545,6 +2783,9 @@
               <w:pStyle w:val="Compact"/>
             </w:pPr>
             <w:r>
+              <w:rPr>
+                <w:rFonts w:eastAsia="黑体"/>
+              </w:rPr>
               <w:t xml:space="preserve">F</w:t>
             </w:r>
           </w:p>
@@ -2590,6 +2831,9 @@
               </m:sSub>
             </m:oMath>
             <w:r>
+              <w:rPr>
+                <w:rFonts w:eastAsia="黑体"/>
+              </w:rPr>
               <w:t xml:space="preserve">​</w:t>
             </w:r>
           </w:p>
@@ -2602,7 +2846,7 @@
             </w:pPr>
             <w:r>
               <w:rPr>
-                <w:rFonts w:hint="eastAsia"/>
+                <w:rFonts w:hint="eastAsia" w:eastAsia="黑体"/>
               </w:rPr>
               <w:t xml:space="preserve">增益设定电阻</w:t>
             </w:r>
@@ -2615,6 +2859,9 @@
               <w:pStyle w:val="Compact"/>
             </w:pPr>
             <w:r>
+              <w:rPr>
+                <w:rFonts w:eastAsia="黑体"/>
+              </w:rPr>
               <w:t xml:space="preserve">Ω</w:t>
             </w:r>
           </w:p>
@@ -2633,6 +2880,9 @@
               </m:r>
             </m:oMath>
             <w:r>
+              <w:rPr>
+                <w:rFonts w:eastAsia="黑体"/>
+              </w:rPr>
               <w:t xml:space="preserve">​</w:t>
             </w:r>
           </w:p>
@@ -2645,7 +2895,7 @@
             </w:pPr>
             <w:r>
               <w:rPr>
-                <w:rFonts w:hint="eastAsia"/>
+                <w:rFonts w:hint="eastAsia" w:eastAsia="黑体"/>
               </w:rPr>
               <w:t xml:space="preserve">直流增益</w:t>
             </w:r>
@@ -2659,7 +2909,7 @@
             </w:pPr>
             <w:r>
               <w:rPr>
-                <w:rFonts w:hint="eastAsia"/>
+                <w:rFonts w:hint="eastAsia" w:eastAsia="黑体"/>
               </w:rPr>
               <w:t xml:space="preserve">无量纲</w:t>
             </w:r>
@@ -2679,6 +2929,9 @@
               </m:r>
             </m:oMath>
             <w:r>
+              <w:rPr>
+                <w:rFonts w:eastAsia="黑体"/>
+              </w:rPr>
               <w:t xml:space="preserve">​</w:t>
             </w:r>
           </w:p>
@@ -2691,7 +2944,7 @@
             </w:pPr>
             <w:r>
               <w:rPr>
-                <w:rFonts w:hint="eastAsia"/>
+                <w:rFonts w:hint="eastAsia" w:eastAsia="黑体"/>
               </w:rPr>
               <w:t xml:space="preserve">品质因数</w:t>
             </w:r>
@@ -2705,7 +2958,7 @@
             </w:pPr>
             <w:r>
               <w:rPr>
-                <w:rFonts w:hint="eastAsia"/>
+                <w:rFonts w:hint="eastAsia" w:eastAsia="黑体"/>
               </w:rPr>
               <w:t xml:space="preserve">无量纲</w:t>
             </w:r>
@@ -2734,6 +2987,9 @@
               </m:sSub>
             </m:oMath>
             <w:r>
+              <w:rPr>
+                <w:rFonts w:eastAsia="黑体"/>
+              </w:rPr>
               <w:t xml:space="preserve">​</w:t>
             </w:r>
           </w:p>
@@ -2746,7 +3002,7 @@
             </w:pPr>
             <w:r>
               <w:rPr>
-                <w:rFonts w:hint="eastAsia"/>
+                <w:rFonts w:hint="eastAsia" w:eastAsia="黑体"/>
               </w:rPr>
               <w:t xml:space="preserve">截止频率</w:t>
             </w:r>
@@ -2759,6 +3015,9 @@
               <w:pStyle w:val="Compact"/>
             </w:pPr>
             <w:r>
+              <w:rPr>
+                <w:rFonts w:eastAsia="黑体"/>
+              </w:rPr>
               <w:t xml:space="preserve">Hz</w:t>
             </w:r>
           </w:p>
@@ -2786,6 +3045,9 @@
               </m:sSub>
             </m:oMath>
             <w:r>
+              <w:rPr>
+                <w:rFonts w:eastAsia="黑体"/>
+              </w:rPr>
               <w:t xml:space="preserve">​</w:t>
             </w:r>
           </w:p>
@@ -2798,7 +3060,7 @@
             </w:pPr>
             <w:r>
               <w:rPr>
-                <w:rFonts w:hint="eastAsia"/>
+                <w:rFonts w:hint="eastAsia" w:eastAsia="黑体"/>
               </w:rPr>
               <w:t xml:space="preserve">截止角频率（</w:t>
             </w:r>
@@ -2842,7 +3104,7 @@
             </m:oMath>
             <w:r>
               <w:rPr>
-                <w:rFonts w:hint="eastAsia"/>
+                <w:rFonts w:hint="eastAsia" w:eastAsia="黑体"/>
               </w:rPr>
               <w:t xml:space="preserve">）</w:t>
             </w:r>
@@ -2855,6 +3117,9 @@
               <w:pStyle w:val="Compact"/>
             </w:pPr>
             <w:r>
+              <w:rPr>
+                <w:rFonts w:eastAsia="黑体"/>
+              </w:rPr>
               <w:t xml:space="preserve">rad/s</w:t>
             </w:r>
           </w:p>
@@ -2870,7 +3135,7 @@
       </w:pPr>
       <w:r>
         <w:rPr>
-          <w:rFonts w:hint="eastAsia"/>
+          <w:rFonts w:hint="eastAsia" w:eastAsia="黑体"/>
         </w:rPr>
         <w:t xml:space="preserve">元件调整影响</w:t>
       </w:r>
@@ -2885,6 +3150,7 @@
       </w:pPr>
       <w:r>
         <w:rPr>
+          <w:rFonts w:eastAsia="黑体"/>
           <w:b/>
           <w:bCs/>
         </w:rPr>
@@ -2892,19 +3158,28 @@
       </w:r>
       <w:r>
         <w:rPr>
-          <w:rFonts w:hint="eastAsia"/>
+          <w:rFonts w:hint="eastAsia" w:eastAsia="黑体"/>
           <w:b/>
           <w:bCs/>
         </w:rPr>
         <w:t xml:space="preserve">增大</w:t>
       </w:r>
       <w:r>
+        <w:rPr>
+          <w:rFonts w:eastAsia="黑体"/>
+        </w:rPr>
         <w:t xml:space="preserve"> </w:t>
       </w:r>
       <w:r>
+        <w:rPr>
+          <w:rFonts w:eastAsia="黑体"/>
+        </w:rPr>
         <w:t xml:space="preserve">→</w:t>
       </w:r>
       <w:r>
+        <w:rPr>
+          <w:rFonts w:eastAsia="黑体"/>
+        </w:rPr>
         <w:t xml:space="preserve"> </w:t>
       </w:r>
       <m:oMath>
@@ -2922,11 +3197,14 @@
         </m:sSub>
       </m:oMath>
       <w:r>
+        <w:rPr>
+          <w:rFonts w:eastAsia="黑体"/>
+        </w:rPr>
         <w:t xml:space="preserve"> </w:t>
       </w:r>
       <w:r>
         <w:rPr>
-          <w:rFonts w:hint="eastAsia"/>
+          <w:rFonts w:hint="eastAsia" w:eastAsia="黑体"/>
         </w:rPr>
         <w:t xml:space="preserve">下降，通带变窄。</w:t>
       </w:r>
@@ -2946,19 +3224,28 @@
       </m:oMath>
       <w:r>
         <w:rPr>
-          <w:rFonts w:hint="eastAsia"/>
+          <w:rFonts w:hint="eastAsia" w:eastAsia="黑体"/>
           <w:b/>
           <w:bCs/>
         </w:rPr>
         <w:t xml:space="preserve">（增益）增大</w:t>
       </w:r>
       <w:r>
+        <w:rPr>
+          <w:rFonts w:eastAsia="黑体"/>
+        </w:rPr>
         <w:t xml:space="preserve"> </w:t>
       </w:r>
       <w:r>
+        <w:rPr>
+          <w:rFonts w:eastAsia="黑体"/>
+        </w:rPr>
         <w:t xml:space="preserve">→</w:t>
       </w:r>
       <w:r>
+        <w:rPr>
+          <w:rFonts w:eastAsia="黑体"/>
+        </w:rPr>
         <w:t xml:space="preserve"> </w:t>
       </w:r>
       <m:oMath>
@@ -2967,11 +3254,14 @@
         </m:r>
       </m:oMath>
       <w:r>
+        <w:rPr>
+          <w:rFonts w:eastAsia="黑体"/>
+        </w:rPr>
         <w:t xml:space="preserve"> </w:t>
       </w:r>
       <w:r>
         <w:rPr>
-          <w:rFonts w:hint="eastAsia"/>
+          <w:rFonts w:hint="eastAsia" w:eastAsia="黑体"/>
         </w:rPr>
         <w:t xml:space="preserve">升高，</w:t>
       </w:r>
@@ -2990,11 +3280,14 @@
         </m:sSub>
       </m:oMath>
       <w:r>
+        <w:rPr>
+          <w:rFonts w:eastAsia="黑体"/>
+        </w:rPr>
         <w:t xml:space="preserve"> </w:t>
       </w:r>
       <w:r>
         <w:rPr>
-          <w:rFonts w:hint="eastAsia"/>
+          <w:rFonts w:hint="eastAsia" w:eastAsia="黑体"/>
         </w:rPr>
         <w:t xml:space="preserve">附近出现峰值甚至振荡。</w:t>
       </w:r>
@@ -3041,6 +3334,7 @@
       </m:oMath>
       <w:r>
         <w:rPr>
+          <w:rFonts w:eastAsia="黑体"/>
           <w:b/>
           <w:bCs/>
         </w:rPr>
@@ -3048,30 +3342,39 @@
       </w:r>
       <w:r>
         <w:rPr>
-          <w:rFonts w:hint="eastAsia"/>
+          <w:rFonts w:hint="eastAsia" w:eastAsia="黑体"/>
           <w:b/>
           <w:bCs/>
         </w:rPr>
         <w:t xml:space="preserve">增大</w:t>
       </w:r>
       <w:r>
+        <w:rPr>
+          <w:rFonts w:eastAsia="黑体"/>
+        </w:rPr>
         <w:t xml:space="preserve"> </w:t>
       </w:r>
       <w:r>
+        <w:rPr>
+          <w:rFonts w:eastAsia="黑体"/>
+        </w:rPr>
         <w:t xml:space="preserve">→ </w:t>
       </w:r>
       <w:r>
         <w:rPr>
-          <w:rFonts w:hint="eastAsia"/>
+          <w:rFonts w:hint="eastAsia" w:eastAsia="黑体"/>
         </w:rPr>
         <w:t xml:space="preserve">增益升高同时</w:t>
       </w:r>
       <w:r>
+        <w:rPr>
+          <w:rFonts w:eastAsia="黑体"/>
+        </w:rPr>
         <w:t xml:space="preserve"> Q </w:t>
       </w:r>
       <w:r>
         <w:rPr>
-          <w:rFonts w:hint="eastAsia"/>
+          <w:rFonts w:hint="eastAsia" w:eastAsia="黑体"/>
         </w:rPr>
         <w:t xml:space="preserve">升高，可能过冲。</w:t>
       </w:r>
@@ -3086,7 +3389,7 @@
       </w:pPr>
       <w:r>
         <w:rPr>
-          <w:rFonts w:hint="eastAsia"/>
+          <w:rFonts w:hint="eastAsia" w:eastAsia="黑体"/>
           <w:b/>
           <w:bCs/>
         </w:rPr>
@@ -3094,6 +3397,7 @@
       </w:r>
       <w:r>
         <w:rPr>
+          <w:rFonts w:eastAsia="黑体"/>
           <w:b/>
           <w:bCs/>
         </w:rPr>
@@ -3101,25 +3405,34 @@
       </w:r>
       <w:r>
         <w:rPr>
-          <w:rFonts w:hint="eastAsia"/>
+          <w:rFonts w:hint="eastAsia" w:eastAsia="黑体"/>
           <w:b/>
           <w:bCs/>
         </w:rPr>
         <w:t xml:space="preserve">的容差）增大</w:t>
       </w:r>
       <w:r>
+        <w:rPr>
+          <w:rFonts w:eastAsia="黑体"/>
+        </w:rPr>
         <w:t xml:space="preserve"> </w:t>
       </w:r>
       <w:r>
+        <w:rPr>
+          <w:rFonts w:eastAsia="黑体"/>
+        </w:rPr>
         <w:t xml:space="preserve">→ </w:t>
       </w:r>
       <w:r>
         <w:rPr>
-          <w:rFonts w:hint="eastAsia"/>
+          <w:rFonts w:hint="eastAsia" w:eastAsia="黑体"/>
         </w:rPr>
         <w:t xml:space="preserve">实际</w:t>
       </w:r>
       <w:r>
+        <w:rPr>
+          <w:rFonts w:eastAsia="黑体"/>
+        </w:rPr>
         <w:t xml:space="preserve"> </w:t>
       </w:r>
       <m:oMath>
@@ -3137,15 +3450,21 @@
         </m:sSub>
       </m:oMath>
       <w:r>
+        <w:rPr>
+          <w:rFonts w:eastAsia="黑体"/>
+        </w:rPr>
         <w:t xml:space="preserve"> </w:t>
       </w:r>
       <w:r>
         <w:rPr>
-          <w:rFonts w:hint="eastAsia"/>
+          <w:rFonts w:hint="eastAsia" w:eastAsia="黑体"/>
         </w:rPr>
         <w:t xml:space="preserve">与</w:t>
       </w:r>
       <w:r>
+        <w:rPr>
+          <w:rFonts w:eastAsia="黑体"/>
+        </w:rPr>
         <w:t xml:space="preserve"> </w:t>
       </w:r>
       <m:oMath>
@@ -3154,11 +3473,14 @@
         </m:r>
       </m:oMath>
       <w:r>
+        <w:rPr>
+          <w:rFonts w:eastAsia="黑体"/>
+        </w:rPr>
         <w:t xml:space="preserve"> </w:t>
       </w:r>
       <w:r>
         <w:rPr>
-          <w:rFonts w:hint="eastAsia"/>
+          <w:rFonts w:hint="eastAsia" w:eastAsia="黑体"/>
         </w:rPr>
         <w:t xml:space="preserve">偏离设计值。</w:t>
       </w:r>
@@ -3171,7 +3493,7 @@
       </w:pPr>
       <w:r>
         <w:rPr>
-          <w:rFonts w:hint="eastAsia"/>
+          <w:rFonts w:hint="eastAsia" w:eastAsia="黑体"/>
         </w:rPr>
         <w:t xml:space="preserve">典型参数示例</w:t>
       </w:r>
@@ -3185,15 +3507,21 @@
         </w:numPr>
       </w:pPr>
       <w:r>
+        <w:rPr>
+          <w:rFonts w:eastAsia="黑体"/>
+        </w:rPr>
         <w:t xml:space="preserve">Sallen-Key </w:t>
       </w:r>
       <w:r>
         <w:rPr>
-          <w:rFonts w:hint="eastAsia"/>
+          <w:rFonts w:hint="eastAsia" w:eastAsia="黑体"/>
         </w:rPr>
         <w:t xml:space="preserve">取</w:t>
       </w:r>
       <w:r>
+        <w:rPr>
+          <w:rFonts w:eastAsia="黑体"/>
+        </w:rPr>
         <w:t xml:space="preserve"> </w:t>
       </w:r>
       <m:oMath>
@@ -3248,6 +3576,9 @@
         </m:r>
       </m:oMath>
       <w:r>
+        <w:rPr>
+          <w:rFonts w:eastAsia="黑体"/>
+        </w:rPr>
         <w:t xml:space="preserve">、</w:t>
       </w:r>
       <m:oMath>
@@ -3303,7 +3634,7 @@
       </m:oMath>
       <w:r>
         <w:rPr>
-          <w:rFonts w:hint="eastAsia"/>
+          <w:rFonts w:hint="eastAsia" w:eastAsia="黑体"/>
         </w:rPr>
         <w:t xml:space="preserve">：</w:t>
       </w:r>
@@ -3408,7 +3739,7 @@
       </m:oMath>
       <w:r>
         <w:rPr>
-          <w:rFonts w:hint="eastAsia"/>
+          <w:rFonts w:hint="eastAsia" w:eastAsia="黑体"/>
         </w:rPr>
         <w:t xml:space="preserve">，</w:t>
       </w:r>
@@ -3449,7 +3780,7 @@
       </m:oMath>
       <w:r>
         <w:rPr>
-          <w:rFonts w:hint="eastAsia"/>
+          <w:rFonts w:hint="eastAsia" w:eastAsia="黑体"/>
         </w:rPr>
         <w:t xml:space="preserve">，</w:t>
       </w:r>
@@ -3468,15 +3799,21 @@
         </m:r>
       </m:oMath>
       <w:r>
+        <w:rPr>
+          <w:rFonts w:eastAsia="黑体"/>
+        </w:rPr>
         <w:t xml:space="preserve"> </w:t>
       </w:r>
       <w:r>
         <w:rPr>
-          <w:rFonts w:hint="eastAsia"/>
+          <w:rFonts w:hint="eastAsia" w:eastAsia="黑体"/>
         </w:rPr>
         <w:t xml:space="preserve">时</w:t>
       </w:r>
       <w:r>
+        <w:rPr>
+          <w:rFonts w:eastAsia="黑体"/>
+        </w:rPr>
         <w:t xml:space="preserve"> </w:t>
       </w:r>
       <m:oMath>
@@ -3494,6 +3831,9 @@
         </m:r>
       </m:oMath>
       <w:r>
+        <w:rPr>
+          <w:rFonts w:eastAsia="黑体"/>
+        </w:rPr>
         <w:t xml:space="preserve">。</w:t>
       </w:r>
     </w:p>
@@ -3506,11 +3846,14 @@
         </w:numPr>
       </w:pPr>
       <w:r>
+        <w:rPr>
+          <w:rFonts w:eastAsia="黑体"/>
+        </w:rPr>
         <w:t xml:space="preserve">Butterworth </w:t>
       </w:r>
       <w:r>
         <w:rPr>
-          <w:rFonts w:hint="eastAsia"/>
+          <w:rFonts w:hint="eastAsia" w:eastAsia="黑体"/>
         </w:rPr>
         <w:t xml:space="preserve">设计（</w:t>
       </w:r>
@@ -3530,11 +3873,14 @@
       </m:oMath>
       <w:r>
         <w:rPr>
-          <w:rFonts w:hint="eastAsia"/>
+          <w:rFonts w:hint="eastAsia" w:eastAsia="黑体"/>
         </w:rPr>
         <w:t xml:space="preserve">）：由</w:t>
       </w:r>
       <w:r>
+        <w:rPr>
+          <w:rFonts w:eastAsia="黑体"/>
+        </w:rPr>
         <w:t xml:space="preserve"> </w:t>
       </w:r>
       <m:oMath>
@@ -3582,15 +3928,21 @@
         </m:r>
       </m:oMath>
       <w:r>
+        <w:rPr>
+          <w:rFonts w:eastAsia="黑体"/>
+        </w:rPr>
         <w:t xml:space="preserve"> </w:t>
       </w:r>
       <w:r>
         <w:rPr>
-          <w:rFonts w:hint="eastAsia"/>
+          <w:rFonts w:hint="eastAsia" w:eastAsia="黑体"/>
         </w:rPr>
         <w:t xml:space="preserve">得</w:t>
       </w:r>
       <w:r>
+        <w:rPr>
+          <w:rFonts w:eastAsia="黑体"/>
+        </w:rPr>
         <w:t xml:space="preserve"> </w:t>
       </w:r>
       <m:oMath>
@@ -3609,11 +3961,14 @@
       </m:oMath>
       <w:r>
         <w:rPr>
-          <w:rFonts w:hint="eastAsia"/>
+          <w:rFonts w:hint="eastAsia" w:eastAsia="黑体"/>
         </w:rPr>
         <w:t xml:space="preserve">；实际取</w:t>
       </w:r>
       <w:r>
+        <w:rPr>
+          <w:rFonts w:eastAsia="黑体"/>
+        </w:rPr>
         <w:t xml:space="preserve"> </w:t>
       </w:r>
       <m:oMath>
@@ -3631,20 +3986,26 @@
         </m:r>
       </m:oMath>
       <w:r>
+        <w:rPr>
+          <w:rFonts w:eastAsia="黑体"/>
+        </w:rPr>
         <w:t xml:space="preserve"> </w:t>
       </w:r>
       <w:r>
         <w:rPr>
-          <w:rFonts w:hint="eastAsia"/>
+          <w:rFonts w:hint="eastAsia" w:eastAsia="黑体"/>
         </w:rPr>
         <w:t xml:space="preserve">则不满足</w:t>
       </w:r>
       <w:r>
+        <w:rPr>
+          <w:rFonts w:eastAsia="黑体"/>
+        </w:rPr>
         <w:t xml:space="preserve"> </w:t>
       </w:r>
       <w:r>
         <w:rPr>
-          <w:rFonts w:hint="eastAsia"/>
+          <w:rFonts w:hint="eastAsia" w:eastAsia="黑体"/>
         </w:rPr>
         <w:t xml:space="preserve">Butterworth，需按元件比调整。</w:t>
       </w:r>
@@ -3657,7 +4018,7 @@
       </w:pPr>
       <w:r>
         <w:rPr>
-          <w:rFonts w:hint="eastAsia"/>
+          <w:rFonts w:hint="eastAsia" w:eastAsia="黑体"/>
         </w:rPr>
         <w:t xml:space="preserve">常见器件型号</w:t>
       </w:r>
@@ -3672,7 +4033,7 @@
       </w:pPr>
       <w:r>
         <w:rPr>
-          <w:rFonts w:hint="eastAsia"/>
+          <w:rFonts w:hint="eastAsia" w:eastAsia="黑体"/>
         </w:rPr>
         <w:t xml:space="preserve">运放：TL072、LM358（通用）、OPA2134（音频）、NE5532。</w:t>
       </w:r>
@@ -3687,25 +4048,31 @@
       </w:pPr>
       <w:r>
         <w:rPr>
-          <w:rFonts w:hint="eastAsia"/>
+          <w:rFonts w:hint="eastAsia" w:eastAsia="黑体"/>
         </w:rPr>
         <w:t xml:space="preserve">电阻/电容：1%</w:t>
       </w:r>
       <w:r>
+        <w:rPr>
+          <w:rFonts w:eastAsia="黑体"/>
+        </w:rPr>
         <w:t xml:space="preserve"> </w:t>
       </w:r>
       <w:r>
         <w:rPr>
-          <w:rFonts w:hint="eastAsia"/>
+          <w:rFonts w:hint="eastAsia" w:eastAsia="黑体"/>
         </w:rPr>
         <w:t xml:space="preserve">金属膜电阻、C0G/NP0</w:t>
       </w:r>
       <w:r>
+        <w:rPr>
+          <w:rFonts w:eastAsia="黑体"/>
+        </w:rPr>
         <w:t xml:space="preserve"> </w:t>
       </w:r>
       <w:r>
         <w:rPr>
-          <w:rFonts w:hint="eastAsia"/>
+          <w:rFonts w:hint="eastAsia" w:eastAsia="黑体"/>
         </w:rPr>
         <w:t xml:space="preserve">电容。</w:t>
       </w:r>
@@ -3720,7 +4087,7 @@
       </w:pPr>
       <w:r>
         <w:rPr>
-          <w:rFonts w:hint="eastAsia"/>
+          <w:rFonts w:hint="eastAsia" w:eastAsia="黑体"/>
         </w:rPr>
         <w:t xml:space="preserve">常用：按需选型。</w:t>
       </w:r>
@@ -3733,7 +4100,7 @@
       </w:pPr>
       <w:r>
         <w:rPr>
-          <w:rFonts w:hint="eastAsia"/>
+          <w:rFonts w:hint="eastAsia" w:eastAsia="黑体"/>
         </w:rPr>
         <w:t xml:space="preserve">注意事项</w:t>
       </w:r>
@@ -3748,25 +4115,31 @@
       </w:pPr>
       <w:r>
         <w:rPr>
-          <w:rFonts w:hint="eastAsia"/>
+          <w:rFonts w:hint="eastAsia" w:eastAsia="黑体"/>
         </w:rPr>
         <w:t xml:space="preserve">二阶滤波对元件匹配与容差敏感，高</w:t>
       </w:r>
       <w:r>
+        <w:rPr>
+          <w:rFonts w:eastAsia="黑体"/>
+        </w:rPr>
         <w:t xml:space="preserve"> Q </w:t>
       </w:r>
       <w:r>
         <w:rPr>
-          <w:rFonts w:hint="eastAsia"/>
+          <w:rFonts w:hint="eastAsia" w:eastAsia="黑体"/>
         </w:rPr>
         <w:t xml:space="preserve">设计需</w:t>
       </w:r>
       <w:r>
+        <w:rPr>
+          <w:rFonts w:eastAsia="黑体"/>
+        </w:rPr>
         <w:t xml:space="preserve"> 1% </w:t>
       </w:r>
       <w:r>
         <w:rPr>
-          <w:rFonts w:hint="eastAsia"/>
+          <w:rFonts w:hint="eastAsia" w:eastAsia="黑体"/>
         </w:rPr>
         <w:t xml:space="preserve">以上精度元件。</w:t>
       </w:r>
@@ -3780,20 +4153,26 @@
         </w:numPr>
       </w:pPr>
       <w:r>
+        <w:rPr>
+          <w:rFonts w:eastAsia="黑体"/>
+        </w:rPr>
         <w:t xml:space="preserve">Sallen-Key </w:t>
       </w:r>
       <w:r>
         <w:rPr>
-          <w:rFonts w:hint="eastAsia"/>
+          <w:rFonts w:hint="eastAsia" w:eastAsia="黑体"/>
         </w:rPr>
         <w:t xml:space="preserve">的</w:t>
       </w:r>
       <w:r>
+        <w:rPr>
+          <w:rFonts w:eastAsia="黑体"/>
+        </w:rPr>
         <w:t xml:space="preserve"> Q </w:t>
       </w:r>
       <w:r>
         <w:rPr>
-          <w:rFonts w:hint="eastAsia"/>
+          <w:rFonts w:hint="eastAsia" w:eastAsia="黑体"/>
         </w:rPr>
         <w:t xml:space="preserve">受增益限制，增益过高会自激。</w:t>
       </w:r>
@@ -3808,16 +4187,19 @@
       </w:pPr>
       <w:r>
         <w:rPr>
-          <w:rFonts w:hint="eastAsia"/>
+          <w:rFonts w:hint="eastAsia" w:eastAsia="黑体"/>
         </w:rPr>
         <w:t xml:space="preserve">无源二阶</w:t>
       </w:r>
       <w:r>
+        <w:rPr>
+          <w:rFonts w:eastAsia="黑体"/>
+        </w:rPr>
         <w:t xml:space="preserve"> LC </w:t>
       </w:r>
       <w:r>
         <w:rPr>
-          <w:rFonts w:hint="eastAsia"/>
+          <w:rFonts w:hint="eastAsia" w:eastAsia="黑体"/>
         </w:rPr>
         <w:t xml:space="preserve">亦常见，但带载能力差，有源结构可同时提供增益与阻抗隔离。</w:t>
       </w:r>
@@ -3830,7 +4212,7 @@
       </w:pPr>
       <w:r>
         <w:rPr>
-          <w:rFonts w:hint="eastAsia"/>
+          <w:rFonts w:hint="eastAsia" w:eastAsia="黑体"/>
         </w:rPr>
         <w:t xml:space="preserve">参考资料</w:t>
       </w:r>
@@ -3844,20 +4226,26 @@
         </w:numPr>
       </w:pPr>
       <w:r>
+        <w:rPr>
+          <w:rFonts w:eastAsia="黑体"/>
+        </w:rPr>
         <w:t xml:space="preserve">TI </w:t>
       </w:r>
       <w:r>
         <w:rPr>
-          <w:rFonts w:hint="eastAsia"/>
+          <w:rFonts w:hint="eastAsia" w:eastAsia="黑体"/>
         </w:rPr>
         <w:t xml:space="preserve">应用笔记</w:t>
       </w:r>
       <w:r>
+        <w:rPr>
+          <w:rFonts w:eastAsia="黑体"/>
+        </w:rPr>
         <w:t xml:space="preserve"> </w:t>
       </w:r>
       <w:r>
         <w:rPr>
-          <w:rFonts w:hint="eastAsia"/>
+          <w:rFonts w:hint="eastAsia" w:eastAsia="黑体"/>
         </w:rPr>
         <w:t xml:space="preserve">SLOA049（有源滤波器设计）。</w:t>
       </w:r>
@@ -3871,6 +4259,9 @@
         </w:numPr>
       </w:pPr>
       <w:r>
+        <w:rPr>
+          <w:rFonts w:eastAsia="黑体"/>
+        </w:rPr>
         <w:t xml:space="preserve">Wikipedia: Sallen–Key topology。</w:t>
       </w:r>
     </w:p>
@@ -3884,7 +4275,7 @@
       </w:pPr>
       <w:r>
         <w:rPr>
-          <w:rFonts w:hint="eastAsia"/>
+          <w:rFonts w:hint="eastAsia" w:eastAsia="黑体"/>
         </w:rPr>
         <w:t xml:space="preserve">《模拟电子技术基础》（童诗白、华成英）。</w:t>
       </w:r>
@@ -3898,11 +4289,11 @@
       </w:pPr>
       <w:r>
         <w:rPr>
-          <w:rFonts w:ascii="Times New Roman" w:hAnsi="Times New Roman"/>
+          <w:rFonts w:ascii="Times New Roman" w:hAnsi="Times New Roman" w:eastAsia="黑体"/>
           <w:color w:val="555555"/>
           <w:sz w:val="21"/>
         </w:rPr>
-        <w:t>材料收集者：杜文杰</w:t>
+        <w:t>材料收集者：杜文杰，WX手机：19519196569，QQ:3478827729</w:t>
       </w:r>
     </w:p>
     <w:sectPr>
@@ -3922,7 +4313,7 @@
 </file>
 
 <file path=word/footer1.xml><?xml version="1.0" encoding="utf-8"?>
-<w:ftr xmlns:m="http://schemas.openxmlformats.org/officeDocument/2006/math" xmlns:mc="http://schemas.openxmlformats.org/markup-compatibility/2006" xmlns:mo="http://schemas.microsoft.com/office/mac/office/2008/main" xmlns:mv="urn:schemas-microsoft-com:mac:vml" xmlns:o="urn:schemas-microsoft-com:office:office" xmlns:r="http://schemas.openxmlformats.org/officeDocument/2006/relationships" xmlns:v="urn:schemas-microsoft-com:vml" xmlns:w10="urn:schemas-microsoft-com:office:word" xmlns:w14="http://schemas.microsoft.com/office/word/2010/wordml" xmlns:w="http://schemas.openxmlformats.org/wordprocessingml/2006/main" xmlns:wne="http://schemas.microsoft.com/office/word/2006/wordml" xmlns:wp14="http://schemas.microsoft.com/office/word/2010/wordprocessingDrawing" xmlns:wp="http://schemas.openxmlformats.org/drawingml/2006/wordprocessingDrawing" xmlns:wpc="http://schemas.microsoft.com/office/word/2010/wordprocessingCanvas" xmlns:wpg="http://schemas.microsoft.com/office/word/2010/wordprocessingGroup" xmlns:wpi="http://schemas.microsoft.com/office/word/2010/wordprocessingInk" xmlns:wps="http://schemas.microsoft.com/office/word/2010/wordprocessingShape" mc:Ignorable="w14 wp14">
+<w:ftr xmlns:mc="http://schemas.openxmlformats.org/markup-compatibility/2006" xmlns:w="http://schemas.openxmlformats.org/wordprocessingml/2006/main" xmlns:m="http://schemas.openxmlformats.org/officeDocument/2006/math" xmlns:mo="http://schemas.microsoft.com/office/mac/office/2008/main" xmlns:mv="urn:schemas-microsoft-com:mac:vml" xmlns:o="urn:schemas-microsoft-com:office:office" xmlns:r="http://schemas.openxmlformats.org/officeDocument/2006/relationships" xmlns:v="urn:schemas-microsoft-com:vml" xmlns:w10="urn:schemas-microsoft-com:office:word" xmlns:w14="http://schemas.microsoft.com/office/word/2010/wordml" xmlns:wne="http://schemas.microsoft.com/office/word/2006/wordml" xmlns:wp14="http://schemas.microsoft.com/office/word/2010/wordprocessingDrawing" xmlns:wp="http://schemas.openxmlformats.org/drawingml/2006/wordprocessingDrawing" xmlns:wpc="http://schemas.microsoft.com/office/word/2010/wordprocessingCanvas" xmlns:wpg="http://schemas.microsoft.com/office/word/2010/wordprocessingGroup" xmlns:wpi="http://schemas.microsoft.com/office/word/2010/wordprocessingInk" xmlns:wps="http://schemas.microsoft.com/office/word/2010/wordprocessingShape" mc:Ignorable="w14 wp14">
   <w:p>
     <w:pPr>
       <w:pStyle w:val="Footer"/>
@@ -3930,12 +4321,14 @@
     </w:pPr>
     <w:r>
       <w:rPr>
+        <w:rFonts w:eastAsia="黑体"/>
         <w:sz w:val="18"/>
       </w:rPr>
       <w:t xml:space="preserve">第 </w:t>
     </w:r>
     <w:r>
       <w:rPr>
+        <w:rFonts w:eastAsia="黑体"/>
         <w:sz w:val="18"/>
       </w:rPr>
       <w:fldChar w:fldCharType="begin"/>
@@ -3944,6 +4337,7 @@
     </w:r>
     <w:r>
       <w:rPr>
+        <w:rFonts w:eastAsia="黑体"/>
         <w:sz w:val="18"/>
       </w:rPr>
       <w:t xml:space="preserve"> 页</w:t>
@@ -3957,6 +4351,9 @@
   <w:footnote w:type="continuationSeparator" w:id="0">
     <w:p>
       <w:r>
+        <w:rPr>
+          <w:rFonts w:eastAsia="黑体"/>
+        </w:rPr>
         <w:continuationSeparator/>
       </w:r>
     </w:p>
@@ -3964,6 +4361,9 @@
   <w:footnote w:type="separator" w:id="-1">
     <w:p>
       <w:r>
+        <w:rPr>
+          <w:rFonts w:eastAsia="黑体"/>
+        </w:rPr>
         <w:separator/>
       </w:r>
     </w:p>
@@ -3972,7 +4372,7 @@
 </file>
 
 <file path=word/header1.xml><?xml version="1.0" encoding="utf-8"?>
-<w:hdr xmlns:m="http://schemas.openxmlformats.org/officeDocument/2006/math" xmlns:mc="http://schemas.openxmlformats.org/markup-compatibility/2006" xmlns:mo="http://schemas.microsoft.com/office/mac/office/2008/main" xmlns:mv="urn:schemas-microsoft-com:mac:vml" xmlns:o="urn:schemas-microsoft-com:office:office" xmlns:r="http://schemas.openxmlformats.org/officeDocument/2006/relationships" xmlns:v="urn:schemas-microsoft-com:vml" xmlns:w10="urn:schemas-microsoft-com:office:word" xmlns:w14="http://schemas.microsoft.com/office/word/2010/wordml" xmlns:w="http://schemas.openxmlformats.org/wordprocessingml/2006/main" xmlns:wne="http://schemas.microsoft.com/office/word/2006/wordml" xmlns:wp14="http://schemas.microsoft.com/office/word/2010/wordprocessingDrawing" xmlns:wp="http://schemas.openxmlformats.org/drawingml/2006/wordprocessingDrawing" xmlns:wpc="http://schemas.microsoft.com/office/word/2010/wordprocessingCanvas" xmlns:wpg="http://schemas.microsoft.com/office/word/2010/wordprocessingGroup" xmlns:wpi="http://schemas.microsoft.com/office/word/2010/wordprocessingInk" xmlns:wps="http://schemas.microsoft.com/office/word/2010/wordprocessingShape" mc:Ignorable="w14 wp14">
+<w:hdr xmlns:mc="http://schemas.openxmlformats.org/markup-compatibility/2006" xmlns:w="http://schemas.openxmlformats.org/wordprocessingml/2006/main" xmlns:m="http://schemas.openxmlformats.org/officeDocument/2006/math" xmlns:mo="http://schemas.microsoft.com/office/mac/office/2008/main" xmlns:mv="urn:schemas-microsoft-com:mac:vml" xmlns:o="urn:schemas-microsoft-com:office:office" xmlns:r="http://schemas.openxmlformats.org/officeDocument/2006/relationships" xmlns:v="urn:schemas-microsoft-com:vml" xmlns:w10="urn:schemas-microsoft-com:office:word" xmlns:w14="http://schemas.microsoft.com/office/word/2010/wordml" xmlns:wne="http://schemas.microsoft.com/office/word/2006/wordml" xmlns:wp14="http://schemas.microsoft.com/office/word/2010/wordprocessingDrawing" xmlns:wp="http://schemas.openxmlformats.org/drawingml/2006/wordprocessingDrawing" xmlns:wpc="http://schemas.microsoft.com/office/word/2010/wordprocessingCanvas" xmlns:wpg="http://schemas.microsoft.com/office/word/2010/wordprocessingGroup" xmlns:wpi="http://schemas.microsoft.com/office/word/2010/wordprocessingInk" xmlns:wps="http://schemas.microsoft.com/office/word/2010/wordprocessingShape" mc:Ignorable="w14 wp14">
   <w:p>
     <w:pPr>
       <w:pStyle w:val="Header"/>
@@ -3980,7 +4380,7 @@
     </w:pPr>
     <w:r>
       <w:rPr>
-        <w:rFonts w:ascii="Times New Roman" w:hAnsi="Times New Roman"/>
+        <w:rFonts w:ascii="Times New Roman" w:hAnsi="Times New Roman" w:eastAsia="黑体"/>
         <w:sz w:val="18"/>
         <w:rFonts w:eastAsia="黑体"/>
         <w:rFonts w:eastAsia="黑体"/>
@@ -3992,7 +4392,7 @@
 </file>
 
 <file path=word/numbering.xml><?xml version="1.0" encoding="utf-8"?>
-<w:numbering xmlns:m="http://schemas.openxmlformats.org/officeDocument/2006/math" xmlns:mc="http://schemas.openxmlformats.org/markup-compatibility/2006" xmlns:mo="http://schemas.microsoft.com/office/mac/office/2008/main" xmlns:mv="urn:schemas-microsoft-com:mac:vml" xmlns:o="urn:schemas-microsoft-com:office:office" xmlns:r="http://schemas.openxmlformats.org/officeDocument/2006/relationships" xmlns:v="urn:schemas-microsoft-com:vml" xmlns:w="http://schemas.openxmlformats.org/wordprocessingml/2006/main" xmlns:w10="urn:schemas-microsoft-com:office:word" xmlns:w14="http://schemas.microsoft.com/office/word/2010/wordml" xmlns:wne="http://schemas.microsoft.com/office/word/2006/wordml" xmlns:wp="http://schemas.openxmlformats.org/drawingml/2006/wordprocessingDrawing" xmlns:wp14="http://schemas.microsoft.com/office/word/2010/wordprocessingDrawing" xmlns:wpc="http://schemas.microsoft.com/office/word/2010/wordprocessingCanvas" xmlns:wpg="http://schemas.microsoft.com/office/word/2010/wordprocessingGroup" xmlns:wpi="http://schemas.microsoft.com/office/word/2010/wordprocessingInk" xmlns:wps="http://schemas.microsoft.com/office/word/2010/wordprocessingShape" mc:Ignorable="w14 wp14">
+<w:numbering xmlns:mc="http://schemas.openxmlformats.org/markup-compatibility/2006" xmlns:w="http://schemas.openxmlformats.org/wordprocessingml/2006/main" xmlns:m="http://schemas.openxmlformats.org/officeDocument/2006/math" xmlns:mo="http://schemas.microsoft.com/office/mac/office/2008/main" xmlns:mv="urn:schemas-microsoft-com:mac:vml" xmlns:o="urn:schemas-microsoft-com:office:office" xmlns:r="http://schemas.openxmlformats.org/officeDocument/2006/relationships" xmlns:v="urn:schemas-microsoft-com:vml" xmlns:w10="urn:schemas-microsoft-com:office:word" xmlns:w14="http://schemas.microsoft.com/office/word/2010/wordml" xmlns:wne="http://schemas.microsoft.com/office/word/2006/wordml" xmlns:wp="http://schemas.openxmlformats.org/drawingml/2006/wordprocessingDrawing" xmlns:wp14="http://schemas.microsoft.com/office/word/2010/wordprocessingDrawing" xmlns:wpc="http://schemas.microsoft.com/office/word/2010/wordprocessingCanvas" xmlns:wpg="http://schemas.microsoft.com/office/word/2010/wordprocessingGroup" xmlns:wpi="http://schemas.microsoft.com/office/word/2010/wordprocessingInk" xmlns:wps="http://schemas.microsoft.com/office/word/2010/wordprocessingShape" mc:Ignorable="w14 wp14">
   <w:abstractNum w:abstractNumId="0">
     <w:nsid w:val="FFFFFF7C"/>
     <w:multiLevelType w:val="singleLevel"/>
@@ -4079,7 +4479,7 @@
         <w:ind w:hanging="360" w:left="1440"/>
       </w:pPr>
       <w:rPr>
-        <w:rFonts w:ascii="Symbol" w:hAnsi="Symbol" w:hint="default"/>
+        <w:rFonts w:ascii="Symbol" w:hAnsi="Symbol" w:hint="default" w:eastAsia="黑体"/>
       </w:rPr>
     </w:lvl>
   </w:abstractNum>
@@ -4100,7 +4500,7 @@
         <w:ind w:hanging="360" w:left="1080"/>
       </w:pPr>
       <w:rPr>
-        <w:rFonts w:ascii="Symbol" w:hAnsi="Symbol" w:hint="default"/>
+        <w:rFonts w:ascii="Symbol" w:hAnsi="Symbol" w:hint="default" w:eastAsia="黑体"/>
       </w:rPr>
     </w:lvl>
   </w:abstractNum>
@@ -4121,7 +4521,7 @@
         <w:ind w:hanging="360" w:left="720"/>
       </w:pPr>
       <w:rPr>
-        <w:rFonts w:ascii="Symbol" w:hAnsi="Symbol" w:hint="default"/>
+        <w:rFonts w:ascii="Symbol" w:hAnsi="Symbol" w:hint="default" w:eastAsia="黑体"/>
       </w:rPr>
     </w:lvl>
   </w:abstractNum>
@@ -4160,7 +4560,7 @@
         <w:ind w:hanging="360" w:left="360"/>
       </w:pPr>
       <w:rPr>
-        <w:rFonts w:ascii="Symbol" w:hAnsi="Symbol" w:hint="default"/>
+        <w:rFonts w:ascii="Symbol" w:hAnsi="Symbol" w:hint="default" w:eastAsia="黑体"/>
       </w:rPr>
     </w:lvl>
   </w:abstractNum>
@@ -4251,7 +4651,7 @@
         <w:ind w:left="720" w:hanging="360"/>
       </w:pPr>
       <w:rPr>
-        <w:rFonts w:ascii="Symbol" w:hAnsi="Symbol" w:cs="Symbol" w:hint="default"/>
+        <w:rFonts w:ascii="Symbol" w:hAnsi="Symbol" w:cs="Symbol" w:hint="default" w:eastAsia="黑体"/>
       </w:rPr>
     </w:lvl>
     <w:lvl w:ilvl="1">
@@ -4262,7 +4662,7 @@
         <w:ind w:left="1440" w:hanging="360"/>
       </w:pPr>
       <w:rPr>
-        <w:rFonts w:ascii="Courier New" w:hAnsi="Courier New" w:cs="Courier New" w:hint="default"/>
+        <w:rFonts w:ascii="Courier New" w:hAnsi="Courier New" w:cs="Courier New" w:hint="default" w:eastAsia="黑体"/>
       </w:rPr>
     </w:lvl>
     <w:lvl w:ilvl="2">
@@ -4273,7 +4673,7 @@
         <w:ind w:left="2160" w:hanging="360"/>
       </w:pPr>
       <w:rPr>
-        <w:rFonts w:ascii="Wingdings" w:hAnsi="Wingdings" w:cs="Wingdings" w:hint="default"/>
+        <w:rFonts w:ascii="Wingdings" w:hAnsi="Wingdings" w:cs="Wingdings" w:hint="default" w:eastAsia="黑体"/>
       </w:rPr>
     </w:lvl>
     <w:lvl w:ilvl="3">
@@ -4284,7 +4684,7 @@
         <w:ind w:left="2880" w:hanging="360"/>
       </w:pPr>
       <w:rPr>
-        <w:rFonts w:ascii="Symbol" w:hAnsi="Symbol" w:cs="Symbol" w:hint="default"/>
+        <w:rFonts w:ascii="Symbol" w:hAnsi="Symbol" w:cs="Symbol" w:hint="default" w:eastAsia="黑体"/>
       </w:rPr>
     </w:lvl>
     <w:lvl w:ilvl="4">
@@ -4295,7 +4695,7 @@
         <w:ind w:left="3600" w:hanging="360"/>
       </w:pPr>
       <w:rPr>
-        <w:rFonts w:ascii="Courier New" w:hAnsi="Courier New" w:cs="Courier New" w:hint="default"/>
+        <w:rFonts w:ascii="Courier New" w:hAnsi="Courier New" w:cs="Courier New" w:hint="default" w:eastAsia="黑体"/>
       </w:rPr>
     </w:lvl>
     <w:lvl w:ilvl="5">
@@ -4306,7 +4706,7 @@
         <w:ind w:left="4320" w:hanging="360"/>
       </w:pPr>
       <w:rPr>
-        <w:rFonts w:ascii="Wingdings" w:hAnsi="Wingdings" w:cs="Wingdings" w:hint="default"/>
+        <w:rFonts w:ascii="Wingdings" w:hAnsi="Wingdings" w:cs="Wingdings" w:hint="default" w:eastAsia="黑体"/>
       </w:rPr>
     </w:lvl>
     <w:lvl w:ilvl="6">
@@ -4317,7 +4717,7 @@
         <w:ind w:left="5040" w:hanging="360"/>
       </w:pPr>
       <w:rPr>
-        <w:rFonts w:ascii="Symbol" w:hAnsi="Symbol" w:cs="Symbol" w:hint="default"/>
+        <w:rFonts w:ascii="Symbol" w:hAnsi="Symbol" w:cs="Symbol" w:hint="default" w:eastAsia="黑体"/>
       </w:rPr>
     </w:lvl>
     <w:lvl w:ilvl="7">
@@ -4328,7 +4728,7 @@
         <w:ind w:left="5760" w:hanging="360"/>
       </w:pPr>
       <w:rPr>
-        <w:rFonts w:ascii="Courier New" w:hAnsi="Courier New" w:cs="Courier New" w:hint="default"/>
+        <w:rFonts w:ascii="Courier New" w:hAnsi="Courier New" w:cs="Courier New" w:hint="default" w:eastAsia="黑体"/>
       </w:rPr>
     </w:lvl>
     <w:lvl w:ilvl="8">
@@ -4339,7 +4739,7 @@
         <w:ind w:left="6480" w:hanging="360"/>
       </w:pPr>
       <w:rPr>
-        <w:rFonts w:ascii="Wingdings" w:hAnsi="Wingdings" w:cs="Wingdings" w:hint="default"/>
+        <w:rFonts w:ascii="Wingdings" w:hAnsi="Wingdings" w:cs="Wingdings" w:hint="default" w:eastAsia="黑体"/>
       </w:rPr>
     </w:lvl>
   </w:abstractNum>
@@ -4398,11 +4798,11 @@
 </file>
 
 <file path=word/styles.xml><?xml version="1.0" encoding="utf-8"?>
-<w:styles xmlns:mc="http://schemas.openxmlformats.org/markup-compatibility/2006" xmlns:r="http://schemas.openxmlformats.org/officeDocument/2006/relationships" xmlns:w="http://schemas.openxmlformats.org/wordprocessingml/2006/main" xmlns:w14="http://schemas.microsoft.com/office/word/2010/wordml" mc:Ignorable="w14">
+<w:styles xmlns:mc="http://schemas.openxmlformats.org/markup-compatibility/2006" xmlns:w="http://schemas.openxmlformats.org/wordprocessingml/2006/main" xmlns:r="http://schemas.openxmlformats.org/officeDocument/2006/relationships" xmlns:w14="http://schemas.microsoft.com/office/word/2010/wordml" mc:Ignorable="w14">
   <w:docDefaults>
     <w:rPrDefault>
       <w:rPr>
-        <w:rFonts w:asciiTheme="minorHAnsi" w:cstheme="minorBidi" w:eastAsiaTheme="minorEastAsia" w:hAnsiTheme="minorHAnsi"/>
+        <w:rFonts w:asciiTheme="minorHAnsi" w:cstheme="minorBidi" w:hAnsiTheme="minorHAnsi" w:eastAsia="黑体"/>
         <w:sz w:val="22"/>
         <w:szCs w:val="22"/>
         <w:lang w:bidi="ar-SA" w:eastAsia="en-US" w:val="en-US"/>
@@ -4624,7 +5024,7 @@
       <w:outlineLvl w:val="0"/>
     </w:pPr>
     <w:rPr>
-      <w:rFonts w:ascii="Times New Roman" w:asciiTheme="majorHAnsi" w:cstheme="majorBidi" w:eastAsia="黑体" w:eastAsiaTheme="majorEastAsia" w:hAnsi="Times New Roman" w:hAnsiTheme="majorHAnsi"/>
+      <w:rFonts w:ascii="Times New Roman" w:asciiTheme="majorHAnsi" w:cstheme="majorBidi" w:eastAsia="黑体" w:hAnsi="Times New Roman" w:hAnsiTheme="majorHAnsi"/>
       <w:b/>
       <w:bCs/>
       <w:color w:val="1F3864"/>
@@ -4648,7 +5048,7 @@
       <w:outlineLvl w:val="1"/>
     </w:pPr>
     <w:rPr>
-      <w:rFonts w:ascii="Times New Roman" w:asciiTheme="majorHAnsi" w:cstheme="majorBidi" w:eastAsia="黑体" w:eastAsiaTheme="majorEastAsia" w:hAnsi="Times New Roman" w:hAnsiTheme="majorHAnsi"/>
+      <w:rFonts w:ascii="Times New Roman" w:asciiTheme="majorHAnsi" w:cstheme="majorBidi" w:eastAsia="黑体" w:hAnsi="Times New Roman" w:hAnsiTheme="majorHAnsi"/>
       <w:b/>
       <w:bCs/>
       <w:color w:val="2E4E7E"/>
@@ -4672,7 +5072,7 @@
       <w:outlineLvl w:val="2"/>
     </w:pPr>
     <w:rPr>
-      <w:rFonts w:ascii="Times New Roman" w:asciiTheme="majorHAnsi" w:cstheme="majorBidi" w:eastAsia="黑体" w:eastAsiaTheme="majorEastAsia" w:hAnsi="Times New Roman" w:hAnsiTheme="majorHAnsi"/>
+      <w:rFonts w:ascii="Times New Roman" w:asciiTheme="majorHAnsi" w:cstheme="majorBidi" w:eastAsia="黑体" w:hAnsi="Times New Roman" w:hAnsiTheme="majorHAnsi"/>
       <w:b/>
       <w:bCs/>
       <w:color w:val="2E4E7E"/>
@@ -4696,7 +5096,7 @@
       <w:outlineLvl w:val="3"/>
     </w:pPr>
     <w:rPr>
-      <w:rFonts w:ascii="Times New Roman" w:asciiTheme="majorHAnsi" w:cstheme="majorBidi" w:eastAsia="黑体" w:eastAsiaTheme="majorEastAsia" w:hAnsi="Times New Roman" w:hAnsiTheme="majorHAnsi"/>
+      <w:rFonts w:ascii="Times New Roman" w:asciiTheme="majorHAnsi" w:cstheme="majorBidi" w:eastAsia="黑体" w:hAnsi="Times New Roman" w:hAnsiTheme="majorHAnsi"/>
       <w:b/>
       <w:bCs/>
       <w:i/>
@@ -4722,7 +5122,7 @@
       <w:outlineLvl w:val="4"/>
     </w:pPr>
     <w:rPr>
-      <w:rFonts w:ascii="Times New Roman" w:asciiTheme="majorHAnsi" w:cstheme="majorBidi" w:eastAsia="黑体" w:eastAsiaTheme="majorEastAsia" w:hAnsi="Times New Roman" w:hAnsiTheme="majorHAnsi"/>
+      <w:rFonts w:ascii="Times New Roman" w:asciiTheme="majorHAnsi" w:cstheme="majorBidi" w:eastAsia="黑体" w:hAnsi="Times New Roman" w:hAnsiTheme="majorHAnsi"/>
       <w:b/>
       <w:color w:val="333333"/>
       <w:sz w:val="22"/>
@@ -4745,7 +5145,7 @@
       <w:outlineLvl w:val="5"/>
     </w:pPr>
     <w:rPr>
-      <w:rFonts w:asciiTheme="majorHAnsi" w:cstheme="majorBidi" w:eastAsiaTheme="majorEastAsia" w:hAnsiTheme="majorHAnsi"/>
+      <w:rFonts w:asciiTheme="majorHAnsi" w:cstheme="majorBidi" w:hAnsiTheme="majorHAnsi" w:eastAsia="黑体"/>
       <w:i/>
       <w:iCs/>
       <w:color w:themeColor="accent1" w:themeShade="7F" w:val="243F60"/>
@@ -4768,7 +5168,7 @@
       <w:outlineLvl w:val="6"/>
     </w:pPr>
     <w:rPr>
-      <w:rFonts w:asciiTheme="majorHAnsi" w:cstheme="majorBidi" w:eastAsiaTheme="majorEastAsia" w:hAnsiTheme="majorHAnsi"/>
+      <w:rFonts w:asciiTheme="majorHAnsi" w:cstheme="majorBidi" w:hAnsiTheme="majorHAnsi" w:eastAsia="黑体"/>
       <w:i/>
       <w:iCs/>
       <w:color w:themeColor="text1" w:themeTint="BF" w:val="404040"/>
@@ -4791,7 +5191,7 @@
       <w:outlineLvl w:val="7"/>
     </w:pPr>
     <w:rPr>
-      <w:rFonts w:asciiTheme="majorHAnsi" w:cstheme="majorBidi" w:eastAsiaTheme="majorEastAsia" w:hAnsiTheme="majorHAnsi"/>
+      <w:rFonts w:asciiTheme="majorHAnsi" w:cstheme="majorBidi" w:hAnsiTheme="majorHAnsi" w:eastAsia="黑体"/>
       <w:color w:themeColor="accent1" w:val="4F81BD"/>
       <w:sz w:val="20"/>
       <w:szCs w:val="20"/>
@@ -4814,7 +5214,7 @@
       <w:outlineLvl w:val="8"/>
     </w:pPr>
     <w:rPr>
-      <w:rFonts w:asciiTheme="majorHAnsi" w:cstheme="majorBidi" w:eastAsiaTheme="majorEastAsia" w:hAnsiTheme="majorHAnsi"/>
+      <w:rFonts w:asciiTheme="majorHAnsi" w:cstheme="majorBidi" w:hAnsiTheme="majorHAnsi" w:eastAsia="黑体"/>
       <w:i/>
       <w:iCs/>
       <w:color w:themeColor="text1" w:themeTint="BF" w:val="404040"/>
@@ -4865,7 +5265,7 @@
     <w:uiPriority w:val="9"/>
     <w:rsid w:val="00FC693F"/>
     <w:rPr>
-      <w:rFonts w:asciiTheme="majorHAnsi" w:cstheme="majorBidi" w:eastAsiaTheme="majorEastAsia" w:hAnsiTheme="majorHAnsi"/>
+      <w:rFonts w:asciiTheme="majorHAnsi" w:cstheme="majorBidi" w:hAnsiTheme="majorHAnsi" w:eastAsia="黑体"/>
       <w:b/>
       <w:bCs/>
       <w:color w:themeColor="accent1" w:themeShade="BF" w:val="365F91"/>
@@ -4880,7 +5280,7 @@
     <w:uiPriority w:val="9"/>
     <w:rsid w:val="00FC693F"/>
     <w:rPr>
-      <w:rFonts w:asciiTheme="majorHAnsi" w:cstheme="majorBidi" w:eastAsiaTheme="majorEastAsia" w:hAnsiTheme="majorHAnsi"/>
+      <w:rFonts w:asciiTheme="majorHAnsi" w:cstheme="majorBidi" w:hAnsiTheme="majorHAnsi" w:eastAsia="黑体"/>
       <w:b/>
       <w:bCs/>
       <w:color w:themeColor="accent1" w:val="4F81BD"/>
@@ -4895,7 +5295,7 @@
     <w:uiPriority w:val="9"/>
     <w:rsid w:val="00FC693F"/>
     <w:rPr>
-      <w:rFonts w:asciiTheme="majorHAnsi" w:cstheme="majorBidi" w:eastAsiaTheme="majorEastAsia" w:hAnsiTheme="majorHAnsi"/>
+      <w:rFonts w:asciiTheme="majorHAnsi" w:cstheme="majorBidi" w:hAnsiTheme="majorHAnsi" w:eastAsia="黑体"/>
       <w:b/>
       <w:bCs/>
       <w:color w:themeColor="accent1" w:val="4F81BD"/>
@@ -4918,7 +5318,7 @@
       <w:contextualSpacing/>
     </w:pPr>
     <w:rPr>
-      <w:rFonts w:ascii="Times New Roman" w:asciiTheme="majorHAnsi" w:cstheme="majorBidi" w:eastAsia="黑体" w:eastAsiaTheme="majorEastAsia" w:hAnsi="Times New Roman" w:hAnsiTheme="majorHAnsi"/>
+      <w:rFonts w:ascii="Times New Roman" w:asciiTheme="majorHAnsi" w:cstheme="majorBidi" w:eastAsia="黑体" w:hAnsi="Times New Roman" w:hAnsiTheme="majorHAnsi"/>
       <w:b/>
       <w:color w:val="1F3864"/>
       <w:spacing w:val="5"/>
@@ -4934,7 +5334,7 @@
     <w:uiPriority w:val="10"/>
     <w:rsid w:val="00FC693F"/>
     <w:rPr>
-      <w:rFonts w:asciiTheme="majorHAnsi" w:cstheme="majorBidi" w:eastAsiaTheme="majorEastAsia" w:hAnsiTheme="majorHAnsi"/>
+      <w:rFonts w:asciiTheme="majorHAnsi" w:cstheme="majorBidi" w:hAnsiTheme="majorHAnsi" w:eastAsia="黑体"/>
       <w:color w:themeColor="text2" w:themeShade="BF" w:val="17365D"/>
       <w:spacing w:val="5"/>
       <w:kern w:val="28"/>
@@ -4956,7 +5356,7 @@
       </w:numPr>
     </w:pPr>
     <w:rPr>
-      <w:rFonts w:asciiTheme="majorHAnsi" w:cstheme="majorBidi" w:eastAsiaTheme="majorEastAsia" w:hAnsiTheme="majorHAnsi"/>
+      <w:rFonts w:asciiTheme="majorHAnsi" w:cstheme="majorBidi" w:hAnsiTheme="majorHAnsi" w:eastAsia="黑体"/>
       <w:i/>
       <w:iCs/>
       <w:color w:themeColor="accent1" w:val="4F81BD"/>
@@ -4972,7 +5372,7 @@
     <w:uiPriority w:val="11"/>
     <w:rsid w:val="00FC693F"/>
     <w:rPr>
-      <w:rFonts w:asciiTheme="majorHAnsi" w:cstheme="majorBidi" w:eastAsiaTheme="majorEastAsia" w:hAnsiTheme="majorHAnsi"/>
+      <w:rFonts w:asciiTheme="majorHAnsi" w:cstheme="majorBidi" w:hAnsiTheme="majorHAnsi" w:eastAsia="黑体"/>
       <w:i/>
       <w:iCs/>
       <w:color w:themeColor="accent1" w:val="4F81BD"/>
@@ -5039,6 +5439,7 @@
       <w:spacing w:after="120"/>
     </w:pPr>
     <w:rPr>
+      <w:rFonts w:eastAsia="黑体"/>
       <w:sz w:val="16"/>
       <w:szCs w:val="16"/>
     </w:rPr>
@@ -5050,6 +5451,7 @@
     <w:uiPriority w:val="99"/>
     <w:rsid w:val="00AA1D8D"/>
     <w:rPr>
+      <w:rFonts w:eastAsia="黑体"/>
       <w:sz w:val="16"/>
       <w:szCs w:val="16"/>
     </w:rPr>
@@ -5219,7 +5621,7 @@
       </w:tabs>
     </w:pPr>
     <w:rPr>
-      <w:rFonts w:ascii="Courier" w:hAnsi="Courier"/>
+      <w:rFonts w:ascii="Courier" w:hAnsi="Courier" w:eastAsia="黑体"/>
       <w:sz w:val="20"/>
       <w:szCs w:val="20"/>
     </w:rPr>
@@ -5231,7 +5633,7 @@
     <w:uiPriority w:val="99"/>
     <w:rsid w:val="0029639D"/>
     <w:rPr>
-      <w:rFonts w:ascii="Courier" w:hAnsi="Courier"/>
+      <w:rFonts w:ascii="Courier" w:hAnsi="Courier" w:eastAsia="黑体"/>
       <w:sz w:val="20"/>
       <w:szCs w:val="20"/>
     </w:rPr>
@@ -5267,6 +5669,7 @@
     <w:uiPriority w:val="29"/>
     <w:rsid w:val="00FC693F"/>
     <w:rPr>
+      <w:rFonts w:eastAsia="黑体"/>
       <w:i/>
       <w:iCs/>
       <w:color w:themeColor="text1" w:val="000000"/>
@@ -5280,7 +5683,7 @@
     <w:semiHidden/>
     <w:rsid w:val="00FC693F"/>
     <w:rPr>
-      <w:rFonts w:asciiTheme="majorHAnsi" w:cstheme="majorBidi" w:eastAsiaTheme="majorEastAsia" w:hAnsiTheme="majorHAnsi"/>
+      <w:rFonts w:asciiTheme="majorHAnsi" w:cstheme="majorBidi" w:hAnsiTheme="majorHAnsi" w:eastAsia="黑体"/>
       <w:b/>
       <w:bCs/>
       <w:i/>
@@ -5296,7 +5699,7 @@
     <w:semiHidden/>
     <w:rsid w:val="00FC693F"/>
     <w:rPr>
-      <w:rFonts w:asciiTheme="majorHAnsi" w:cstheme="majorBidi" w:eastAsiaTheme="majorEastAsia" w:hAnsiTheme="majorHAnsi"/>
+      <w:rFonts w:asciiTheme="majorHAnsi" w:cstheme="majorBidi" w:hAnsiTheme="majorHAnsi" w:eastAsia="黑体"/>
       <w:color w:themeColor="accent1" w:themeShade="7F" w:val="243F60"/>
     </w:rPr>
   </w:style>
@@ -5308,7 +5711,7 @@
     <w:semiHidden/>
     <w:rsid w:val="00FC693F"/>
     <w:rPr>
-      <w:rFonts w:asciiTheme="majorHAnsi" w:cstheme="majorBidi" w:eastAsiaTheme="majorEastAsia" w:hAnsiTheme="majorHAnsi"/>
+      <w:rFonts w:asciiTheme="majorHAnsi" w:cstheme="majorBidi" w:hAnsiTheme="majorHAnsi" w:eastAsia="黑体"/>
       <w:i/>
       <w:iCs/>
       <w:color w:themeColor="accent1" w:themeShade="7F" w:val="243F60"/>
@@ -5322,7 +5725,7 @@
     <w:semiHidden/>
     <w:rsid w:val="00FC693F"/>
     <w:rPr>
-      <w:rFonts w:asciiTheme="majorHAnsi" w:cstheme="majorBidi" w:eastAsiaTheme="majorEastAsia" w:hAnsiTheme="majorHAnsi"/>
+      <w:rFonts w:asciiTheme="majorHAnsi" w:cstheme="majorBidi" w:hAnsiTheme="majorHAnsi" w:eastAsia="黑体"/>
       <w:i/>
       <w:iCs/>
       <w:color w:themeColor="text1" w:themeTint="BF" w:val="404040"/>
@@ -5336,7 +5739,7 @@
     <w:semiHidden/>
     <w:rsid w:val="00FC693F"/>
     <w:rPr>
-      <w:rFonts w:asciiTheme="majorHAnsi" w:cstheme="majorBidi" w:eastAsiaTheme="majorEastAsia" w:hAnsiTheme="majorHAnsi"/>
+      <w:rFonts w:asciiTheme="majorHAnsi" w:cstheme="majorBidi" w:hAnsiTheme="majorHAnsi" w:eastAsia="黑体"/>
       <w:color w:themeColor="accent1" w:val="4F81BD"/>
       <w:sz w:val="20"/>
       <w:szCs w:val="20"/>
@@ -5350,7 +5753,7 @@
     <w:semiHidden/>
     <w:rsid w:val="00FC693F"/>
     <w:rPr>
-      <w:rFonts w:asciiTheme="majorHAnsi" w:cstheme="majorBidi" w:eastAsiaTheme="majorEastAsia" w:hAnsiTheme="majorHAnsi"/>
+      <w:rFonts w:asciiTheme="majorHAnsi" w:cstheme="majorBidi" w:hAnsiTheme="majorHAnsi" w:eastAsia="黑体"/>
       <w:i/>
       <w:iCs/>
       <w:color w:themeColor="text1" w:themeTint="BF" w:val="404040"/>
@@ -5371,6 +5774,7 @@
       <w:spacing w:line="240" w:lineRule="auto"/>
     </w:pPr>
     <w:rPr>
+      <w:rFonts w:eastAsia="黑体"/>
       <w:b/>
       <w:bCs/>
       <w:color w:themeColor="accent1" w:val="4F81BD"/>
@@ -5385,6 +5789,7 @@
     <w:qFormat/>
     <w:rsid w:val="00FC693F"/>
     <w:rPr>
+      <w:rFonts w:eastAsia="黑体"/>
       <w:b/>
       <w:bCs/>
     </w:rPr>
@@ -5396,6 +5801,7 @@
     <w:qFormat/>
     <w:rsid w:val="00FC693F"/>
     <w:rPr>
+      <w:rFonts w:eastAsia="黑体"/>
       <w:i/>
       <w:iCs/>
     </w:rPr>
@@ -5416,6 +5822,7 @@
       <w:ind w:left="936" w:right="936"/>
     </w:pPr>
     <w:rPr>
+      <w:rFonts w:eastAsia="黑体"/>
       <w:b/>
       <w:bCs/>
       <w:i/>
@@ -5430,6 +5837,7 @@
     <w:uiPriority w:val="30"/>
     <w:rsid w:val="00FC693F"/>
     <w:rPr>
+      <w:rFonts w:eastAsia="黑体"/>
       <w:b/>
       <w:bCs/>
       <w:i/>
@@ -5444,6 +5852,7 @@
     <w:qFormat/>
     <w:rsid w:val="00FC693F"/>
     <w:rPr>
+      <w:rFonts w:eastAsia="黑体"/>
       <w:i/>
       <w:iCs/>
       <w:color w:themeColor="text1" w:themeTint="7F" w:val="808080"/>
@@ -5456,6 +5865,7 @@
     <w:qFormat/>
     <w:rsid w:val="00FC693F"/>
     <w:rPr>
+      <w:rFonts w:eastAsia="黑体"/>
       <w:b/>
       <w:bCs/>
       <w:i/>
@@ -5470,6 +5880,7 @@
     <w:qFormat/>
     <w:rsid w:val="00FC693F"/>
     <w:rPr>
+      <w:rFonts w:eastAsia="黑体"/>
       <w:smallCaps/>
       <w:color w:themeColor="accent2" w:val="C0504D"/>
       <w:u w:val="single"/>
@@ -5482,6 +5893,7 @@
     <w:qFormat/>
     <w:rsid w:val="00FC693F"/>
     <w:rPr>
+      <w:rFonts w:eastAsia="黑体"/>
       <w:b/>
       <w:bCs/>
       <w:smallCaps/>
@@ -5497,6 +5909,7 @@
     <w:qFormat/>
     <w:rsid w:val="00FC693F"/>
     <w:rPr>
+      <w:rFonts w:eastAsia="黑体"/>
       <w:b/>
       <w:bCs/>
       <w:smallCaps/>
@@ -5551,6 +5964,7 @@
       <w:spacing w:after="0" w:line="240" w:lineRule="auto"/>
     </w:pPr>
     <w:rPr>
+      <w:rFonts w:eastAsia="黑体"/>
       <w:color w:themeColor="text1" w:themeShade="BF" w:val="000000"/>
     </w:rPr>
     <w:tblPr>
@@ -5573,6 +5987,7 @@
         <w:spacing w:after="0" w:before="0" w:line="240" w:lineRule="auto"/>
       </w:pPr>
       <w:rPr>
+        <w:rFonts w:eastAsia="黑体"/>
         <w:b/>
         <w:bCs/>
       </w:rPr>
@@ -5593,6 +6008,7 @@
         <w:spacing w:after="0" w:before="0" w:line="240" w:lineRule="auto"/>
       </w:pPr>
       <w:rPr>
+        <w:rFonts w:eastAsia="黑体"/>
         <w:b/>
         <w:bCs/>
       </w:rPr>
@@ -5610,12 +6026,14 @@
     </w:tblStylePr>
     <w:tblStylePr w:type="firstCol">
       <w:rPr>
+        <w:rFonts w:eastAsia="黑体"/>
         <w:b/>
         <w:bCs/>
       </w:rPr>
     </w:tblStylePr>
     <w:tblStylePr w:type="lastCol">
       <w:rPr>
+        <w:rFonts w:eastAsia="黑体"/>
         <w:b/>
         <w:bCs/>
       </w:rPr>
@@ -5654,6 +6072,7 @@
       <w:spacing w:after="0" w:line="240" w:lineRule="auto"/>
     </w:pPr>
     <w:rPr>
+      <w:rFonts w:eastAsia="黑体"/>
       <w:color w:themeColor="accent1" w:themeShade="BF" w:val="365F91"/>
     </w:rPr>
     <w:tblPr>
@@ -5676,6 +6095,7 @@
         <w:spacing w:after="0" w:before="0" w:line="240" w:lineRule="auto"/>
       </w:pPr>
       <w:rPr>
+        <w:rFonts w:eastAsia="黑体"/>
         <w:b/>
         <w:bCs/>
       </w:rPr>
@@ -5696,6 +6116,7 @@
         <w:spacing w:after="0" w:before="0" w:line="240" w:lineRule="auto"/>
       </w:pPr>
       <w:rPr>
+        <w:rFonts w:eastAsia="黑体"/>
         <w:b/>
         <w:bCs/>
       </w:rPr>
@@ -5713,12 +6134,14 @@
     </w:tblStylePr>
     <w:tblStylePr w:type="firstCol">
       <w:rPr>
+        <w:rFonts w:eastAsia="黑体"/>
         <w:b/>
         <w:bCs/>
       </w:rPr>
     </w:tblStylePr>
     <w:tblStylePr w:type="lastCol">
       <w:rPr>
+        <w:rFonts w:eastAsia="黑体"/>
         <w:b/>
         <w:bCs/>
       </w:rPr>
@@ -5757,6 +6180,7 @@
       <w:spacing w:after="0" w:line="240" w:lineRule="auto"/>
     </w:pPr>
     <w:rPr>
+      <w:rFonts w:eastAsia="黑体"/>
       <w:color w:themeColor="accent2" w:themeShade="BF" w:val="943634"/>
     </w:rPr>
     <w:tblPr>
@@ -5779,6 +6203,7 @@
         <w:spacing w:after="0" w:before="0" w:line="240" w:lineRule="auto"/>
       </w:pPr>
       <w:rPr>
+        <w:rFonts w:eastAsia="黑体"/>
         <w:b/>
         <w:bCs/>
       </w:rPr>
@@ -5799,6 +6224,7 @@
         <w:spacing w:after="0" w:before="0" w:line="240" w:lineRule="auto"/>
       </w:pPr>
       <w:rPr>
+        <w:rFonts w:eastAsia="黑体"/>
         <w:b/>
         <w:bCs/>
       </w:rPr>
@@ -5816,12 +6242,14 @@
     </w:tblStylePr>
     <w:tblStylePr w:type="firstCol">
       <w:rPr>
+        <w:rFonts w:eastAsia="黑体"/>
         <w:b/>
         <w:bCs/>
       </w:rPr>
     </w:tblStylePr>
     <w:tblStylePr w:type="lastCol">
       <w:rPr>
+        <w:rFonts w:eastAsia="黑体"/>
         <w:b/>
         <w:bCs/>
       </w:rPr>
@@ -5860,6 +6288,7 @@
       <w:spacing w:after="0" w:line="240" w:lineRule="auto"/>
     </w:pPr>
     <w:rPr>
+      <w:rFonts w:eastAsia="黑体"/>
       <w:color w:themeColor="accent3" w:themeShade="BF" w:val="76923C"/>
     </w:rPr>
     <w:tblPr>
@@ -5882,6 +6311,7 @@
         <w:spacing w:after="0" w:before="0" w:line="240" w:lineRule="auto"/>
       </w:pPr>
       <w:rPr>
+        <w:rFonts w:eastAsia="黑体"/>
         <w:b/>
         <w:bCs/>
       </w:rPr>
@@ -5902,6 +6332,7 @@
         <w:spacing w:after="0" w:before="0" w:line="240" w:lineRule="auto"/>
       </w:pPr>
       <w:rPr>
+        <w:rFonts w:eastAsia="黑体"/>
         <w:b/>
         <w:bCs/>
       </w:rPr>
@@ -5919,12 +6350,14 @@
     </w:tblStylePr>
     <w:tblStylePr w:type="firstCol">
       <w:rPr>
+        <w:rFonts w:eastAsia="黑体"/>
         <w:b/>
         <w:bCs/>
       </w:rPr>
     </w:tblStylePr>
     <w:tblStylePr w:type="lastCol">
       <w:rPr>
+        <w:rFonts w:eastAsia="黑体"/>
         <w:b/>
         <w:bCs/>
       </w:rPr>
@@ -5963,6 +6396,7 @@
       <w:spacing w:after="0" w:line="240" w:lineRule="auto"/>
     </w:pPr>
     <w:rPr>
+      <w:rFonts w:eastAsia="黑体"/>
       <w:color w:themeColor="accent4" w:themeShade="BF" w:val="5F497A"/>
     </w:rPr>
     <w:tblPr>
@@ -5985,6 +6419,7 @@
         <w:spacing w:after="0" w:before="0" w:line="240" w:lineRule="auto"/>
       </w:pPr>
       <w:rPr>
+        <w:rFonts w:eastAsia="黑体"/>
         <w:b/>
         <w:bCs/>
       </w:rPr>
@@ -6005,6 +6440,7 @@
         <w:spacing w:after="0" w:before="0" w:line="240" w:lineRule="auto"/>
       </w:pPr>
       <w:rPr>
+        <w:rFonts w:eastAsia="黑体"/>
         <w:b/>
         <w:bCs/>
       </w:rPr>
@@ -6022,12 +6458,14 @@
     </w:tblStylePr>
     <w:tblStylePr w:type="firstCol">
       <w:rPr>
+        <w:rFonts w:eastAsia="黑体"/>
         <w:b/>
         <w:bCs/>
       </w:rPr>
     </w:tblStylePr>
     <w:tblStylePr w:type="lastCol">
       <w:rPr>
+        <w:rFonts w:eastAsia="黑体"/>
         <w:b/>
         <w:bCs/>
       </w:rPr>
@@ -6066,6 +6504,7 @@
       <w:spacing w:after="0" w:line="240" w:lineRule="auto"/>
     </w:pPr>
     <w:rPr>
+      <w:rFonts w:eastAsia="黑体"/>
       <w:color w:themeColor="accent5" w:themeShade="BF" w:val="31849B"/>
     </w:rPr>
     <w:tblPr>
@@ -6088,6 +6527,7 @@
         <w:spacing w:after="0" w:before="0" w:line="240" w:lineRule="auto"/>
       </w:pPr>
       <w:rPr>
+        <w:rFonts w:eastAsia="黑体"/>
         <w:b/>
         <w:bCs/>
       </w:rPr>
@@ -6108,6 +6548,7 @@
         <w:spacing w:after="0" w:before="0" w:line="240" w:lineRule="auto"/>
       </w:pPr>
       <w:rPr>
+        <w:rFonts w:eastAsia="黑体"/>
         <w:b/>
         <w:bCs/>
       </w:rPr>
@@ -6125,12 +6566,14 @@
     </w:tblStylePr>
     <w:tblStylePr w:type="firstCol">
       <w:rPr>
+        <w:rFonts w:eastAsia="黑体"/>
         <w:b/>
         <w:bCs/>
       </w:rPr>
     </w:tblStylePr>
     <w:tblStylePr w:type="lastCol">
       <w:rPr>
+        <w:rFonts w:eastAsia="黑体"/>
         <w:b/>
         <w:bCs/>
       </w:rPr>
@@ -6169,6 +6612,7 @@
       <w:spacing w:after="0" w:line="240" w:lineRule="auto"/>
     </w:pPr>
     <w:rPr>
+      <w:rFonts w:eastAsia="黑体"/>
       <w:color w:themeColor="accent6" w:themeShade="BF" w:val="E36C0A"/>
     </w:rPr>
     <w:tblPr>
@@ -6191,6 +6635,7 @@
         <w:spacing w:after="0" w:before="0" w:line="240" w:lineRule="auto"/>
       </w:pPr>
       <w:rPr>
+        <w:rFonts w:eastAsia="黑体"/>
         <w:b/>
         <w:bCs/>
       </w:rPr>
@@ -6211,6 +6656,7 @@
         <w:spacing w:after="0" w:before="0" w:line="240" w:lineRule="auto"/>
       </w:pPr>
       <w:rPr>
+        <w:rFonts w:eastAsia="黑体"/>
         <w:b/>
         <w:bCs/>
       </w:rPr>
@@ -6228,12 +6674,14 @@
     </w:tblStylePr>
     <w:tblStylePr w:type="firstCol">
       <w:rPr>
+        <w:rFonts w:eastAsia="黑体"/>
         <w:b/>
         <w:bCs/>
       </w:rPr>
     </w:tblStylePr>
     <w:tblStylePr w:type="lastCol">
       <w:rPr>
+        <w:rFonts w:eastAsia="黑体"/>
         <w:b/>
         <w:bCs/>
       </w:rPr>
@@ -6293,6 +6741,7 @@
         <w:spacing w:after="0" w:before="0" w:line="240" w:lineRule="auto"/>
       </w:pPr>
       <w:rPr>
+        <w:rFonts w:eastAsia="黑体"/>
         <w:b/>
         <w:bCs/>
         <w:color w:themeColor="background1" w:val="FFFFFF"/>
@@ -6307,6 +6756,7 @@
         <w:spacing w:after="0" w:before="0" w:line="240" w:lineRule="auto"/>
       </w:pPr>
       <w:rPr>
+        <w:rFonts w:eastAsia="黑体"/>
         <w:b/>
         <w:bCs/>
       </w:rPr>
@@ -6322,12 +6772,14 @@
     </w:tblStylePr>
     <w:tblStylePr w:type="firstCol">
       <w:rPr>
+        <w:rFonts w:eastAsia="黑体"/>
         <w:b/>
         <w:bCs/>
       </w:rPr>
     </w:tblStylePr>
     <w:tblStylePr w:type="lastCol">
       <w:rPr>
+        <w:rFonts w:eastAsia="黑体"/>
         <w:b/>
         <w:bCs/>
       </w:rPr>
@@ -6385,6 +6837,7 @@
         <w:spacing w:after="0" w:before="0" w:line="240" w:lineRule="auto"/>
       </w:pPr>
       <w:rPr>
+        <w:rFonts w:eastAsia="黑体"/>
         <w:b/>
         <w:bCs/>
         <w:color w:themeColor="background1" w:val="FFFFFF"/>
@@ -6399,6 +6852,7 @@
         <w:spacing w:after="0" w:before="0" w:line="240" w:lineRule="auto"/>
       </w:pPr>
       <w:rPr>
+        <w:rFonts w:eastAsia="黑体"/>
         <w:b/>
         <w:bCs/>
       </w:rPr>
@@ -6414,12 +6868,14 @@
     </w:tblStylePr>
     <w:tblStylePr w:type="firstCol">
       <w:rPr>
+        <w:rFonts w:eastAsia="黑体"/>
         <w:b/>
         <w:bCs/>
       </w:rPr>
     </w:tblStylePr>
     <w:tblStylePr w:type="lastCol">
       <w:rPr>
+        <w:rFonts w:eastAsia="黑体"/>
         <w:b/>
         <w:bCs/>
       </w:rPr>
@@ -6477,6 +6933,7 @@
         <w:spacing w:after="0" w:before="0" w:line="240" w:lineRule="auto"/>
       </w:pPr>
       <w:rPr>
+        <w:rFonts w:eastAsia="黑体"/>
         <w:b/>
         <w:bCs/>
         <w:color w:themeColor="background1" w:val="FFFFFF"/>
@@ -6491,6 +6948,7 @@
         <w:spacing w:after="0" w:before="0" w:line="240" w:lineRule="auto"/>
       </w:pPr>
       <w:rPr>
+        <w:rFonts w:eastAsia="黑体"/>
         <w:b/>
         <w:bCs/>
       </w:rPr>
@@ -6506,12 +6964,14 @@
     </w:tblStylePr>
     <w:tblStylePr w:type="firstCol">
       <w:rPr>
+        <w:rFonts w:eastAsia="黑体"/>
         <w:b/>
         <w:bCs/>
       </w:rPr>
     </w:tblStylePr>
     <w:tblStylePr w:type="lastCol">
       <w:rPr>
+        <w:rFonts w:eastAsia="黑体"/>
         <w:b/>
         <w:bCs/>
       </w:rPr>
@@ -6569,6 +7029,7 @@
         <w:spacing w:after="0" w:before="0" w:line="240" w:lineRule="auto"/>
       </w:pPr>
       <w:rPr>
+        <w:rFonts w:eastAsia="黑体"/>
         <w:b/>
         <w:bCs/>
         <w:color w:themeColor="background1" w:val="FFFFFF"/>
@@ -6583,6 +7044,7 @@
         <w:spacing w:after="0" w:before="0" w:line="240" w:lineRule="auto"/>
       </w:pPr>
       <w:rPr>
+        <w:rFonts w:eastAsia="黑体"/>
         <w:b/>
         <w:bCs/>
       </w:rPr>
@@ -6598,12 +7060,14 @@
     </w:tblStylePr>
     <w:tblStylePr w:type="firstCol">
       <w:rPr>
+        <w:rFonts w:eastAsia="黑体"/>
         <w:b/>
         <w:bCs/>
       </w:rPr>
     </w:tblStylePr>
     <w:tblStylePr w:type="lastCol">
       <w:rPr>
+        <w:rFonts w:eastAsia="黑体"/>
         <w:b/>
         <w:bCs/>
       </w:rPr>
@@ -6661,6 +7125,7 @@
         <w:spacing w:after="0" w:before="0" w:line="240" w:lineRule="auto"/>
       </w:pPr>
       <w:rPr>
+        <w:rFonts w:eastAsia="黑体"/>
         <w:b/>
         <w:bCs/>
         <w:color w:themeColor="background1" w:val="FFFFFF"/>
@@ -6675,6 +7140,7 @@
         <w:spacing w:after="0" w:before="0" w:line="240" w:lineRule="auto"/>
       </w:pPr>
       <w:rPr>
+        <w:rFonts w:eastAsia="黑体"/>
         <w:b/>
         <w:bCs/>
       </w:rPr>
@@ -6690,12 +7156,14 @@
     </w:tblStylePr>
     <w:tblStylePr w:type="firstCol">
       <w:rPr>
+        <w:rFonts w:eastAsia="黑体"/>
         <w:b/>
         <w:bCs/>
       </w:rPr>
     </w:tblStylePr>
     <w:tblStylePr w:type="lastCol">
       <w:rPr>
+        <w:rFonts w:eastAsia="黑体"/>
         <w:b/>
         <w:bCs/>
       </w:rPr>
@@ -6753,6 +7221,7 @@
         <w:spacing w:after="0" w:before="0" w:line="240" w:lineRule="auto"/>
       </w:pPr>
       <w:rPr>
+        <w:rFonts w:eastAsia="黑体"/>
         <w:b/>
         <w:bCs/>
         <w:color w:themeColor="background1" w:val="FFFFFF"/>
@@ -6767,6 +7236,7 @@
         <w:spacing w:after="0" w:before="0" w:line="240" w:lineRule="auto"/>
       </w:pPr>
       <w:rPr>
+        <w:rFonts w:eastAsia="黑体"/>
         <w:b/>
         <w:bCs/>
       </w:rPr>
@@ -6782,12 +7252,14 @@
     </w:tblStylePr>
     <w:tblStylePr w:type="firstCol">
       <w:rPr>
+        <w:rFonts w:eastAsia="黑体"/>
         <w:b/>
         <w:bCs/>
       </w:rPr>
     </w:tblStylePr>
     <w:tblStylePr w:type="lastCol">
       <w:rPr>
+        <w:rFonts w:eastAsia="黑体"/>
         <w:b/>
         <w:bCs/>
       </w:rPr>
@@ -6845,6 +7317,7 @@
         <w:spacing w:after="0" w:before="0" w:line="240" w:lineRule="auto"/>
       </w:pPr>
       <w:rPr>
+        <w:rFonts w:eastAsia="黑体"/>
         <w:b/>
         <w:bCs/>
         <w:color w:themeColor="background1" w:val="FFFFFF"/>
@@ -6859,6 +7332,7 @@
         <w:spacing w:after="0" w:before="0" w:line="240" w:lineRule="auto"/>
       </w:pPr>
       <w:rPr>
+        <w:rFonts w:eastAsia="黑体"/>
         <w:b/>
         <w:bCs/>
       </w:rPr>
@@ -6874,12 +7348,14 @@
     </w:tblStylePr>
     <w:tblStylePr w:type="firstCol">
       <w:rPr>
+        <w:rFonts w:eastAsia="黑体"/>
         <w:b/>
         <w:bCs/>
       </w:rPr>
     </w:tblStylePr>
     <w:tblStylePr w:type="lastCol">
       <w:rPr>
+        <w:rFonts w:eastAsia="黑体"/>
         <w:b/>
         <w:bCs/>
       </w:rPr>
@@ -6939,7 +7415,7 @@
         <w:spacing w:after="0" w:before="0" w:line="240" w:lineRule="auto"/>
       </w:pPr>
       <w:rPr>
-        <w:rFonts w:asciiTheme="majorHAnsi" w:cstheme="majorBidi" w:eastAsiaTheme="majorEastAsia" w:hAnsiTheme="majorHAnsi"/>
+        <w:rFonts w:asciiTheme="majorHAnsi" w:cstheme="majorBidi" w:hAnsiTheme="majorHAnsi" w:eastAsia="黑体"/>
         <w:b/>
         <w:bCs/>
       </w:rPr>
@@ -6960,7 +7436,7 @@
         <w:spacing w:after="0" w:before="0" w:line="240" w:lineRule="auto"/>
       </w:pPr>
       <w:rPr>
-        <w:rFonts w:asciiTheme="majorHAnsi" w:cstheme="majorBidi" w:eastAsiaTheme="majorEastAsia" w:hAnsiTheme="majorHAnsi"/>
+        <w:rFonts w:asciiTheme="majorHAnsi" w:cstheme="majorBidi" w:hAnsiTheme="majorHAnsi" w:eastAsia="黑体"/>
         <w:b/>
         <w:bCs/>
       </w:rPr>
@@ -6978,14 +7454,14 @@
     </w:tblStylePr>
     <w:tblStylePr w:type="firstCol">
       <w:rPr>
-        <w:rFonts w:asciiTheme="majorHAnsi" w:cstheme="majorBidi" w:eastAsiaTheme="majorEastAsia" w:hAnsiTheme="majorHAnsi"/>
+        <w:rFonts w:asciiTheme="majorHAnsi" w:cstheme="majorBidi" w:hAnsiTheme="majorHAnsi" w:eastAsia="黑体"/>
         <w:b/>
         <w:bCs/>
       </w:rPr>
     </w:tblStylePr>
     <w:tblStylePr w:type="lastCol">
       <w:rPr>
-        <w:rFonts w:asciiTheme="majorHAnsi" w:cstheme="majorBidi" w:eastAsiaTheme="majorEastAsia" w:hAnsiTheme="majorHAnsi"/>
+        <w:rFonts w:asciiTheme="majorHAnsi" w:cstheme="majorBidi" w:hAnsiTheme="majorHAnsi" w:eastAsia="黑体"/>
         <w:b/>
         <w:bCs/>
       </w:rPr>
@@ -7069,7 +7545,7 @@
         <w:spacing w:after="0" w:before="0" w:line="240" w:lineRule="auto"/>
       </w:pPr>
       <w:rPr>
-        <w:rFonts w:asciiTheme="majorHAnsi" w:cstheme="majorBidi" w:eastAsiaTheme="majorEastAsia" w:hAnsiTheme="majorHAnsi"/>
+        <w:rFonts w:asciiTheme="majorHAnsi" w:cstheme="majorBidi" w:hAnsiTheme="majorHAnsi" w:eastAsia="黑体"/>
         <w:b/>
         <w:bCs/>
       </w:rPr>
@@ -7090,7 +7566,7 @@
         <w:spacing w:after="0" w:before="0" w:line="240" w:lineRule="auto"/>
       </w:pPr>
       <w:rPr>
-        <w:rFonts w:asciiTheme="majorHAnsi" w:cstheme="majorBidi" w:eastAsiaTheme="majorEastAsia" w:hAnsiTheme="majorHAnsi"/>
+        <w:rFonts w:asciiTheme="majorHAnsi" w:cstheme="majorBidi" w:hAnsiTheme="majorHAnsi" w:eastAsia="黑体"/>
         <w:b/>
         <w:bCs/>
       </w:rPr>
@@ -7108,14 +7584,14 @@
     </w:tblStylePr>
     <w:tblStylePr w:type="firstCol">
       <w:rPr>
-        <w:rFonts w:asciiTheme="majorHAnsi" w:cstheme="majorBidi" w:eastAsiaTheme="majorEastAsia" w:hAnsiTheme="majorHAnsi"/>
+        <w:rFonts w:asciiTheme="majorHAnsi" w:cstheme="majorBidi" w:hAnsiTheme="majorHAnsi" w:eastAsia="黑体"/>
         <w:b/>
         <w:bCs/>
       </w:rPr>
     </w:tblStylePr>
     <w:tblStylePr w:type="lastCol">
       <w:rPr>
-        <w:rFonts w:asciiTheme="majorHAnsi" w:cstheme="majorBidi" w:eastAsiaTheme="majorEastAsia" w:hAnsiTheme="majorHAnsi"/>
+        <w:rFonts w:asciiTheme="majorHAnsi" w:cstheme="majorBidi" w:hAnsiTheme="majorHAnsi" w:eastAsia="黑体"/>
         <w:b/>
         <w:bCs/>
       </w:rPr>
@@ -7199,7 +7675,7 @@
         <w:spacing w:after="0" w:before="0" w:line="240" w:lineRule="auto"/>
       </w:pPr>
       <w:rPr>
-        <w:rFonts w:asciiTheme="majorHAnsi" w:cstheme="majorBidi" w:eastAsiaTheme="majorEastAsia" w:hAnsiTheme="majorHAnsi"/>
+        <w:rFonts w:asciiTheme="majorHAnsi" w:cstheme="majorBidi" w:hAnsiTheme="majorHAnsi" w:eastAsia="黑体"/>
         <w:b/>
         <w:bCs/>
       </w:rPr>
@@ -7220,7 +7696,7 @@
         <w:spacing w:after="0" w:before="0" w:line="240" w:lineRule="auto"/>
       </w:pPr>
       <w:rPr>
-        <w:rFonts w:asciiTheme="majorHAnsi" w:cstheme="majorBidi" w:eastAsiaTheme="majorEastAsia" w:hAnsiTheme="majorHAnsi"/>
+        <w:rFonts w:asciiTheme="majorHAnsi" w:cstheme="majorBidi" w:hAnsiTheme="majorHAnsi" w:eastAsia="黑体"/>
         <w:b/>
         <w:bCs/>
       </w:rPr>
@@ -7238,14 +7714,14 @@
     </w:tblStylePr>
     <w:tblStylePr w:type="firstCol">
       <w:rPr>
-        <w:rFonts w:asciiTheme="majorHAnsi" w:cstheme="majorBidi" w:eastAsiaTheme="majorEastAsia" w:hAnsiTheme="majorHAnsi"/>
+        <w:rFonts w:asciiTheme="majorHAnsi" w:cstheme="majorBidi" w:hAnsiTheme="majorHAnsi" w:eastAsia="黑体"/>
         <w:b/>
         <w:bCs/>
       </w:rPr>
     </w:tblStylePr>
     <w:tblStylePr w:type="lastCol">
       <w:rPr>
-        <w:rFonts w:asciiTheme="majorHAnsi" w:cstheme="majorBidi" w:eastAsiaTheme="majorEastAsia" w:hAnsiTheme="majorHAnsi"/>
+        <w:rFonts w:asciiTheme="majorHAnsi" w:cstheme="majorBidi" w:hAnsiTheme="majorHAnsi" w:eastAsia="黑体"/>
         <w:b/>
         <w:bCs/>
       </w:rPr>
@@ -7329,7 +7805,7 @@
         <w:spacing w:after="0" w:before="0" w:line="240" w:lineRule="auto"/>
       </w:pPr>
       <w:rPr>
-        <w:rFonts w:asciiTheme="majorHAnsi" w:cstheme="majorBidi" w:eastAsiaTheme="majorEastAsia" w:hAnsiTheme="majorHAnsi"/>
+        <w:rFonts w:asciiTheme="majorHAnsi" w:cstheme="majorBidi" w:hAnsiTheme="majorHAnsi" w:eastAsia="黑体"/>
         <w:b/>
         <w:bCs/>
       </w:rPr>
@@ -7350,7 +7826,7 @@
         <w:spacing w:after="0" w:before="0" w:line="240" w:lineRule="auto"/>
       </w:pPr>
       <w:rPr>
-        <w:rFonts w:asciiTheme="majorHAnsi" w:cstheme="majorBidi" w:eastAsiaTheme="majorEastAsia" w:hAnsiTheme="majorHAnsi"/>
+        <w:rFonts w:asciiTheme="majorHAnsi" w:cstheme="majorBidi" w:hAnsiTheme="majorHAnsi" w:eastAsia="黑体"/>
         <w:b/>
         <w:bCs/>
       </w:rPr>
@@ -7368,14 +7844,14 @@
     </w:tblStylePr>
     <w:tblStylePr w:type="firstCol">
       <w:rPr>
-        <w:rFonts w:asciiTheme="majorHAnsi" w:cstheme="majorBidi" w:eastAsiaTheme="majorEastAsia" w:hAnsiTheme="majorHAnsi"/>
+        <w:rFonts w:asciiTheme="majorHAnsi" w:cstheme="majorBidi" w:hAnsiTheme="majorHAnsi" w:eastAsia="黑体"/>
         <w:b/>
         <w:bCs/>
       </w:rPr>
     </w:tblStylePr>
     <w:tblStylePr w:type="lastCol">
       <w:rPr>
-        <w:rFonts w:asciiTheme="majorHAnsi" w:cstheme="majorBidi" w:eastAsiaTheme="majorEastAsia" w:hAnsiTheme="majorHAnsi"/>
+        <w:rFonts w:asciiTheme="majorHAnsi" w:cstheme="majorBidi" w:hAnsiTheme="majorHAnsi" w:eastAsia="黑体"/>
         <w:b/>
         <w:bCs/>
       </w:rPr>
@@ -7459,7 +7935,7 @@
         <w:spacing w:after="0" w:before="0" w:line="240" w:lineRule="auto"/>
       </w:pPr>
       <w:rPr>
-        <w:rFonts w:asciiTheme="majorHAnsi" w:cstheme="majorBidi" w:eastAsiaTheme="majorEastAsia" w:hAnsiTheme="majorHAnsi"/>
+        <w:rFonts w:asciiTheme="majorHAnsi" w:cstheme="majorBidi" w:hAnsiTheme="majorHAnsi" w:eastAsia="黑体"/>
         <w:b/>
         <w:bCs/>
       </w:rPr>
@@ -7480,7 +7956,7 @@
         <w:spacing w:after="0" w:before="0" w:line="240" w:lineRule="auto"/>
       </w:pPr>
       <w:rPr>
-        <w:rFonts w:asciiTheme="majorHAnsi" w:cstheme="majorBidi" w:eastAsiaTheme="majorEastAsia" w:hAnsiTheme="majorHAnsi"/>
+        <w:rFonts w:asciiTheme="majorHAnsi" w:cstheme="majorBidi" w:hAnsiTheme="majorHAnsi" w:eastAsia="黑体"/>
         <w:b/>
         <w:bCs/>
       </w:rPr>
@@ -7498,14 +7974,14 @@
     </w:tblStylePr>
     <w:tblStylePr w:type="firstCol">
       <w:rPr>
-        <w:rFonts w:asciiTheme="majorHAnsi" w:cstheme="majorBidi" w:eastAsiaTheme="majorEastAsia" w:hAnsiTheme="majorHAnsi"/>
+        <w:rFonts w:asciiTheme="majorHAnsi" w:cstheme="majorBidi" w:hAnsiTheme="majorHAnsi" w:eastAsia="黑体"/>
         <w:b/>
         <w:bCs/>
       </w:rPr>
     </w:tblStylePr>
     <w:tblStylePr w:type="lastCol">
       <w:rPr>
-        <w:rFonts w:asciiTheme="majorHAnsi" w:cstheme="majorBidi" w:eastAsiaTheme="majorEastAsia" w:hAnsiTheme="majorHAnsi"/>
+        <w:rFonts w:asciiTheme="majorHAnsi" w:cstheme="majorBidi" w:hAnsiTheme="majorHAnsi" w:eastAsia="黑体"/>
         <w:b/>
         <w:bCs/>
       </w:rPr>
@@ -7589,7 +8065,7 @@
         <w:spacing w:after="0" w:before="0" w:line="240" w:lineRule="auto"/>
       </w:pPr>
       <w:rPr>
-        <w:rFonts w:asciiTheme="majorHAnsi" w:cstheme="majorBidi" w:eastAsiaTheme="majorEastAsia" w:hAnsiTheme="majorHAnsi"/>
+        <w:rFonts w:asciiTheme="majorHAnsi" w:cstheme="majorBidi" w:hAnsiTheme="majorHAnsi" w:eastAsia="黑体"/>
         <w:b/>
         <w:bCs/>
       </w:rPr>
@@ -7610,7 +8086,7 @@
         <w:spacing w:after="0" w:before="0" w:line="240" w:lineRule="auto"/>
       </w:pPr>
       <w:rPr>
-        <w:rFonts w:asciiTheme="majorHAnsi" w:cstheme="majorBidi" w:eastAsiaTheme="majorEastAsia" w:hAnsiTheme="majorHAnsi"/>
+        <w:rFonts w:asciiTheme="majorHAnsi" w:cstheme="majorBidi" w:hAnsiTheme="majorHAnsi" w:eastAsia="黑体"/>
         <w:b/>
         <w:bCs/>
       </w:rPr>
@@ -7628,14 +8104,14 @@
     </w:tblStylePr>
     <w:tblStylePr w:type="firstCol">
       <w:rPr>
-        <w:rFonts w:asciiTheme="majorHAnsi" w:cstheme="majorBidi" w:eastAsiaTheme="majorEastAsia" w:hAnsiTheme="majorHAnsi"/>
+        <w:rFonts w:asciiTheme="majorHAnsi" w:cstheme="majorBidi" w:hAnsiTheme="majorHAnsi" w:eastAsia="黑体"/>
         <w:b/>
         <w:bCs/>
       </w:rPr>
     </w:tblStylePr>
     <w:tblStylePr w:type="lastCol">
       <w:rPr>
-        <w:rFonts w:asciiTheme="majorHAnsi" w:cstheme="majorBidi" w:eastAsiaTheme="majorEastAsia" w:hAnsiTheme="majorHAnsi"/>
+        <w:rFonts w:asciiTheme="majorHAnsi" w:cstheme="majorBidi" w:hAnsiTheme="majorHAnsi" w:eastAsia="黑体"/>
         <w:b/>
         <w:bCs/>
       </w:rPr>
@@ -7719,7 +8195,7 @@
         <w:spacing w:after="0" w:before="0" w:line="240" w:lineRule="auto"/>
       </w:pPr>
       <w:rPr>
-        <w:rFonts w:asciiTheme="majorHAnsi" w:cstheme="majorBidi" w:eastAsiaTheme="majorEastAsia" w:hAnsiTheme="majorHAnsi"/>
+        <w:rFonts w:asciiTheme="majorHAnsi" w:cstheme="majorBidi" w:hAnsiTheme="majorHAnsi" w:eastAsia="黑体"/>
         <w:b/>
         <w:bCs/>
       </w:rPr>
@@ -7740,7 +8216,7 @@
         <w:spacing w:after="0" w:before="0" w:line="240" w:lineRule="auto"/>
       </w:pPr>
       <w:rPr>
-        <w:rFonts w:asciiTheme="majorHAnsi" w:cstheme="majorBidi" w:eastAsiaTheme="majorEastAsia" w:hAnsiTheme="majorHAnsi"/>
+        <w:rFonts w:asciiTheme="majorHAnsi" w:cstheme="majorBidi" w:hAnsiTheme="majorHAnsi" w:eastAsia="黑体"/>
         <w:b/>
         <w:bCs/>
       </w:rPr>
@@ -7758,14 +8234,14 @@
     </w:tblStylePr>
     <w:tblStylePr w:type="firstCol">
       <w:rPr>
-        <w:rFonts w:asciiTheme="majorHAnsi" w:cstheme="majorBidi" w:eastAsiaTheme="majorEastAsia" w:hAnsiTheme="majorHAnsi"/>
+        <w:rFonts w:asciiTheme="majorHAnsi" w:cstheme="majorBidi" w:hAnsiTheme="majorHAnsi" w:eastAsia="黑体"/>
         <w:b/>
         <w:bCs/>
       </w:rPr>
     </w:tblStylePr>
     <w:tblStylePr w:type="lastCol">
       <w:rPr>
-        <w:rFonts w:asciiTheme="majorHAnsi" w:cstheme="majorBidi" w:eastAsiaTheme="majorEastAsia" w:hAnsiTheme="majorHAnsi"/>
+        <w:rFonts w:asciiTheme="majorHAnsi" w:cstheme="majorBidi" w:hAnsiTheme="majorHAnsi" w:eastAsia="黑体"/>
         <w:b/>
         <w:bCs/>
       </w:rPr>
@@ -7848,6 +8324,7 @@
         <w:spacing w:after="0" w:before="0" w:line="240" w:lineRule="auto"/>
       </w:pPr>
       <w:rPr>
+        <w:rFonts w:eastAsia="黑体"/>
         <w:b/>
         <w:bCs/>
         <w:color w:themeColor="background1" w:val="FFFFFF"/>
@@ -7870,6 +8347,7 @@
         <w:spacing w:after="0" w:before="0" w:line="240" w:lineRule="auto"/>
       </w:pPr>
       <w:rPr>
+        <w:rFonts w:eastAsia="黑体"/>
         <w:b/>
         <w:bCs/>
       </w:rPr>
@@ -7887,12 +8365,14 @@
     </w:tblStylePr>
     <w:tblStylePr w:type="firstCol">
       <w:rPr>
+        <w:rFonts w:eastAsia="黑体"/>
         <w:b/>
         <w:bCs/>
       </w:rPr>
     </w:tblStylePr>
     <w:tblStylePr w:type="lastCol">
       <w:rPr>
+        <w:rFonts w:eastAsia="黑体"/>
         <w:b/>
         <w:bCs/>
       </w:rPr>
@@ -7954,6 +8434,7 @@
         <w:spacing w:after="0" w:before="0" w:line="240" w:lineRule="auto"/>
       </w:pPr>
       <w:rPr>
+        <w:rFonts w:eastAsia="黑体"/>
         <w:b/>
         <w:bCs/>
         <w:color w:themeColor="background1" w:val="FFFFFF"/>
@@ -7976,6 +8457,7 @@
         <w:spacing w:after="0" w:before="0" w:line="240" w:lineRule="auto"/>
       </w:pPr>
       <w:rPr>
+        <w:rFonts w:eastAsia="黑体"/>
         <w:b/>
         <w:bCs/>
       </w:rPr>
@@ -7993,12 +8475,14 @@
     </w:tblStylePr>
     <w:tblStylePr w:type="firstCol">
       <w:rPr>
+        <w:rFonts w:eastAsia="黑体"/>
         <w:b/>
         <w:bCs/>
       </w:rPr>
     </w:tblStylePr>
     <w:tblStylePr w:type="lastCol">
       <w:rPr>
+        <w:rFonts w:eastAsia="黑体"/>
         <w:b/>
         <w:bCs/>
       </w:rPr>
@@ -8060,6 +8544,7 @@
         <w:spacing w:after="0" w:before="0" w:line="240" w:lineRule="auto"/>
       </w:pPr>
       <w:rPr>
+        <w:rFonts w:eastAsia="黑体"/>
         <w:b/>
         <w:bCs/>
         <w:color w:themeColor="background1" w:val="FFFFFF"/>
@@ -8082,6 +8567,7 @@
         <w:spacing w:after="0" w:before="0" w:line="240" w:lineRule="auto"/>
       </w:pPr>
       <w:rPr>
+        <w:rFonts w:eastAsia="黑体"/>
         <w:b/>
         <w:bCs/>
       </w:rPr>
@@ -8099,12 +8585,14 @@
     </w:tblStylePr>
     <w:tblStylePr w:type="firstCol">
       <w:rPr>
+        <w:rFonts w:eastAsia="黑体"/>
         <w:b/>
         <w:bCs/>
       </w:rPr>
     </w:tblStylePr>
     <w:tblStylePr w:type="lastCol">
       <w:rPr>
+        <w:rFonts w:eastAsia="黑体"/>
         <w:b/>
         <w:bCs/>
       </w:rPr>
@@ -8166,6 +8654,7 @@
         <w:spacing w:after="0" w:before="0" w:line="240" w:lineRule="auto"/>
       </w:pPr>
       <w:rPr>
+        <w:rFonts w:eastAsia="黑体"/>
         <w:b/>
         <w:bCs/>
         <w:color w:themeColor="background1" w:val="FFFFFF"/>
@@ -8188,6 +8677,7 @@
         <w:spacing w:after="0" w:before="0" w:line="240" w:lineRule="auto"/>
       </w:pPr>
       <w:rPr>
+        <w:rFonts w:eastAsia="黑体"/>
         <w:b/>
         <w:bCs/>
       </w:rPr>
@@ -8205,12 +8695,14 @@
     </w:tblStylePr>
     <w:tblStylePr w:type="firstCol">
       <w:rPr>
+        <w:rFonts w:eastAsia="黑体"/>
         <w:b/>
         <w:bCs/>
       </w:rPr>
     </w:tblStylePr>
     <w:tblStylePr w:type="lastCol">
       <w:rPr>
+        <w:rFonts w:eastAsia="黑体"/>
         <w:b/>
         <w:bCs/>
       </w:rPr>
@@ -8272,6 +8764,7 @@
         <w:spacing w:after="0" w:before="0" w:line="240" w:lineRule="auto"/>
       </w:pPr>
       <w:rPr>
+        <w:rFonts w:eastAsia="黑体"/>
         <w:b/>
         <w:bCs/>
         <w:color w:themeColor="background1" w:val="FFFFFF"/>
@@ -8294,6 +8787,7 @@
         <w:spacing w:after="0" w:before="0" w:line="240" w:lineRule="auto"/>
       </w:pPr>
       <w:rPr>
+        <w:rFonts w:eastAsia="黑体"/>
         <w:b/>
         <w:bCs/>
       </w:rPr>
@@ -8311,12 +8805,14 @@
     </w:tblStylePr>
     <w:tblStylePr w:type="firstCol">
       <w:rPr>
+        <w:rFonts w:eastAsia="黑体"/>
         <w:b/>
         <w:bCs/>
       </w:rPr>
     </w:tblStylePr>
     <w:tblStylePr w:type="lastCol">
       <w:rPr>
+        <w:rFonts w:eastAsia="黑体"/>
         <w:b/>
         <w:bCs/>
       </w:rPr>
@@ -8378,6 +8874,7 @@
         <w:spacing w:after="0" w:before="0" w:line="240" w:lineRule="auto"/>
       </w:pPr>
       <w:rPr>
+        <w:rFonts w:eastAsia="黑体"/>
         <w:b/>
         <w:bCs/>
         <w:color w:themeColor="background1" w:val="FFFFFF"/>
@@ -8400,6 +8897,7 @@
         <w:spacing w:after="0" w:before="0" w:line="240" w:lineRule="auto"/>
       </w:pPr>
       <w:rPr>
+        <w:rFonts w:eastAsia="黑体"/>
         <w:b/>
         <w:bCs/>
       </w:rPr>
@@ -8417,12 +8915,14 @@
     </w:tblStylePr>
     <w:tblStylePr w:type="firstCol">
       <w:rPr>
+        <w:rFonts w:eastAsia="黑体"/>
         <w:b/>
         <w:bCs/>
       </w:rPr>
     </w:tblStylePr>
     <w:tblStylePr w:type="lastCol">
       <w:rPr>
+        <w:rFonts w:eastAsia="黑体"/>
         <w:b/>
         <w:bCs/>
       </w:rPr>
@@ -8484,6 +8984,7 @@
         <w:spacing w:after="0" w:before="0" w:line="240" w:lineRule="auto"/>
       </w:pPr>
       <w:rPr>
+        <w:rFonts w:eastAsia="黑体"/>
         <w:b/>
         <w:bCs/>
         <w:color w:themeColor="background1" w:val="FFFFFF"/>
@@ -8506,6 +9007,7 @@
         <w:spacing w:after="0" w:before="0" w:line="240" w:lineRule="auto"/>
       </w:pPr>
       <w:rPr>
+        <w:rFonts w:eastAsia="黑体"/>
         <w:b/>
         <w:bCs/>
       </w:rPr>
@@ -8523,12 +9025,14 @@
     </w:tblStylePr>
     <w:tblStylePr w:type="firstCol">
       <w:rPr>
+        <w:rFonts w:eastAsia="黑体"/>
         <w:b/>
         <w:bCs/>
       </w:rPr>
     </w:tblStylePr>
     <w:tblStylePr w:type="lastCol">
       <w:rPr>
+        <w:rFonts w:eastAsia="黑体"/>
         <w:b/>
         <w:bCs/>
       </w:rPr>
@@ -8587,6 +9091,7 @@
         <w:spacing w:after="0" w:before="0" w:line="240" w:lineRule="auto"/>
       </w:pPr>
       <w:rPr>
+        <w:rFonts w:eastAsia="黑体"/>
         <w:b/>
         <w:bCs/>
         <w:color w:themeColor="background1" w:val="FFFFFF"/>
@@ -8609,6 +9114,7 @@
         <w:spacing w:after="0" w:before="0" w:line="240" w:lineRule="auto"/>
       </w:pPr>
       <w:rPr>
+        <w:rFonts w:eastAsia="黑体"/>
         <w:color w:val="auto"/>
       </w:rPr>
       <w:tblPr/>
@@ -8626,6 +9132,7 @@
     </w:tblStylePr>
     <w:tblStylePr w:type="firstCol">
       <w:rPr>
+        <w:rFonts w:eastAsia="黑体"/>
         <w:b/>
         <w:bCs/>
         <w:color w:themeColor="background1" w:val="FFFFFF"/>
@@ -8645,6 +9152,7 @@
     </w:tblStylePr>
     <w:tblStylePr w:type="lastCol">
       <w:rPr>
+        <w:rFonts w:eastAsia="黑体"/>
         <w:b/>
         <w:bCs/>
         <w:color w:themeColor="background1" w:val="FFFFFF"/>
@@ -8693,6 +9201,7 @@
     </w:tblStylePr>
     <w:tblStylePr w:type="nwCell">
       <w:rPr>
+        <w:rFonts w:eastAsia="黑体"/>
         <w:color w:themeColor="background1" w:val="FFFFFF"/>
       </w:rPr>
       <w:tblPr/>
@@ -8736,6 +9245,7 @@
         <w:spacing w:after="0" w:before="0" w:line="240" w:lineRule="auto"/>
       </w:pPr>
       <w:rPr>
+        <w:rFonts w:eastAsia="黑体"/>
         <w:b/>
         <w:bCs/>
         <w:color w:themeColor="background1" w:val="FFFFFF"/>
@@ -8758,6 +9268,7 @@
         <w:spacing w:after="0" w:before="0" w:line="240" w:lineRule="auto"/>
       </w:pPr>
       <w:rPr>
+        <w:rFonts w:eastAsia="黑体"/>
         <w:color w:val="auto"/>
       </w:rPr>
       <w:tblPr/>
@@ -8775,6 +9286,7 @@
     </w:tblStylePr>
     <w:tblStylePr w:type="firstCol">
       <w:rPr>
+        <w:rFonts w:eastAsia="黑体"/>
         <w:b/>
         <w:bCs/>
         <w:color w:themeColor="background1" w:val="FFFFFF"/>
@@ -8794,6 +9306,7 @@
     </w:tblStylePr>
     <w:tblStylePr w:type="lastCol">
       <w:rPr>
+        <w:rFonts w:eastAsia="黑体"/>
         <w:b/>
         <w:bCs/>
         <w:color w:themeColor="background1" w:val="FFFFFF"/>
@@ -8842,6 +9355,7 @@
     </w:tblStylePr>
     <w:tblStylePr w:type="nwCell">
       <w:rPr>
+        <w:rFonts w:eastAsia="黑体"/>
         <w:color w:themeColor="background1" w:val="FFFFFF"/>
       </w:rPr>
       <w:tblPr/>
@@ -8885,6 +9399,7 @@
         <w:spacing w:after="0" w:before="0" w:line="240" w:lineRule="auto"/>
       </w:pPr>
       <w:rPr>
+        <w:rFonts w:eastAsia="黑体"/>
         <w:b/>
         <w:bCs/>
         <w:color w:themeColor="background1" w:val="FFFFFF"/>
@@ -8907,6 +9422,7 @@
         <w:spacing w:after="0" w:before="0" w:line="240" w:lineRule="auto"/>
       </w:pPr>
       <w:rPr>
+        <w:rFonts w:eastAsia="黑体"/>
         <w:color w:val="auto"/>
       </w:rPr>
       <w:tblPr/>
@@ -8924,6 +9440,7 @@
     </w:tblStylePr>
     <w:tblStylePr w:type="firstCol">
       <w:rPr>
+        <w:rFonts w:eastAsia="黑体"/>
         <w:b/>
         <w:bCs/>
         <w:color w:themeColor="background1" w:val="FFFFFF"/>
@@ -8943,6 +9460,7 @@
     </w:tblStylePr>
     <w:tblStylePr w:type="lastCol">
       <w:rPr>
+        <w:rFonts w:eastAsia="黑体"/>
         <w:b/>
         <w:bCs/>
         <w:color w:themeColor="background1" w:val="FFFFFF"/>
@@ -8991,6 +9509,7 @@
     </w:tblStylePr>
     <w:tblStylePr w:type="nwCell">
       <w:rPr>
+        <w:rFonts w:eastAsia="黑体"/>
         <w:color w:themeColor="background1" w:val="FFFFFF"/>
       </w:rPr>
       <w:tblPr/>
@@ -9034,6 +9553,7 @@
         <w:spacing w:after="0" w:before="0" w:line="240" w:lineRule="auto"/>
       </w:pPr>
       <w:rPr>
+        <w:rFonts w:eastAsia="黑体"/>
         <w:b/>
         <w:bCs/>
         <w:color w:themeColor="background1" w:val="FFFFFF"/>
@@ -9056,6 +9576,7 @@
         <w:spacing w:after="0" w:before="0" w:line="240" w:lineRule="auto"/>
       </w:pPr>
       <w:rPr>
+        <w:rFonts w:eastAsia="黑体"/>
         <w:color w:val="auto"/>
       </w:rPr>
       <w:tblPr/>
@@ -9073,6 +9594,7 @@
     </w:tblStylePr>
     <w:tblStylePr w:type="firstCol">
       <w:rPr>
+        <w:rFonts w:eastAsia="黑体"/>
         <w:b/>
         <w:bCs/>
         <w:color w:themeColor="background1" w:val="FFFFFF"/>
@@ -9092,6 +9614,7 @@
     </w:tblStylePr>
     <w:tblStylePr w:type="lastCol">
       <w:rPr>
+        <w:rFonts w:eastAsia="黑体"/>
         <w:b/>
         <w:bCs/>
         <w:color w:themeColor="background1" w:val="FFFFFF"/>
@@ -9140,6 +9663,7 @@
     </w:tblStylePr>
     <w:tblStylePr w:type="nwCell">
       <w:rPr>
+        <w:rFonts w:eastAsia="黑体"/>
         <w:color w:themeColor="background1" w:val="FFFFFF"/>
       </w:rPr>
       <w:tblPr/>
@@ -9183,6 +9707,7 @@
         <w:spacing w:after="0" w:before="0" w:line="240" w:lineRule="auto"/>
       </w:pPr>
       <w:rPr>
+        <w:rFonts w:eastAsia="黑体"/>
         <w:b/>
         <w:bCs/>
         <w:color w:themeColor="background1" w:val="FFFFFF"/>
@@ -9205,6 +9730,7 @@
         <w:spacing w:after="0" w:before="0" w:line="240" w:lineRule="auto"/>
       </w:pPr>
       <w:rPr>
+        <w:rFonts w:eastAsia="黑体"/>
         <w:color w:val="auto"/>
       </w:rPr>
       <w:tblPr/>
@@ -9222,6 +9748,7 @@
     </w:tblStylePr>
     <w:tblStylePr w:type="firstCol">
       <w:rPr>
+        <w:rFonts w:eastAsia="黑体"/>
         <w:b/>
         <w:bCs/>
         <w:color w:themeColor="background1" w:val="FFFFFF"/>
@@ -9241,6 +9768,7 @@
     </w:tblStylePr>
     <w:tblStylePr w:type="lastCol">
       <w:rPr>
+        <w:rFonts w:eastAsia="黑体"/>
         <w:b/>
         <w:bCs/>
         <w:color w:themeColor="background1" w:val="FFFFFF"/>
@@ -9289,6 +9817,7 @@
     </w:tblStylePr>
     <w:tblStylePr w:type="nwCell">
       <w:rPr>
+        <w:rFonts w:eastAsia="黑体"/>
         <w:color w:themeColor="background1" w:val="FFFFFF"/>
       </w:rPr>
       <w:tblPr/>
@@ -9332,6 +9861,7 @@
         <w:spacing w:after="0" w:before="0" w:line="240" w:lineRule="auto"/>
       </w:pPr>
       <w:rPr>
+        <w:rFonts w:eastAsia="黑体"/>
         <w:b/>
         <w:bCs/>
         <w:color w:themeColor="background1" w:val="FFFFFF"/>
@@ -9354,6 +9884,7 @@
         <w:spacing w:after="0" w:before="0" w:line="240" w:lineRule="auto"/>
       </w:pPr>
       <w:rPr>
+        <w:rFonts w:eastAsia="黑体"/>
         <w:color w:val="auto"/>
       </w:rPr>
       <w:tblPr/>
@@ -9371,6 +9902,7 @@
     </w:tblStylePr>
     <w:tblStylePr w:type="firstCol">
       <w:rPr>
+        <w:rFonts w:eastAsia="黑体"/>
         <w:b/>
         <w:bCs/>
         <w:color w:themeColor="background1" w:val="FFFFFF"/>
@@ -9390,6 +9922,7 @@
     </w:tblStylePr>
     <w:tblStylePr w:type="lastCol">
       <w:rPr>
+        <w:rFonts w:eastAsia="黑体"/>
         <w:b/>
         <w:bCs/>
         <w:color w:themeColor="background1" w:val="FFFFFF"/>
@@ -9438,6 +9971,7 @@
     </w:tblStylePr>
     <w:tblStylePr w:type="nwCell">
       <w:rPr>
+        <w:rFonts w:eastAsia="黑体"/>
         <w:color w:themeColor="background1" w:val="FFFFFF"/>
       </w:rPr>
       <w:tblPr/>
@@ -9481,6 +10015,7 @@
         <w:spacing w:after="0" w:before="0" w:line="240" w:lineRule="auto"/>
       </w:pPr>
       <w:rPr>
+        <w:rFonts w:eastAsia="黑体"/>
         <w:b/>
         <w:bCs/>
         <w:color w:themeColor="background1" w:val="FFFFFF"/>
@@ -9503,6 +10038,7 @@
         <w:spacing w:after="0" w:before="0" w:line="240" w:lineRule="auto"/>
       </w:pPr>
       <w:rPr>
+        <w:rFonts w:eastAsia="黑体"/>
         <w:color w:val="auto"/>
       </w:rPr>
       <w:tblPr/>
@@ -9520,6 +10056,7 @@
     </w:tblStylePr>
     <w:tblStylePr w:type="firstCol">
       <w:rPr>
+        <w:rFonts w:eastAsia="黑体"/>
         <w:b/>
         <w:bCs/>
         <w:color w:themeColor="background1" w:val="FFFFFF"/>
@@ -9539,6 +10076,7 @@
     </w:tblStylePr>
     <w:tblStylePr w:type="lastCol">
       <w:rPr>
+        <w:rFonts w:eastAsia="黑体"/>
         <w:b/>
         <w:bCs/>
         <w:color w:themeColor="background1" w:val="FFFFFF"/>
@@ -9587,6 +10125,7 @@
     </w:tblStylePr>
     <w:tblStylePr w:type="nwCell">
       <w:rPr>
+        <w:rFonts w:eastAsia="黑体"/>
         <w:color w:themeColor="background1" w:val="FFFFFF"/>
       </w:rPr>
       <w:tblPr/>
@@ -9611,6 +10150,7 @@
       <w:spacing w:after="0" w:line="240" w:lineRule="auto"/>
     </w:pPr>
     <w:rPr>
+      <w:rFonts w:eastAsia="黑体"/>
       <w:color w:themeColor="text1" w:val="000000"/>
     </w:rPr>
     <w:tblPr>
@@ -9630,7 +10170,7 @@
     </w:tblPr>
     <w:tblStylePr w:type="firstRow">
       <w:rPr>
-        <w:rFonts w:asciiTheme="majorHAnsi" w:cstheme="majorBidi" w:eastAsiaTheme="majorEastAsia" w:hAnsiTheme="majorHAnsi"/>
+        <w:rFonts w:asciiTheme="majorHAnsi" w:cstheme="majorBidi" w:hAnsiTheme="majorHAnsi" w:eastAsia="黑体"/>
       </w:rPr>
       <w:tblPr/>
       <w:tcPr>
@@ -9642,6 +10182,7 @@
     </w:tblStylePr>
     <w:tblStylePr w:type="lastRow">
       <w:rPr>
+        <w:rFonts w:eastAsia="黑体"/>
         <w:b/>
         <w:bCs/>
         <w:color w:themeColor="text2" w:val="1F497D"/>
@@ -9656,12 +10197,14 @@
     </w:tblStylePr>
     <w:tblStylePr w:type="firstCol">
       <w:rPr>
+        <w:rFonts w:eastAsia="黑体"/>
         <w:b/>
         <w:bCs/>
       </w:rPr>
     </w:tblStylePr>
     <w:tblStylePr w:type="lastCol">
       <w:rPr>
+        <w:rFonts w:eastAsia="黑体"/>
         <w:b/>
         <w:bCs/>
       </w:rPr>
@@ -9695,6 +10238,7 @@
       <w:spacing w:after="0" w:line="240" w:lineRule="auto"/>
     </w:pPr>
     <w:rPr>
+      <w:rFonts w:eastAsia="黑体"/>
       <w:color w:themeColor="text1" w:val="000000"/>
     </w:rPr>
     <w:tblPr>
@@ -9714,7 +10258,7 @@
     </w:tblPr>
     <w:tblStylePr w:type="firstRow">
       <w:rPr>
-        <w:rFonts w:asciiTheme="majorHAnsi" w:cstheme="majorBidi" w:eastAsiaTheme="majorEastAsia" w:hAnsiTheme="majorHAnsi"/>
+        <w:rFonts w:asciiTheme="majorHAnsi" w:cstheme="majorBidi" w:hAnsiTheme="majorHAnsi" w:eastAsia="黑体"/>
       </w:rPr>
       <w:tblPr/>
       <w:tcPr>
@@ -9726,6 +10270,7 @@
     </w:tblStylePr>
     <w:tblStylePr w:type="lastRow">
       <w:rPr>
+        <w:rFonts w:eastAsia="黑体"/>
         <w:b/>
         <w:bCs/>
         <w:color w:themeColor="text2" w:val="1F497D"/>
@@ -9740,12 +10285,14 @@
     </w:tblStylePr>
     <w:tblStylePr w:type="firstCol">
       <w:rPr>
+        <w:rFonts w:eastAsia="黑体"/>
         <w:b/>
         <w:bCs/>
       </w:rPr>
     </w:tblStylePr>
     <w:tblStylePr w:type="lastCol">
       <w:rPr>
+        <w:rFonts w:eastAsia="黑体"/>
         <w:b/>
         <w:bCs/>
       </w:rPr>
@@ -9779,6 +10326,7 @@
       <w:spacing w:after="0" w:line="240" w:lineRule="auto"/>
     </w:pPr>
     <w:rPr>
+      <w:rFonts w:eastAsia="黑体"/>
       <w:color w:themeColor="text1" w:val="000000"/>
     </w:rPr>
     <w:tblPr>
@@ -9798,7 +10346,7 @@
     </w:tblPr>
     <w:tblStylePr w:type="firstRow">
       <w:rPr>
-        <w:rFonts w:asciiTheme="majorHAnsi" w:cstheme="majorBidi" w:eastAsiaTheme="majorEastAsia" w:hAnsiTheme="majorHAnsi"/>
+        <w:rFonts w:asciiTheme="majorHAnsi" w:cstheme="majorBidi" w:hAnsiTheme="majorHAnsi" w:eastAsia="黑体"/>
       </w:rPr>
       <w:tblPr/>
       <w:tcPr>
@@ -9810,6 +10358,7 @@
     </w:tblStylePr>
     <w:tblStylePr w:type="lastRow">
       <w:rPr>
+        <w:rFonts w:eastAsia="黑体"/>
         <w:b/>
         <w:bCs/>
         <w:color w:themeColor="text2" w:val="1F497D"/>
@@ -9824,12 +10373,14 @@
     </w:tblStylePr>
     <w:tblStylePr w:type="firstCol">
       <w:rPr>
+        <w:rFonts w:eastAsia="黑体"/>
         <w:b/>
         <w:bCs/>
       </w:rPr>
     </w:tblStylePr>
     <w:tblStylePr w:type="lastCol">
       <w:rPr>
+        <w:rFonts w:eastAsia="黑体"/>
         <w:b/>
         <w:bCs/>
       </w:rPr>
@@ -9863,6 +10414,7 @@
       <w:spacing w:after="0" w:line="240" w:lineRule="auto"/>
     </w:pPr>
     <w:rPr>
+      <w:rFonts w:eastAsia="黑体"/>
       <w:color w:themeColor="text1" w:val="000000"/>
     </w:rPr>
     <w:tblPr>
@@ -9882,7 +10434,7 @@
     </w:tblPr>
     <w:tblStylePr w:type="firstRow">
       <w:rPr>
-        <w:rFonts w:asciiTheme="majorHAnsi" w:cstheme="majorBidi" w:eastAsiaTheme="majorEastAsia" w:hAnsiTheme="majorHAnsi"/>
+        <w:rFonts w:asciiTheme="majorHAnsi" w:cstheme="majorBidi" w:hAnsiTheme="majorHAnsi" w:eastAsia="黑体"/>
       </w:rPr>
       <w:tblPr/>
       <w:tcPr>
@@ -9894,6 +10446,7 @@
     </w:tblStylePr>
     <w:tblStylePr w:type="lastRow">
       <w:rPr>
+        <w:rFonts w:eastAsia="黑体"/>
         <w:b/>
         <w:bCs/>
         <w:color w:themeColor="text2" w:val="1F497D"/>
@@ -9908,12 +10461,14 @@
     </w:tblStylePr>
     <w:tblStylePr w:type="firstCol">
       <w:rPr>
+        <w:rFonts w:eastAsia="黑体"/>
         <w:b/>
         <w:bCs/>
       </w:rPr>
     </w:tblStylePr>
     <w:tblStylePr w:type="lastCol">
       <w:rPr>
+        <w:rFonts w:eastAsia="黑体"/>
         <w:b/>
         <w:bCs/>
       </w:rPr>
@@ -9947,6 +10502,7 @@
       <w:spacing w:after="0" w:line="240" w:lineRule="auto"/>
     </w:pPr>
     <w:rPr>
+      <w:rFonts w:eastAsia="黑体"/>
       <w:color w:themeColor="text1" w:val="000000"/>
     </w:rPr>
     <w:tblPr>
@@ -9966,7 +10522,7 @@
     </w:tblPr>
     <w:tblStylePr w:type="firstRow">
       <w:rPr>
-        <w:rFonts w:asciiTheme="majorHAnsi" w:cstheme="majorBidi" w:eastAsiaTheme="majorEastAsia" w:hAnsiTheme="majorHAnsi"/>
+        <w:rFonts w:asciiTheme="majorHAnsi" w:cstheme="majorBidi" w:hAnsiTheme="majorHAnsi" w:eastAsia="黑体"/>
       </w:rPr>
       <w:tblPr/>
       <w:tcPr>
@@ -9978,6 +10534,7 @@
     </w:tblStylePr>
     <w:tblStylePr w:type="lastRow">
       <w:rPr>
+        <w:rFonts w:eastAsia="黑体"/>
         <w:b/>
         <w:bCs/>
         <w:color w:themeColor="text2" w:val="1F497D"/>
@@ -9992,12 +10549,14 @@
     </w:tblStylePr>
     <w:tblStylePr w:type="firstCol">
       <w:rPr>
+        <w:rFonts w:eastAsia="黑体"/>
         <w:b/>
         <w:bCs/>
       </w:rPr>
     </w:tblStylePr>
     <w:tblStylePr w:type="lastCol">
       <w:rPr>
+        <w:rFonts w:eastAsia="黑体"/>
         <w:b/>
         <w:bCs/>
       </w:rPr>
@@ -10031,6 +10590,7 @@
       <w:spacing w:after="0" w:line="240" w:lineRule="auto"/>
     </w:pPr>
     <w:rPr>
+      <w:rFonts w:eastAsia="黑体"/>
       <w:color w:themeColor="text1" w:val="000000"/>
     </w:rPr>
     <w:tblPr>
@@ -10050,7 +10610,7 @@
     </w:tblPr>
     <w:tblStylePr w:type="firstRow">
       <w:rPr>
-        <w:rFonts w:asciiTheme="majorHAnsi" w:cstheme="majorBidi" w:eastAsiaTheme="majorEastAsia" w:hAnsiTheme="majorHAnsi"/>
+        <w:rFonts w:asciiTheme="majorHAnsi" w:cstheme="majorBidi" w:hAnsiTheme="majorHAnsi" w:eastAsia="黑体"/>
       </w:rPr>
       <w:tblPr/>
       <w:tcPr>
@@ -10062,6 +10622,7 @@
     </w:tblStylePr>
     <w:tblStylePr w:type="lastRow">
       <w:rPr>
+        <w:rFonts w:eastAsia="黑体"/>
         <w:b/>
         <w:bCs/>
         <w:color w:themeColor="text2" w:val="1F497D"/>
@@ -10076,12 +10637,14 @@
     </w:tblStylePr>
     <w:tblStylePr w:type="firstCol">
       <w:rPr>
+        <w:rFonts w:eastAsia="黑体"/>
         <w:b/>
         <w:bCs/>
       </w:rPr>
     </w:tblStylePr>
     <w:tblStylePr w:type="lastCol">
       <w:rPr>
+        <w:rFonts w:eastAsia="黑体"/>
         <w:b/>
         <w:bCs/>
       </w:rPr>
@@ -10115,6 +10678,7 @@
       <w:spacing w:after="0" w:line="240" w:lineRule="auto"/>
     </w:pPr>
     <w:rPr>
+      <w:rFonts w:eastAsia="黑体"/>
       <w:color w:themeColor="text1" w:val="000000"/>
     </w:rPr>
     <w:tblPr>
@@ -10134,7 +10698,7 @@
     </w:tblPr>
     <w:tblStylePr w:type="firstRow">
       <w:rPr>
-        <w:rFonts w:asciiTheme="majorHAnsi" w:cstheme="majorBidi" w:eastAsiaTheme="majorEastAsia" w:hAnsiTheme="majorHAnsi"/>
+        <w:rFonts w:asciiTheme="majorHAnsi" w:cstheme="majorBidi" w:hAnsiTheme="majorHAnsi" w:eastAsia="黑体"/>
       </w:rPr>
       <w:tblPr/>
       <w:tcPr>
@@ -10146,6 +10710,7 @@
     </w:tblStylePr>
     <w:tblStylePr w:type="lastRow">
       <w:rPr>
+        <w:rFonts w:eastAsia="黑体"/>
         <w:b/>
         <w:bCs/>
         <w:color w:themeColor="text2" w:val="1F497D"/>
@@ -10160,12 +10725,14 @@
     </w:tblStylePr>
     <w:tblStylePr w:type="firstCol">
       <w:rPr>
+        <w:rFonts w:eastAsia="黑体"/>
         <w:b/>
         <w:bCs/>
       </w:rPr>
     </w:tblStylePr>
     <w:tblStylePr w:type="lastCol">
       <w:rPr>
+        <w:rFonts w:eastAsia="黑体"/>
         <w:b/>
         <w:bCs/>
       </w:rPr>
@@ -10199,7 +10766,7 @@
       <w:spacing w:after="0" w:line="240" w:lineRule="auto"/>
     </w:pPr>
     <w:rPr>
-      <w:rFonts w:asciiTheme="majorHAnsi" w:cstheme="majorBidi" w:eastAsiaTheme="majorEastAsia" w:hAnsiTheme="majorHAnsi"/>
+      <w:rFonts w:asciiTheme="majorHAnsi" w:cstheme="majorBidi" w:hAnsiTheme="majorHAnsi" w:eastAsia="黑体"/>
       <w:color w:themeColor="text1" w:val="000000"/>
     </w:rPr>
     <w:tblPr>
@@ -10221,6 +10788,7 @@
     </w:tblPr>
     <w:tblStylePr w:type="firstRow">
       <w:rPr>
+        <w:rFonts w:eastAsia="黑体"/>
         <w:sz w:val="24"/>
         <w:szCs w:val="24"/>
       </w:rPr>
@@ -10327,7 +10895,7 @@
       <w:spacing w:after="0" w:line="240" w:lineRule="auto"/>
     </w:pPr>
     <w:rPr>
-      <w:rFonts w:asciiTheme="majorHAnsi" w:cstheme="majorBidi" w:eastAsiaTheme="majorEastAsia" w:hAnsiTheme="majorHAnsi"/>
+      <w:rFonts w:asciiTheme="majorHAnsi" w:cstheme="majorBidi" w:hAnsiTheme="majorHAnsi" w:eastAsia="黑体"/>
       <w:color w:themeColor="text1" w:val="000000"/>
     </w:rPr>
     <w:tblPr>
@@ -10349,6 +10917,7 @@
     </w:tblPr>
     <w:tblStylePr w:type="firstRow">
       <w:rPr>
+        <w:rFonts w:eastAsia="黑体"/>
         <w:sz w:val="24"/>
         <w:szCs w:val="24"/>
       </w:rPr>
@@ -10455,7 +11024,7 @@
       <w:spacing w:after="0" w:line="240" w:lineRule="auto"/>
     </w:pPr>
     <w:rPr>
-      <w:rFonts w:asciiTheme="majorHAnsi" w:cstheme="majorBidi" w:eastAsiaTheme="majorEastAsia" w:hAnsiTheme="majorHAnsi"/>
+      <w:rFonts w:asciiTheme="majorHAnsi" w:cstheme="majorBidi" w:hAnsiTheme="majorHAnsi" w:eastAsia="黑体"/>
       <w:color w:themeColor="text1" w:val="000000"/>
     </w:rPr>
     <w:tblPr>
@@ -10477,6 +11046,7 @@
     </w:tblPr>
     <w:tblStylePr w:type="firstRow">
       <w:rPr>
+        <w:rFonts w:eastAsia="黑体"/>
         <w:sz w:val="24"/>
         <w:szCs w:val="24"/>
       </w:rPr>
@@ -10583,7 +11153,7 @@
       <w:spacing w:after="0" w:line="240" w:lineRule="auto"/>
     </w:pPr>
     <w:rPr>
-      <w:rFonts w:asciiTheme="majorHAnsi" w:cstheme="majorBidi" w:eastAsiaTheme="majorEastAsia" w:hAnsiTheme="majorHAnsi"/>
+      <w:rFonts w:asciiTheme="majorHAnsi" w:cstheme="majorBidi" w:hAnsiTheme="majorHAnsi" w:eastAsia="黑体"/>
       <w:color w:themeColor="text1" w:val="000000"/>
     </w:rPr>
     <w:tblPr>
@@ -10605,6 +11175,7 @@
     </w:tblPr>
     <w:tblStylePr w:type="firstRow">
       <w:rPr>
+        <w:rFonts w:eastAsia="黑体"/>
         <w:sz w:val="24"/>
         <w:szCs w:val="24"/>
       </w:rPr>
@@ -10711,7 +11282,7 @@
       <w:spacing w:after="0" w:line="240" w:lineRule="auto"/>
     </w:pPr>
     <w:rPr>
-      <w:rFonts w:asciiTheme="majorHAnsi" w:cstheme="majorBidi" w:eastAsiaTheme="majorEastAsia" w:hAnsiTheme="majorHAnsi"/>
+      <w:rFonts w:asciiTheme="majorHAnsi" w:cstheme="majorBidi" w:hAnsiTheme="majorHAnsi" w:eastAsia="黑体"/>
       <w:color w:themeColor="text1" w:val="000000"/>
     </w:rPr>
     <w:tblPr>
@@ -10733,6 +11304,7 @@
     </w:tblPr>
     <w:tblStylePr w:type="firstRow">
       <w:rPr>
+        <w:rFonts w:eastAsia="黑体"/>
         <w:sz w:val="24"/>
         <w:szCs w:val="24"/>
       </w:rPr>
@@ -10839,7 +11411,7 @@
       <w:spacing w:after="0" w:line="240" w:lineRule="auto"/>
     </w:pPr>
     <w:rPr>
-      <w:rFonts w:asciiTheme="majorHAnsi" w:cstheme="majorBidi" w:eastAsiaTheme="majorEastAsia" w:hAnsiTheme="majorHAnsi"/>
+      <w:rFonts w:asciiTheme="majorHAnsi" w:cstheme="majorBidi" w:hAnsiTheme="majorHAnsi" w:eastAsia="黑体"/>
       <w:color w:themeColor="text1" w:val="000000"/>
     </w:rPr>
     <w:tblPr>
@@ -10861,6 +11433,7 @@
     </w:tblPr>
     <w:tblStylePr w:type="firstRow">
       <w:rPr>
+        <w:rFonts w:eastAsia="黑体"/>
         <w:sz w:val="24"/>
         <w:szCs w:val="24"/>
       </w:rPr>
@@ -10967,7 +11540,7 @@
       <w:spacing w:after="0" w:line="240" w:lineRule="auto"/>
     </w:pPr>
     <w:rPr>
-      <w:rFonts w:asciiTheme="majorHAnsi" w:cstheme="majorBidi" w:eastAsiaTheme="majorEastAsia" w:hAnsiTheme="majorHAnsi"/>
+      <w:rFonts w:asciiTheme="majorHAnsi" w:cstheme="majorBidi" w:hAnsiTheme="majorHAnsi" w:eastAsia="黑体"/>
       <w:color w:themeColor="text1" w:val="000000"/>
     </w:rPr>
     <w:tblPr>
@@ -10989,6 +11562,7 @@
     </w:tblPr>
     <w:tblStylePr w:type="firstRow">
       <w:rPr>
+        <w:rFonts w:eastAsia="黑体"/>
         <w:sz w:val="24"/>
         <w:szCs w:val="24"/>
       </w:rPr>
@@ -11118,12 +11692,14 @@
     </w:tcPr>
     <w:tblStylePr w:type="firstRow">
       <w:rPr>
+        <w:rFonts w:eastAsia="黑体"/>
         <w:b/>
         <w:bCs/>
       </w:rPr>
     </w:tblStylePr>
     <w:tblStylePr w:type="lastRow">
       <w:rPr>
+        <w:rFonts w:eastAsia="黑体"/>
         <w:b/>
         <w:bCs/>
       </w:rPr>
@@ -11136,12 +11712,14 @@
     </w:tblStylePr>
     <w:tblStylePr w:type="firstCol">
       <w:rPr>
+        <w:rFonts w:eastAsia="黑体"/>
         <w:b/>
         <w:bCs/>
       </w:rPr>
     </w:tblStylePr>
     <w:tblStylePr w:type="lastCol">
       <w:rPr>
+        <w:rFonts w:eastAsia="黑体"/>
         <w:b/>
         <w:bCs/>
       </w:rPr>
@@ -11191,12 +11769,14 @@
     </w:tcPr>
     <w:tblStylePr w:type="firstRow">
       <w:rPr>
+        <w:rFonts w:eastAsia="黑体"/>
         <w:b/>
         <w:bCs/>
       </w:rPr>
     </w:tblStylePr>
     <w:tblStylePr w:type="lastRow">
       <w:rPr>
+        <w:rFonts w:eastAsia="黑体"/>
         <w:b/>
         <w:bCs/>
       </w:rPr>
@@ -11209,12 +11789,14 @@
     </w:tblStylePr>
     <w:tblStylePr w:type="firstCol">
       <w:rPr>
+        <w:rFonts w:eastAsia="黑体"/>
         <w:b/>
         <w:bCs/>
       </w:rPr>
     </w:tblStylePr>
     <w:tblStylePr w:type="lastCol">
       <w:rPr>
+        <w:rFonts w:eastAsia="黑体"/>
         <w:b/>
         <w:bCs/>
       </w:rPr>
@@ -11264,12 +11846,14 @@
     </w:tcPr>
     <w:tblStylePr w:type="firstRow">
       <w:rPr>
+        <w:rFonts w:eastAsia="黑体"/>
         <w:b/>
         <w:bCs/>
       </w:rPr>
     </w:tblStylePr>
     <w:tblStylePr w:type="lastRow">
       <w:rPr>
+        <w:rFonts w:eastAsia="黑体"/>
         <w:b/>
         <w:bCs/>
       </w:rPr>
@@ -11282,12 +11866,14 @@
     </w:tblStylePr>
     <w:tblStylePr w:type="firstCol">
       <w:rPr>
+        <w:rFonts w:eastAsia="黑体"/>
         <w:b/>
         <w:bCs/>
       </w:rPr>
     </w:tblStylePr>
     <w:tblStylePr w:type="lastCol">
       <w:rPr>
+        <w:rFonts w:eastAsia="黑体"/>
         <w:b/>
         <w:bCs/>
       </w:rPr>
@@ -11337,12 +11923,14 @@
     </w:tcPr>
     <w:tblStylePr w:type="firstRow">
       <w:rPr>
+        <w:rFonts w:eastAsia="黑体"/>
         <w:b/>
         <w:bCs/>
       </w:rPr>
     </w:tblStylePr>
     <w:tblStylePr w:type="lastRow">
       <w:rPr>
+        <w:rFonts w:eastAsia="黑体"/>
         <w:b/>
         <w:bCs/>
       </w:rPr>
@@ -11355,12 +11943,14 @@
     </w:tblStylePr>
     <w:tblStylePr w:type="firstCol">
       <w:rPr>
+        <w:rFonts w:eastAsia="黑体"/>
         <w:b/>
         <w:bCs/>
       </w:rPr>
     </w:tblStylePr>
     <w:tblStylePr w:type="lastCol">
       <w:rPr>
+        <w:rFonts w:eastAsia="黑体"/>
         <w:b/>
         <w:bCs/>
       </w:rPr>
@@ -11410,12 +12000,14 @@
     </w:tcPr>
     <w:tblStylePr w:type="firstRow">
       <w:rPr>
+        <w:rFonts w:eastAsia="黑体"/>
         <w:b/>
         <w:bCs/>
       </w:rPr>
     </w:tblStylePr>
     <w:tblStylePr w:type="lastRow">
       <w:rPr>
+        <w:rFonts w:eastAsia="黑体"/>
         <w:b/>
         <w:bCs/>
       </w:rPr>
@@ -11428,12 +12020,14 @@
     </w:tblStylePr>
     <w:tblStylePr w:type="firstCol">
       <w:rPr>
+        <w:rFonts w:eastAsia="黑体"/>
         <w:b/>
         <w:bCs/>
       </w:rPr>
     </w:tblStylePr>
     <w:tblStylePr w:type="lastCol">
       <w:rPr>
+        <w:rFonts w:eastAsia="黑体"/>
         <w:b/>
         <w:bCs/>
       </w:rPr>
@@ -11483,12 +12077,14 @@
     </w:tcPr>
     <w:tblStylePr w:type="firstRow">
       <w:rPr>
+        <w:rFonts w:eastAsia="黑体"/>
         <w:b/>
         <w:bCs/>
       </w:rPr>
     </w:tblStylePr>
     <w:tblStylePr w:type="lastRow">
       <w:rPr>
+        <w:rFonts w:eastAsia="黑体"/>
         <w:b/>
         <w:bCs/>
       </w:rPr>
@@ -11501,12 +12097,14 @@
     </w:tblStylePr>
     <w:tblStylePr w:type="firstCol">
       <w:rPr>
+        <w:rFonts w:eastAsia="黑体"/>
         <w:b/>
         <w:bCs/>
       </w:rPr>
     </w:tblStylePr>
     <w:tblStylePr w:type="lastCol">
       <w:rPr>
+        <w:rFonts w:eastAsia="黑体"/>
         <w:b/>
         <w:bCs/>
       </w:rPr>
@@ -11556,12 +12154,14 @@
     </w:tcPr>
     <w:tblStylePr w:type="firstRow">
       <w:rPr>
+        <w:rFonts w:eastAsia="黑体"/>
         <w:b/>
         <w:bCs/>
       </w:rPr>
     </w:tblStylePr>
     <w:tblStylePr w:type="lastRow">
       <w:rPr>
+        <w:rFonts w:eastAsia="黑体"/>
         <w:b/>
         <w:bCs/>
       </w:rPr>
@@ -11574,12 +12174,14 @@
     </w:tblStylePr>
     <w:tblStylePr w:type="firstCol">
       <w:rPr>
+        <w:rFonts w:eastAsia="黑体"/>
         <w:b/>
         <w:bCs/>
       </w:rPr>
     </w:tblStylePr>
     <w:tblStylePr w:type="lastCol">
       <w:rPr>
+        <w:rFonts w:eastAsia="黑体"/>
         <w:b/>
         <w:bCs/>
       </w:rPr>
@@ -11606,7 +12208,7 @@
       <w:spacing w:after="0" w:line="240" w:lineRule="auto"/>
     </w:pPr>
     <w:rPr>
-      <w:rFonts w:asciiTheme="majorHAnsi" w:cstheme="majorBidi" w:eastAsiaTheme="majorEastAsia" w:hAnsiTheme="majorHAnsi"/>
+      <w:rFonts w:asciiTheme="majorHAnsi" w:cstheme="majorBidi" w:hAnsiTheme="majorHAnsi" w:eastAsia="黑体"/>
       <w:color w:themeColor="text1" w:val="000000"/>
     </w:rPr>
     <w:tblPr>
@@ -11633,6 +12235,7 @@
     </w:tcPr>
     <w:tblStylePr w:type="firstRow">
       <w:rPr>
+        <w:rFonts w:eastAsia="黑体"/>
         <w:b/>
         <w:bCs/>
         <w:color w:themeColor="text1" w:val="000000"/>
@@ -11644,6 +12247,7 @@
     </w:tblStylePr>
     <w:tblStylePr w:type="lastRow">
       <w:rPr>
+        <w:rFonts w:eastAsia="黑体"/>
         <w:b/>
         <w:bCs/>
         <w:color w:themeColor="text1" w:val="000000"/>
@@ -11663,6 +12267,7 @@
     </w:tblStylePr>
     <w:tblStylePr w:type="firstCol">
       <w:rPr>
+        <w:rFonts w:eastAsia="黑体"/>
         <w:b/>
         <w:bCs/>
         <w:color w:themeColor="text1" w:val="000000"/>
@@ -11682,6 +12287,7 @@
     </w:tblStylePr>
     <w:tblStylePr w:type="lastCol">
       <w:rPr>
+        <w:rFonts w:eastAsia="黑体"/>
         <w:b w:val="0"/>
         <w:bCs w:val="0"/>
         <w:color w:themeColor="text1" w:val="000000"/>
@@ -11731,7 +12337,7 @@
       <w:spacing w:after="0" w:line="240" w:lineRule="auto"/>
     </w:pPr>
     <w:rPr>
-      <w:rFonts w:asciiTheme="majorHAnsi" w:cstheme="majorBidi" w:eastAsiaTheme="majorEastAsia" w:hAnsiTheme="majorHAnsi"/>
+      <w:rFonts w:asciiTheme="majorHAnsi" w:cstheme="majorBidi" w:hAnsiTheme="majorHAnsi" w:eastAsia="黑体"/>
       <w:color w:themeColor="text1" w:val="000000"/>
     </w:rPr>
     <w:tblPr>
@@ -11758,6 +12364,7 @@
     </w:tcPr>
     <w:tblStylePr w:type="firstRow">
       <w:rPr>
+        <w:rFonts w:eastAsia="黑体"/>
         <w:b/>
         <w:bCs/>
         <w:color w:themeColor="text1" w:val="000000"/>
@@ -11769,6 +12376,7 @@
     </w:tblStylePr>
     <w:tblStylePr w:type="lastRow">
       <w:rPr>
+        <w:rFonts w:eastAsia="黑体"/>
         <w:b/>
         <w:bCs/>
         <w:color w:themeColor="text1" w:val="000000"/>
@@ -11788,6 +12396,7 @@
     </w:tblStylePr>
     <w:tblStylePr w:type="firstCol">
       <w:rPr>
+        <w:rFonts w:eastAsia="黑体"/>
         <w:b/>
         <w:bCs/>
         <w:color w:themeColor="text1" w:val="000000"/>
@@ -11807,6 +12416,7 @@
     </w:tblStylePr>
     <w:tblStylePr w:type="lastCol">
       <w:rPr>
+        <w:rFonts w:eastAsia="黑体"/>
         <w:b w:val="0"/>
         <w:bCs w:val="0"/>
         <w:color w:themeColor="text1" w:val="000000"/>
@@ -11856,7 +12466,7 @@
       <w:spacing w:after="0" w:line="240" w:lineRule="auto"/>
     </w:pPr>
     <w:rPr>
-      <w:rFonts w:asciiTheme="majorHAnsi" w:cstheme="majorBidi" w:eastAsiaTheme="majorEastAsia" w:hAnsiTheme="majorHAnsi"/>
+      <w:rFonts w:asciiTheme="majorHAnsi" w:cstheme="majorBidi" w:hAnsiTheme="majorHAnsi" w:eastAsia="黑体"/>
       <w:color w:themeColor="text1" w:val="000000"/>
     </w:rPr>
     <w:tblPr>
@@ -11883,6 +12493,7 @@
     </w:tcPr>
     <w:tblStylePr w:type="firstRow">
       <w:rPr>
+        <w:rFonts w:eastAsia="黑体"/>
         <w:b/>
         <w:bCs/>
         <w:color w:themeColor="text1" w:val="000000"/>
@@ -11894,6 +12505,7 @@
     </w:tblStylePr>
     <w:tblStylePr w:type="lastRow">
       <w:rPr>
+        <w:rFonts w:eastAsia="黑体"/>
         <w:b/>
         <w:bCs/>
         <w:color w:themeColor="text1" w:val="000000"/>
@@ -11913,6 +12525,7 @@
     </w:tblStylePr>
     <w:tblStylePr w:type="firstCol">
       <w:rPr>
+        <w:rFonts w:eastAsia="黑体"/>
         <w:b/>
         <w:bCs/>
         <w:color w:themeColor="text1" w:val="000000"/>
@@ -11932,6 +12545,7 @@
     </w:tblStylePr>
     <w:tblStylePr w:type="lastCol">
       <w:rPr>
+        <w:rFonts w:eastAsia="黑体"/>
         <w:b w:val="0"/>
         <w:bCs w:val="0"/>
         <w:color w:themeColor="text1" w:val="000000"/>
@@ -11981,7 +12595,7 @@
       <w:spacing w:after="0" w:line="240" w:lineRule="auto"/>
     </w:pPr>
     <w:rPr>
-      <w:rFonts w:asciiTheme="majorHAnsi" w:cstheme="majorBidi" w:eastAsiaTheme="majorEastAsia" w:hAnsiTheme="majorHAnsi"/>
+      <w:rFonts w:asciiTheme="majorHAnsi" w:cstheme="majorBidi" w:hAnsiTheme="majorHAnsi" w:eastAsia="黑体"/>
       <w:color w:themeColor="text1" w:val="000000"/>
     </w:rPr>
     <w:tblPr>
@@ -12008,6 +12622,7 @@
     </w:tcPr>
     <w:tblStylePr w:type="firstRow">
       <w:rPr>
+        <w:rFonts w:eastAsia="黑体"/>
         <w:b/>
         <w:bCs/>
         <w:color w:themeColor="text1" w:val="000000"/>
@@ -12019,6 +12634,7 @@
     </w:tblStylePr>
     <w:tblStylePr w:type="lastRow">
       <w:rPr>
+        <w:rFonts w:eastAsia="黑体"/>
         <w:b/>
         <w:bCs/>
         <w:color w:themeColor="text1" w:val="000000"/>
@@ -12038,6 +12654,7 @@
     </w:tblStylePr>
     <w:tblStylePr w:type="firstCol">
       <w:rPr>
+        <w:rFonts w:eastAsia="黑体"/>
         <w:b/>
         <w:bCs/>
         <w:color w:themeColor="text1" w:val="000000"/>
@@ -12057,6 +12674,7 @@
     </w:tblStylePr>
     <w:tblStylePr w:type="lastCol">
       <w:rPr>
+        <w:rFonts w:eastAsia="黑体"/>
         <w:b w:val="0"/>
         <w:bCs w:val="0"/>
         <w:color w:themeColor="text1" w:val="000000"/>
@@ -12106,7 +12724,7 @@
       <w:spacing w:after="0" w:line="240" w:lineRule="auto"/>
     </w:pPr>
     <w:rPr>
-      <w:rFonts w:asciiTheme="majorHAnsi" w:cstheme="majorBidi" w:eastAsiaTheme="majorEastAsia" w:hAnsiTheme="majorHAnsi"/>
+      <w:rFonts w:asciiTheme="majorHAnsi" w:cstheme="majorBidi" w:hAnsiTheme="majorHAnsi" w:eastAsia="黑体"/>
       <w:color w:themeColor="text1" w:val="000000"/>
     </w:rPr>
     <w:tblPr>
@@ -12133,6 +12751,7 @@
     </w:tcPr>
     <w:tblStylePr w:type="firstRow">
       <w:rPr>
+        <w:rFonts w:eastAsia="黑体"/>
         <w:b/>
         <w:bCs/>
         <w:color w:themeColor="text1" w:val="000000"/>
@@ -12144,6 +12763,7 @@
     </w:tblStylePr>
     <w:tblStylePr w:type="lastRow">
       <w:rPr>
+        <w:rFonts w:eastAsia="黑体"/>
         <w:b/>
         <w:bCs/>
         <w:color w:themeColor="text1" w:val="000000"/>
@@ -12163,6 +12783,7 @@
     </w:tblStylePr>
     <w:tblStylePr w:type="firstCol">
       <w:rPr>
+        <w:rFonts w:eastAsia="黑体"/>
         <w:b/>
         <w:bCs/>
         <w:color w:themeColor="text1" w:val="000000"/>
@@ -12182,6 +12803,7 @@
     </w:tblStylePr>
     <w:tblStylePr w:type="lastCol">
       <w:rPr>
+        <w:rFonts w:eastAsia="黑体"/>
         <w:b w:val="0"/>
         <w:bCs w:val="0"/>
         <w:color w:themeColor="text1" w:val="000000"/>
@@ -12231,7 +12853,7 @@
       <w:spacing w:after="0" w:line="240" w:lineRule="auto"/>
     </w:pPr>
     <w:rPr>
-      <w:rFonts w:asciiTheme="majorHAnsi" w:cstheme="majorBidi" w:eastAsiaTheme="majorEastAsia" w:hAnsiTheme="majorHAnsi"/>
+      <w:rFonts w:asciiTheme="majorHAnsi" w:cstheme="majorBidi" w:hAnsiTheme="majorHAnsi" w:eastAsia="黑体"/>
       <w:color w:themeColor="text1" w:val="000000"/>
     </w:rPr>
     <w:tblPr>
@@ -12258,6 +12880,7 @@
     </w:tcPr>
     <w:tblStylePr w:type="firstRow">
       <w:rPr>
+        <w:rFonts w:eastAsia="黑体"/>
         <w:b/>
         <w:bCs/>
         <w:color w:themeColor="text1" w:val="000000"/>
@@ -12269,6 +12892,7 @@
     </w:tblStylePr>
     <w:tblStylePr w:type="lastRow">
       <w:rPr>
+        <w:rFonts w:eastAsia="黑体"/>
         <w:b/>
         <w:bCs/>
         <w:color w:themeColor="text1" w:val="000000"/>
@@ -12288,6 +12912,7 @@
     </w:tblStylePr>
     <w:tblStylePr w:type="firstCol">
       <w:rPr>
+        <w:rFonts w:eastAsia="黑体"/>
         <w:b/>
         <w:bCs/>
         <w:color w:themeColor="text1" w:val="000000"/>
@@ -12307,6 +12932,7 @@
     </w:tblStylePr>
     <w:tblStylePr w:type="lastCol">
       <w:rPr>
+        <w:rFonts w:eastAsia="黑体"/>
         <w:b w:val="0"/>
         <w:bCs w:val="0"/>
         <w:color w:themeColor="text1" w:val="000000"/>
@@ -12356,7 +12982,7 @@
       <w:spacing w:after="0" w:line="240" w:lineRule="auto"/>
     </w:pPr>
     <w:rPr>
-      <w:rFonts w:asciiTheme="majorHAnsi" w:cstheme="majorBidi" w:eastAsiaTheme="majorEastAsia" w:hAnsiTheme="majorHAnsi"/>
+      <w:rFonts w:asciiTheme="majorHAnsi" w:cstheme="majorBidi" w:hAnsiTheme="majorHAnsi" w:eastAsia="黑体"/>
       <w:color w:themeColor="text1" w:val="000000"/>
     </w:rPr>
     <w:tblPr>
@@ -12383,6 +13009,7 @@
     </w:tcPr>
     <w:tblStylePr w:type="firstRow">
       <w:rPr>
+        <w:rFonts w:eastAsia="黑体"/>
         <w:b/>
         <w:bCs/>
         <w:color w:themeColor="text1" w:val="000000"/>
@@ -12394,6 +13021,7 @@
     </w:tblStylePr>
     <w:tblStylePr w:type="lastRow">
       <w:rPr>
+        <w:rFonts w:eastAsia="黑体"/>
         <w:b/>
         <w:bCs/>
         <w:color w:themeColor="text1" w:val="000000"/>
@@ -12413,6 +13041,7 @@
     </w:tblStylePr>
     <w:tblStylePr w:type="firstCol">
       <w:rPr>
+        <w:rFonts w:eastAsia="黑体"/>
         <w:b/>
         <w:bCs/>
         <w:color w:themeColor="text1" w:val="000000"/>
@@ -12432,6 +13061,7 @@
     </w:tblStylePr>
     <w:tblStylePr w:type="lastCol">
       <w:rPr>
+        <w:rFonts w:eastAsia="黑体"/>
         <w:b w:val="0"/>
         <w:bCs w:val="0"/>
         <w:color w:themeColor="text1" w:val="000000"/>
@@ -12504,6 +13134,7 @@
     </w:tcPr>
     <w:tblStylePr w:type="firstRow">
       <w:rPr>
+        <w:rFonts w:eastAsia="黑体"/>
         <w:b/>
         <w:bCs/>
         <w:i w:val="0"/>
@@ -12525,6 +13156,7 @@
     </w:tblStylePr>
     <w:tblStylePr w:type="lastRow">
       <w:rPr>
+        <w:rFonts w:eastAsia="黑体"/>
         <w:b/>
         <w:bCs/>
         <w:i w:val="0"/>
@@ -12546,6 +13178,7 @@
     </w:tblStylePr>
     <w:tblStylePr w:type="firstCol">
       <w:rPr>
+        <w:rFonts w:eastAsia="黑体"/>
         <w:b/>
         <w:bCs/>
         <w:i w:val="0"/>
@@ -12565,6 +13198,7 @@
     </w:tblStylePr>
     <w:tblStylePr w:type="lastCol">
       <w:rPr>
+        <w:rFonts w:eastAsia="黑体"/>
         <w:b/>
         <w:bCs/>
         <w:i w:val="0"/>
@@ -12645,6 +13279,7 @@
     </w:tcPr>
     <w:tblStylePr w:type="firstRow">
       <w:rPr>
+        <w:rFonts w:eastAsia="黑体"/>
         <w:b/>
         <w:bCs/>
         <w:i w:val="0"/>
@@ -12666,6 +13301,7 @@
     </w:tblStylePr>
     <w:tblStylePr w:type="lastRow">
       <w:rPr>
+        <w:rFonts w:eastAsia="黑体"/>
         <w:b/>
         <w:bCs/>
         <w:i w:val="0"/>
@@ -12687,6 +13323,7 @@
     </w:tblStylePr>
     <w:tblStylePr w:type="firstCol">
       <w:rPr>
+        <w:rFonts w:eastAsia="黑体"/>
         <w:b/>
         <w:bCs/>
         <w:i w:val="0"/>
@@ -12706,6 +13343,7 @@
     </w:tblStylePr>
     <w:tblStylePr w:type="lastCol">
       <w:rPr>
+        <w:rFonts w:eastAsia="黑体"/>
         <w:b/>
         <w:bCs/>
         <w:i w:val="0"/>
@@ -12786,6 +13424,7 @@
     </w:tcPr>
     <w:tblStylePr w:type="firstRow">
       <w:rPr>
+        <w:rFonts w:eastAsia="黑体"/>
         <w:b/>
         <w:bCs/>
         <w:i w:val="0"/>
@@ -12807,6 +13446,7 @@
     </w:tblStylePr>
     <w:tblStylePr w:type="lastRow">
       <w:rPr>
+        <w:rFonts w:eastAsia="黑体"/>
         <w:b/>
         <w:bCs/>
         <w:i w:val="0"/>
@@ -12828,6 +13468,7 @@
     </w:tblStylePr>
     <w:tblStylePr w:type="firstCol">
       <w:rPr>
+        <w:rFonts w:eastAsia="黑体"/>
         <w:b/>
         <w:bCs/>
         <w:i w:val="0"/>
@@ -12847,6 +13488,7 @@
     </w:tblStylePr>
     <w:tblStylePr w:type="lastCol">
       <w:rPr>
+        <w:rFonts w:eastAsia="黑体"/>
         <w:b/>
         <w:bCs/>
         <w:i w:val="0"/>
@@ -12927,6 +13569,7 @@
     </w:tcPr>
     <w:tblStylePr w:type="firstRow">
       <w:rPr>
+        <w:rFonts w:eastAsia="黑体"/>
         <w:b/>
         <w:bCs/>
         <w:i w:val="0"/>
@@ -12948,6 +13591,7 @@
     </w:tblStylePr>
     <w:tblStylePr w:type="lastRow">
       <w:rPr>
+        <w:rFonts w:eastAsia="黑体"/>
         <w:b/>
         <w:bCs/>
         <w:i w:val="0"/>
@@ -12969,6 +13613,7 @@
     </w:tblStylePr>
     <w:tblStylePr w:type="firstCol">
       <w:rPr>
+        <w:rFonts w:eastAsia="黑体"/>
         <w:b/>
         <w:bCs/>
         <w:i w:val="0"/>
@@ -12988,6 +13633,7 @@
     </w:tblStylePr>
     <w:tblStylePr w:type="lastCol">
       <w:rPr>
+        <w:rFonts w:eastAsia="黑体"/>
         <w:b/>
         <w:bCs/>
         <w:i w:val="0"/>
@@ -13068,6 +13714,7 @@
     </w:tcPr>
     <w:tblStylePr w:type="firstRow">
       <w:rPr>
+        <w:rFonts w:eastAsia="黑体"/>
         <w:b/>
         <w:bCs/>
         <w:i w:val="0"/>
@@ -13089,6 +13736,7 @@
     </w:tblStylePr>
     <w:tblStylePr w:type="lastRow">
       <w:rPr>
+        <w:rFonts w:eastAsia="黑体"/>
         <w:b/>
         <w:bCs/>
         <w:i w:val="0"/>
@@ -13110,6 +13758,7 @@
     </w:tblStylePr>
     <w:tblStylePr w:type="firstCol">
       <w:rPr>
+        <w:rFonts w:eastAsia="黑体"/>
         <w:b/>
         <w:bCs/>
         <w:i w:val="0"/>
@@ -13129,6 +13778,7 @@
     </w:tblStylePr>
     <w:tblStylePr w:type="lastCol">
       <w:rPr>
+        <w:rFonts w:eastAsia="黑体"/>
         <w:b/>
         <w:bCs/>
         <w:i w:val="0"/>
@@ -13209,6 +13859,7 @@
     </w:tcPr>
     <w:tblStylePr w:type="firstRow">
       <w:rPr>
+        <w:rFonts w:eastAsia="黑体"/>
         <w:b/>
         <w:bCs/>
         <w:i w:val="0"/>
@@ -13230,6 +13881,7 @@
     </w:tblStylePr>
     <w:tblStylePr w:type="lastRow">
       <w:rPr>
+        <w:rFonts w:eastAsia="黑体"/>
         <w:b/>
         <w:bCs/>
         <w:i w:val="0"/>
@@ -13251,6 +13903,7 @@
     </w:tblStylePr>
     <w:tblStylePr w:type="firstCol">
       <w:rPr>
+        <w:rFonts w:eastAsia="黑体"/>
         <w:b/>
         <w:bCs/>
         <w:i w:val="0"/>
@@ -13270,6 +13923,7 @@
     </w:tblStylePr>
     <w:tblStylePr w:type="lastCol">
       <w:rPr>
+        <w:rFonts w:eastAsia="黑体"/>
         <w:b/>
         <w:bCs/>
         <w:i w:val="0"/>
@@ -13350,6 +14004,7 @@
     </w:tcPr>
     <w:tblStylePr w:type="firstRow">
       <w:rPr>
+        <w:rFonts w:eastAsia="黑体"/>
         <w:b/>
         <w:bCs/>
         <w:i w:val="0"/>
@@ -13371,6 +14026,7 @@
     </w:tblStylePr>
     <w:tblStylePr w:type="lastRow">
       <w:rPr>
+        <w:rFonts w:eastAsia="黑体"/>
         <w:b/>
         <w:bCs/>
         <w:i w:val="0"/>
@@ -13392,6 +14048,7 @@
     </w:tblStylePr>
     <w:tblStylePr w:type="firstCol">
       <w:rPr>
+        <w:rFonts w:eastAsia="黑体"/>
         <w:b/>
         <w:bCs/>
         <w:i w:val="0"/>
@@ -13411,6 +14068,7 @@
     </w:tblStylePr>
     <w:tblStylePr w:type="lastCol">
       <w:rPr>
+        <w:rFonts w:eastAsia="黑体"/>
         <w:b/>
         <w:bCs/>
         <w:i w:val="0"/>
@@ -13468,6 +14126,7 @@
       <w:spacing w:after="0" w:line="240" w:lineRule="auto"/>
     </w:pPr>
     <w:rPr>
+      <w:rFonts w:eastAsia="黑体"/>
       <w:color w:themeColor="background1" w:val="FFFFFF"/>
     </w:rPr>
     <w:tblPr>
@@ -13486,6 +14145,7 @@
     </w:tcPr>
     <w:tblStylePr w:type="firstRow">
       <w:rPr>
+        <w:rFonts w:eastAsia="黑体"/>
         <w:b/>
         <w:bCs/>
       </w:rPr>
@@ -13582,6 +14242,7 @@
       <w:spacing w:after="0" w:line="240" w:lineRule="auto"/>
     </w:pPr>
     <w:rPr>
+      <w:rFonts w:eastAsia="黑体"/>
       <w:color w:themeColor="background1" w:val="FFFFFF"/>
     </w:rPr>
     <w:tblPr>
@@ -13600,6 +14261,7 @@
     </w:tcPr>
     <w:tblStylePr w:type="firstRow">
       <w:rPr>
+        <w:rFonts w:eastAsia="黑体"/>
         <w:b/>
         <w:bCs/>
       </w:rPr>
@@ -13696,6 +14358,7 @@
       <w:spacing w:after="0" w:line="240" w:lineRule="auto"/>
     </w:pPr>
     <w:rPr>
+      <w:rFonts w:eastAsia="黑体"/>
       <w:color w:themeColor="background1" w:val="FFFFFF"/>
     </w:rPr>
     <w:tblPr>
@@ -13714,6 +14377,7 @@
     </w:tcPr>
     <w:tblStylePr w:type="firstRow">
       <w:rPr>
+        <w:rFonts w:eastAsia="黑体"/>
         <w:b/>
         <w:bCs/>
       </w:rPr>
@@ -13810,6 +14474,7 @@
       <w:spacing w:after="0" w:line="240" w:lineRule="auto"/>
     </w:pPr>
     <w:rPr>
+      <w:rFonts w:eastAsia="黑体"/>
       <w:color w:themeColor="background1" w:val="FFFFFF"/>
     </w:rPr>
     <w:tblPr>
@@ -13828,6 +14493,7 @@
     </w:tcPr>
     <w:tblStylePr w:type="firstRow">
       <w:rPr>
+        <w:rFonts w:eastAsia="黑体"/>
         <w:b/>
         <w:bCs/>
       </w:rPr>
@@ -13924,6 +14590,7 @@
       <w:spacing w:after="0" w:line="240" w:lineRule="auto"/>
     </w:pPr>
     <w:rPr>
+      <w:rFonts w:eastAsia="黑体"/>
       <w:color w:themeColor="background1" w:val="FFFFFF"/>
     </w:rPr>
     <w:tblPr>
@@ -13942,6 +14609,7 @@
     </w:tcPr>
     <w:tblStylePr w:type="firstRow">
       <w:rPr>
+        <w:rFonts w:eastAsia="黑体"/>
         <w:b/>
         <w:bCs/>
       </w:rPr>
@@ -14038,6 +14706,7 @@
       <w:spacing w:after="0" w:line="240" w:lineRule="auto"/>
     </w:pPr>
     <w:rPr>
+      <w:rFonts w:eastAsia="黑体"/>
       <w:color w:themeColor="background1" w:val="FFFFFF"/>
     </w:rPr>
     <w:tblPr>
@@ -14056,6 +14725,7 @@
     </w:tcPr>
     <w:tblStylePr w:type="firstRow">
       <w:rPr>
+        <w:rFonts w:eastAsia="黑体"/>
         <w:b/>
         <w:bCs/>
       </w:rPr>
@@ -14152,6 +14822,7 @@
       <w:spacing w:after="0" w:line="240" w:lineRule="auto"/>
     </w:pPr>
     <w:rPr>
+      <w:rFonts w:eastAsia="黑体"/>
       <w:color w:themeColor="background1" w:val="FFFFFF"/>
     </w:rPr>
     <w:tblPr>
@@ -14170,6 +14841,7 @@
     </w:tcPr>
     <w:tblStylePr w:type="firstRow">
       <w:rPr>
+        <w:rFonts w:eastAsia="黑体"/>
         <w:b/>
         <w:bCs/>
       </w:rPr>
@@ -14266,6 +14938,7 @@
       <w:spacing w:after="0" w:line="240" w:lineRule="auto"/>
     </w:pPr>
     <w:rPr>
+      <w:rFonts w:eastAsia="黑体"/>
       <w:color w:themeColor="text1" w:val="000000"/>
     </w:rPr>
     <w:tblPr>
@@ -14292,6 +14965,7 @@
     </w:tcPr>
     <w:tblStylePr w:type="firstRow">
       <w:rPr>
+        <w:rFonts w:eastAsia="黑体"/>
         <w:b/>
         <w:bCs/>
       </w:rPr>
@@ -14310,6 +14984,7 @@
     </w:tblStylePr>
     <w:tblStylePr w:type="lastRow">
       <w:rPr>
+        <w:rFonts w:eastAsia="黑体"/>
         <w:b/>
         <w:bCs/>
         <w:color w:themeColor="background1" w:val="FFFFFF"/>
@@ -14324,6 +14999,7 @@
     </w:tblStylePr>
     <w:tblStylePr w:type="firstCol">
       <w:rPr>
+        <w:rFonts w:eastAsia="黑体"/>
         <w:color w:themeColor="background1" w:val="FFFFFF"/>
       </w:rPr>
       <w:tblPr/>
@@ -14341,6 +15017,7 @@
     </w:tblStylePr>
     <w:tblStylePr w:type="lastCol">
       <w:rPr>
+        <w:rFonts w:eastAsia="黑体"/>
         <w:color w:themeColor="background1" w:val="FFFFFF"/>
       </w:rPr>
       <w:tblPr/>
@@ -14370,11 +15047,13 @@
     </w:tblStylePr>
     <w:tblStylePr w:type="neCell">
       <w:rPr>
+        <w:rFonts w:eastAsia="黑体"/>
         <w:color w:themeColor="text1" w:val="000000"/>
       </w:rPr>
     </w:tblStylePr>
     <w:tblStylePr w:type="nwCell">
       <w:rPr>
+        <w:rFonts w:eastAsia="黑体"/>
         <w:color w:themeColor="text1" w:val="000000"/>
       </w:rPr>
     </w:tblStylePr>
@@ -14388,6 +15067,7 @@
       <w:spacing w:after="0" w:line="240" w:lineRule="auto"/>
     </w:pPr>
     <w:rPr>
+      <w:rFonts w:eastAsia="黑体"/>
       <w:color w:themeColor="text1" w:val="000000"/>
     </w:rPr>
     <w:tblPr>
@@ -14414,6 +15094,7 @@
     </w:tcPr>
     <w:tblStylePr w:type="firstRow">
       <w:rPr>
+        <w:rFonts w:eastAsia="黑体"/>
         <w:b/>
         <w:bCs/>
       </w:rPr>
@@ -14432,6 +15113,7 @@
     </w:tblStylePr>
     <w:tblStylePr w:type="lastRow">
       <w:rPr>
+        <w:rFonts w:eastAsia="黑体"/>
         <w:b/>
         <w:bCs/>
         <w:color w:themeColor="background1" w:val="FFFFFF"/>
@@ -14446,6 +15128,7 @@
     </w:tblStylePr>
     <w:tblStylePr w:type="firstCol">
       <w:rPr>
+        <w:rFonts w:eastAsia="黑体"/>
         <w:color w:themeColor="background1" w:val="FFFFFF"/>
       </w:rPr>
       <w:tblPr/>
@@ -14463,6 +15146,7 @@
     </w:tblStylePr>
     <w:tblStylePr w:type="lastCol">
       <w:rPr>
+        <w:rFonts w:eastAsia="黑体"/>
         <w:color w:themeColor="background1" w:val="FFFFFF"/>
       </w:rPr>
       <w:tblPr/>
@@ -14492,11 +15176,13 @@
     </w:tblStylePr>
     <w:tblStylePr w:type="neCell">
       <w:rPr>
+        <w:rFonts w:eastAsia="黑体"/>
         <w:color w:themeColor="text1" w:val="000000"/>
       </w:rPr>
     </w:tblStylePr>
     <w:tblStylePr w:type="nwCell">
       <w:rPr>
+        <w:rFonts w:eastAsia="黑体"/>
         <w:color w:themeColor="text1" w:val="000000"/>
       </w:rPr>
     </w:tblStylePr>
@@ -14510,6 +15196,7 @@
       <w:spacing w:after="0" w:line="240" w:lineRule="auto"/>
     </w:pPr>
     <w:rPr>
+      <w:rFonts w:eastAsia="黑体"/>
       <w:color w:themeColor="text1" w:val="000000"/>
     </w:rPr>
     <w:tblPr>
@@ -14536,6 +15223,7 @@
     </w:tcPr>
     <w:tblStylePr w:type="firstRow">
       <w:rPr>
+        <w:rFonts w:eastAsia="黑体"/>
         <w:b/>
         <w:bCs/>
       </w:rPr>
@@ -14554,6 +15242,7 @@
     </w:tblStylePr>
     <w:tblStylePr w:type="lastRow">
       <w:rPr>
+        <w:rFonts w:eastAsia="黑体"/>
         <w:b/>
         <w:bCs/>
         <w:color w:themeColor="background1" w:val="FFFFFF"/>
@@ -14568,6 +15257,7 @@
     </w:tblStylePr>
     <w:tblStylePr w:type="firstCol">
       <w:rPr>
+        <w:rFonts w:eastAsia="黑体"/>
         <w:color w:themeColor="background1" w:val="FFFFFF"/>
       </w:rPr>
       <w:tblPr/>
@@ -14585,6 +15275,7 @@
     </w:tblStylePr>
     <w:tblStylePr w:type="lastCol">
       <w:rPr>
+        <w:rFonts w:eastAsia="黑体"/>
         <w:color w:themeColor="background1" w:val="FFFFFF"/>
       </w:rPr>
       <w:tblPr/>
@@ -14614,11 +15305,13 @@
     </w:tblStylePr>
     <w:tblStylePr w:type="neCell">
       <w:rPr>
+        <w:rFonts w:eastAsia="黑体"/>
         <w:color w:themeColor="text1" w:val="000000"/>
       </w:rPr>
     </w:tblStylePr>
     <w:tblStylePr w:type="nwCell">
       <w:rPr>
+        <w:rFonts w:eastAsia="黑体"/>
         <w:color w:themeColor="text1" w:val="000000"/>
       </w:rPr>
     </w:tblStylePr>
@@ -14632,6 +15325,7 @@
       <w:spacing w:after="0" w:line="240" w:lineRule="auto"/>
     </w:pPr>
     <w:rPr>
+      <w:rFonts w:eastAsia="黑体"/>
       <w:color w:themeColor="text1" w:val="000000"/>
     </w:rPr>
     <w:tblPr>
@@ -14658,6 +15352,7 @@
     </w:tcPr>
     <w:tblStylePr w:type="firstRow">
       <w:rPr>
+        <w:rFonts w:eastAsia="黑体"/>
         <w:b/>
         <w:bCs/>
       </w:rPr>
@@ -14676,6 +15371,7 @@
     </w:tblStylePr>
     <w:tblStylePr w:type="lastRow">
       <w:rPr>
+        <w:rFonts w:eastAsia="黑体"/>
         <w:b/>
         <w:bCs/>
         <w:color w:themeColor="background1" w:val="FFFFFF"/>
@@ -14690,6 +15386,7 @@
     </w:tblStylePr>
     <w:tblStylePr w:type="firstCol">
       <w:rPr>
+        <w:rFonts w:eastAsia="黑体"/>
         <w:color w:themeColor="background1" w:val="FFFFFF"/>
       </w:rPr>
       <w:tblPr/>
@@ -14707,6 +15404,7 @@
     </w:tblStylePr>
     <w:tblStylePr w:type="lastCol">
       <w:rPr>
+        <w:rFonts w:eastAsia="黑体"/>
         <w:color w:themeColor="background1" w:val="FFFFFF"/>
       </w:rPr>
       <w:tblPr/>
@@ -14744,6 +15442,7 @@
       <w:spacing w:after="0" w:line="240" w:lineRule="auto"/>
     </w:pPr>
     <w:rPr>
+      <w:rFonts w:eastAsia="黑体"/>
       <w:color w:themeColor="text1" w:val="000000"/>
     </w:rPr>
     <w:tblPr>
@@ -14770,6 +15469,7 @@
     </w:tcPr>
     <w:tblStylePr w:type="firstRow">
       <w:rPr>
+        <w:rFonts w:eastAsia="黑体"/>
         <w:b/>
         <w:bCs/>
       </w:rPr>
@@ -14788,6 +15488,7 @@
     </w:tblStylePr>
     <w:tblStylePr w:type="lastRow">
       <w:rPr>
+        <w:rFonts w:eastAsia="黑体"/>
         <w:b/>
         <w:bCs/>
         <w:color w:themeColor="background1" w:val="FFFFFF"/>
@@ -14802,6 +15503,7 @@
     </w:tblStylePr>
     <w:tblStylePr w:type="firstCol">
       <w:rPr>
+        <w:rFonts w:eastAsia="黑体"/>
         <w:color w:themeColor="background1" w:val="FFFFFF"/>
       </w:rPr>
       <w:tblPr/>
@@ -14819,6 +15521,7 @@
     </w:tblStylePr>
     <w:tblStylePr w:type="lastCol">
       <w:rPr>
+        <w:rFonts w:eastAsia="黑体"/>
         <w:color w:themeColor="background1" w:val="FFFFFF"/>
       </w:rPr>
       <w:tblPr/>
@@ -14848,11 +15551,13 @@
     </w:tblStylePr>
     <w:tblStylePr w:type="neCell">
       <w:rPr>
+        <w:rFonts w:eastAsia="黑体"/>
         <w:color w:themeColor="text1" w:val="000000"/>
       </w:rPr>
     </w:tblStylePr>
     <w:tblStylePr w:type="nwCell">
       <w:rPr>
+        <w:rFonts w:eastAsia="黑体"/>
         <w:color w:themeColor="text1" w:val="000000"/>
       </w:rPr>
     </w:tblStylePr>
@@ -14866,6 +15571,7 @@
       <w:spacing w:after="0" w:line="240" w:lineRule="auto"/>
     </w:pPr>
     <w:rPr>
+      <w:rFonts w:eastAsia="黑体"/>
       <w:color w:themeColor="text1" w:val="000000"/>
     </w:rPr>
     <w:tblPr>
@@ -14892,6 +15598,7 @@
     </w:tcPr>
     <w:tblStylePr w:type="firstRow">
       <w:rPr>
+        <w:rFonts w:eastAsia="黑体"/>
         <w:b/>
         <w:bCs/>
       </w:rPr>
@@ -14910,6 +15617,7 @@
     </w:tblStylePr>
     <w:tblStylePr w:type="lastRow">
       <w:rPr>
+        <w:rFonts w:eastAsia="黑体"/>
         <w:b/>
         <w:bCs/>
         <w:color w:themeColor="background1" w:val="FFFFFF"/>
@@ -14924,6 +15632,7 @@
     </w:tblStylePr>
     <w:tblStylePr w:type="firstCol">
       <w:rPr>
+        <w:rFonts w:eastAsia="黑体"/>
         <w:color w:themeColor="background1" w:val="FFFFFF"/>
       </w:rPr>
       <w:tblPr/>
@@ -14941,6 +15650,7 @@
     </w:tblStylePr>
     <w:tblStylePr w:type="lastCol">
       <w:rPr>
+        <w:rFonts w:eastAsia="黑体"/>
         <w:color w:themeColor="background1" w:val="FFFFFF"/>
       </w:rPr>
       <w:tblPr/>
@@ -14970,11 +15680,13 @@
     </w:tblStylePr>
     <w:tblStylePr w:type="neCell">
       <w:rPr>
+        <w:rFonts w:eastAsia="黑体"/>
         <w:color w:themeColor="text1" w:val="000000"/>
       </w:rPr>
     </w:tblStylePr>
     <w:tblStylePr w:type="nwCell">
       <w:rPr>
+        <w:rFonts w:eastAsia="黑体"/>
         <w:color w:themeColor="text1" w:val="000000"/>
       </w:rPr>
     </w:tblStylePr>
@@ -14988,6 +15700,7 @@
       <w:spacing w:after="0" w:line="240" w:lineRule="auto"/>
     </w:pPr>
     <w:rPr>
+      <w:rFonts w:eastAsia="黑体"/>
       <w:color w:themeColor="text1" w:val="000000"/>
     </w:rPr>
     <w:tblPr>
@@ -15014,6 +15727,7 @@
     </w:tcPr>
     <w:tblStylePr w:type="firstRow">
       <w:rPr>
+        <w:rFonts w:eastAsia="黑体"/>
         <w:b/>
         <w:bCs/>
       </w:rPr>
@@ -15032,6 +15746,7 @@
     </w:tblStylePr>
     <w:tblStylePr w:type="lastRow">
       <w:rPr>
+        <w:rFonts w:eastAsia="黑体"/>
         <w:b/>
         <w:bCs/>
         <w:color w:themeColor="background1" w:val="FFFFFF"/>
@@ -15046,6 +15761,7 @@
     </w:tblStylePr>
     <w:tblStylePr w:type="firstCol">
       <w:rPr>
+        <w:rFonts w:eastAsia="黑体"/>
         <w:color w:themeColor="background1" w:val="FFFFFF"/>
       </w:rPr>
       <w:tblPr/>
@@ -15063,6 +15779,7 @@
     </w:tblStylePr>
     <w:tblStylePr w:type="lastCol">
       <w:rPr>
+        <w:rFonts w:eastAsia="黑体"/>
         <w:color w:themeColor="background1" w:val="FFFFFF"/>
       </w:rPr>
       <w:tblPr/>
@@ -15092,11 +15809,13 @@
     </w:tblStylePr>
     <w:tblStylePr w:type="neCell">
       <w:rPr>
+        <w:rFonts w:eastAsia="黑体"/>
         <w:color w:themeColor="text1" w:val="000000"/>
       </w:rPr>
     </w:tblStylePr>
     <w:tblStylePr w:type="nwCell">
       <w:rPr>
+        <w:rFonts w:eastAsia="黑体"/>
         <w:color w:themeColor="text1" w:val="000000"/>
       </w:rPr>
     </w:tblStylePr>
@@ -15110,6 +15829,7 @@
       <w:spacing w:after="0" w:line="240" w:lineRule="auto"/>
     </w:pPr>
     <w:rPr>
+      <w:rFonts w:eastAsia="黑体"/>
       <w:color w:themeColor="text1" w:val="000000"/>
     </w:rPr>
     <w:tblPr>
@@ -15128,6 +15848,7 @@
     </w:tcPr>
     <w:tblStylePr w:type="firstRow">
       <w:rPr>
+        <w:rFonts w:eastAsia="黑体"/>
         <w:b/>
         <w:bCs/>
         <w:color w:themeColor="background1" w:val="FFFFFF"/>
@@ -15142,6 +15863,7 @@
     </w:tblStylePr>
     <w:tblStylePr w:type="lastRow">
       <w:rPr>
+        <w:rFonts w:eastAsia="黑体"/>
         <w:b/>
         <w:bCs/>
         <w:color w:themeColor="accent2" w:themeShade="CC" w:val="9E3A38"/>
@@ -15156,12 +15878,14 @@
     </w:tblStylePr>
     <w:tblStylePr w:type="firstCol">
       <w:rPr>
+        <w:rFonts w:eastAsia="黑体"/>
         <w:b/>
         <w:bCs/>
       </w:rPr>
     </w:tblStylePr>
     <w:tblStylePr w:type="lastCol">
       <w:rPr>
+        <w:rFonts w:eastAsia="黑体"/>
         <w:b/>
         <w:bCs/>
       </w:rPr>
@@ -15196,6 +15920,7 @@
       <w:spacing w:after="0" w:line="240" w:lineRule="auto"/>
     </w:pPr>
     <w:rPr>
+      <w:rFonts w:eastAsia="黑体"/>
       <w:color w:themeColor="text1" w:val="000000"/>
     </w:rPr>
     <w:tblPr>
@@ -15214,6 +15939,7 @@
     </w:tcPr>
     <w:tblStylePr w:type="firstRow">
       <w:rPr>
+        <w:rFonts w:eastAsia="黑体"/>
         <w:b/>
         <w:bCs/>
         <w:color w:themeColor="background1" w:val="FFFFFF"/>
@@ -15228,6 +15954,7 @@
     </w:tblStylePr>
     <w:tblStylePr w:type="lastRow">
       <w:rPr>
+        <w:rFonts w:eastAsia="黑体"/>
         <w:b/>
         <w:bCs/>
         <w:color w:themeColor="accent2" w:themeShade="CC" w:val="9E3A38"/>
@@ -15242,12 +15969,14 @@
     </w:tblStylePr>
     <w:tblStylePr w:type="firstCol">
       <w:rPr>
+        <w:rFonts w:eastAsia="黑体"/>
         <w:b/>
         <w:bCs/>
       </w:rPr>
     </w:tblStylePr>
     <w:tblStylePr w:type="lastCol">
       <w:rPr>
+        <w:rFonts w:eastAsia="黑体"/>
         <w:b/>
         <w:bCs/>
       </w:rPr>
@@ -15282,6 +16011,7 @@
       <w:spacing w:after="0" w:line="240" w:lineRule="auto"/>
     </w:pPr>
     <w:rPr>
+      <w:rFonts w:eastAsia="黑体"/>
       <w:color w:themeColor="text1" w:val="000000"/>
     </w:rPr>
     <w:tblPr>
@@ -15300,6 +16030,7 @@
     </w:tcPr>
     <w:tblStylePr w:type="firstRow">
       <w:rPr>
+        <w:rFonts w:eastAsia="黑体"/>
         <w:b/>
         <w:bCs/>
         <w:color w:themeColor="background1" w:val="FFFFFF"/>
@@ -15314,6 +16045,7 @@
     </w:tblStylePr>
     <w:tblStylePr w:type="lastRow">
       <w:rPr>
+        <w:rFonts w:eastAsia="黑体"/>
         <w:b/>
         <w:bCs/>
         <w:color w:themeColor="accent2" w:themeShade="CC" w:val="9E3A38"/>
@@ -15328,12 +16060,14 @@
     </w:tblStylePr>
     <w:tblStylePr w:type="firstCol">
       <w:rPr>
+        <w:rFonts w:eastAsia="黑体"/>
         <w:b/>
         <w:bCs/>
       </w:rPr>
     </w:tblStylePr>
     <w:tblStylePr w:type="lastCol">
       <w:rPr>
+        <w:rFonts w:eastAsia="黑体"/>
         <w:b/>
         <w:bCs/>
       </w:rPr>
@@ -15368,6 +16102,7 @@
       <w:spacing w:after="0" w:line="240" w:lineRule="auto"/>
     </w:pPr>
     <w:rPr>
+      <w:rFonts w:eastAsia="黑体"/>
       <w:color w:themeColor="text1" w:val="000000"/>
     </w:rPr>
     <w:tblPr>
@@ -15386,6 +16121,7 @@
     </w:tcPr>
     <w:tblStylePr w:type="firstRow">
       <w:rPr>
+        <w:rFonts w:eastAsia="黑体"/>
         <w:b/>
         <w:bCs/>
         <w:color w:themeColor="background1" w:val="FFFFFF"/>
@@ -15400,6 +16136,7 @@
     </w:tblStylePr>
     <w:tblStylePr w:type="lastRow">
       <w:rPr>
+        <w:rFonts w:eastAsia="黑体"/>
         <w:b/>
         <w:bCs/>
         <w:color w:themeColor="accent4" w:themeShade="CC" w:val="664E82"/>
@@ -15414,12 +16151,14 @@
     </w:tblStylePr>
     <w:tblStylePr w:type="firstCol">
       <w:rPr>
+        <w:rFonts w:eastAsia="黑体"/>
         <w:b/>
         <w:bCs/>
       </w:rPr>
     </w:tblStylePr>
     <w:tblStylePr w:type="lastCol">
       <w:rPr>
+        <w:rFonts w:eastAsia="黑体"/>
         <w:b/>
         <w:bCs/>
       </w:rPr>
@@ -15454,6 +16193,7 @@
       <w:spacing w:after="0" w:line="240" w:lineRule="auto"/>
     </w:pPr>
     <w:rPr>
+      <w:rFonts w:eastAsia="黑体"/>
       <w:color w:themeColor="text1" w:val="000000"/>
     </w:rPr>
     <w:tblPr>
@@ -15472,6 +16212,7 @@
     </w:tcPr>
     <w:tblStylePr w:type="firstRow">
       <w:rPr>
+        <w:rFonts w:eastAsia="黑体"/>
         <w:b/>
         <w:bCs/>
         <w:color w:themeColor="background1" w:val="FFFFFF"/>
@@ -15486,6 +16227,7 @@
     </w:tblStylePr>
     <w:tblStylePr w:type="lastRow">
       <w:rPr>
+        <w:rFonts w:eastAsia="黑体"/>
         <w:b/>
         <w:bCs/>
         <w:color w:themeColor="accent3" w:themeShade="CC" w:val="7E9C40"/>
@@ -15500,12 +16242,14 @@
     </w:tblStylePr>
     <w:tblStylePr w:type="firstCol">
       <w:rPr>
+        <w:rFonts w:eastAsia="黑体"/>
         <w:b/>
         <w:bCs/>
       </w:rPr>
     </w:tblStylePr>
     <w:tblStylePr w:type="lastCol">
       <w:rPr>
+        <w:rFonts w:eastAsia="黑体"/>
         <w:b/>
         <w:bCs/>
       </w:rPr>
@@ -15540,6 +16284,7 @@
       <w:spacing w:after="0" w:line="240" w:lineRule="auto"/>
     </w:pPr>
     <w:rPr>
+      <w:rFonts w:eastAsia="黑体"/>
       <w:color w:themeColor="text1" w:val="000000"/>
     </w:rPr>
     <w:tblPr>
@@ -15558,6 +16303,7 @@
     </w:tcPr>
     <w:tblStylePr w:type="firstRow">
       <w:rPr>
+        <w:rFonts w:eastAsia="黑体"/>
         <w:b/>
         <w:bCs/>
         <w:color w:themeColor="background1" w:val="FFFFFF"/>
@@ -15572,6 +16318,7 @@
     </w:tblStylePr>
     <w:tblStylePr w:type="lastRow">
       <w:rPr>
+        <w:rFonts w:eastAsia="黑体"/>
         <w:b/>
         <w:bCs/>
         <w:color w:themeColor="accent6" w:themeShade="CC" w:val="F2730A"/>
@@ -15586,12 +16333,14 @@
     </w:tblStylePr>
     <w:tblStylePr w:type="firstCol">
       <w:rPr>
+        <w:rFonts w:eastAsia="黑体"/>
         <w:b/>
         <w:bCs/>
       </w:rPr>
     </w:tblStylePr>
     <w:tblStylePr w:type="lastCol">
       <w:rPr>
+        <w:rFonts w:eastAsia="黑体"/>
         <w:b/>
         <w:bCs/>
       </w:rPr>
@@ -15626,6 +16375,7 @@
       <w:spacing w:after="0" w:line="240" w:lineRule="auto"/>
     </w:pPr>
     <w:rPr>
+      <w:rFonts w:eastAsia="黑体"/>
       <w:color w:themeColor="text1" w:val="000000"/>
     </w:rPr>
     <w:tblPr>
@@ -15644,6 +16394,7 @@
     </w:tcPr>
     <w:tblStylePr w:type="firstRow">
       <w:rPr>
+        <w:rFonts w:eastAsia="黑体"/>
         <w:b/>
         <w:bCs/>
         <w:color w:themeColor="background1" w:val="FFFFFF"/>
@@ -15658,6 +16409,7 @@
     </w:tblStylePr>
     <w:tblStylePr w:type="lastRow">
       <w:rPr>
+        <w:rFonts w:eastAsia="黑体"/>
         <w:b/>
         <w:bCs/>
         <w:color w:themeColor="accent5" w:themeShade="CC" w:val="348DA5"/>
@@ -15672,12 +16424,14 @@
     </w:tblStylePr>
     <w:tblStylePr w:type="firstCol">
       <w:rPr>
+        <w:rFonts w:eastAsia="黑体"/>
         <w:b/>
         <w:bCs/>
       </w:rPr>
     </w:tblStylePr>
     <w:tblStylePr w:type="lastCol">
       <w:rPr>
+        <w:rFonts w:eastAsia="黑体"/>
         <w:b/>
         <w:bCs/>
       </w:rPr>
@@ -15712,6 +16466,7 @@
       <w:spacing w:after="0" w:line="240" w:lineRule="auto"/>
     </w:pPr>
     <w:rPr>
+      <w:rFonts w:eastAsia="黑体"/>
       <w:color w:themeColor="text1" w:val="000000"/>
     </w:rPr>
     <w:tblPr>
@@ -15733,6 +16488,7 @@
     </w:tcPr>
     <w:tblStylePr w:type="firstRow">
       <w:rPr>
+        <w:rFonts w:eastAsia="黑体"/>
         <w:b/>
         <w:bCs/>
       </w:rPr>
@@ -15743,6 +16499,7 @@
     </w:tblStylePr>
     <w:tblStylePr w:type="lastRow">
       <w:rPr>
+        <w:rFonts w:eastAsia="黑体"/>
         <w:b/>
         <w:bCs/>
         <w:color w:themeColor="text1" w:val="000000"/>
@@ -15754,6 +16511,7 @@
     </w:tblStylePr>
     <w:tblStylePr w:type="firstCol">
       <w:rPr>
+        <w:rFonts w:eastAsia="黑体"/>
         <w:color w:themeColor="background1" w:val="FFFFFF"/>
       </w:rPr>
       <w:tblPr/>
@@ -15763,6 +16521,7 @@
     </w:tblStylePr>
     <w:tblStylePr w:type="lastCol">
       <w:rPr>
+        <w:rFonts w:eastAsia="黑体"/>
         <w:color w:themeColor="background1" w:val="FFFFFF"/>
       </w:rPr>
       <w:tblPr/>
@@ -15792,6 +16551,7 @@
       <w:spacing w:after="0" w:line="240" w:lineRule="auto"/>
     </w:pPr>
     <w:rPr>
+      <w:rFonts w:eastAsia="黑体"/>
       <w:color w:themeColor="text1" w:val="000000"/>
     </w:rPr>
     <w:tblPr>
@@ -15813,6 +16573,7 @@
     </w:tcPr>
     <w:tblStylePr w:type="firstRow">
       <w:rPr>
+        <w:rFonts w:eastAsia="黑体"/>
         <w:b/>
         <w:bCs/>
       </w:rPr>
@@ -15823,6 +16584,7 @@
     </w:tblStylePr>
     <w:tblStylePr w:type="lastRow">
       <w:rPr>
+        <w:rFonts w:eastAsia="黑体"/>
         <w:b/>
         <w:bCs/>
         <w:color w:themeColor="text1" w:val="000000"/>
@@ -15834,6 +16596,7 @@
     </w:tblStylePr>
     <w:tblStylePr w:type="firstCol">
       <w:rPr>
+        <w:rFonts w:eastAsia="黑体"/>
         <w:color w:themeColor="background1" w:val="FFFFFF"/>
       </w:rPr>
       <w:tblPr/>
@@ -15843,6 +16606,7 @@
     </w:tblStylePr>
     <w:tblStylePr w:type="lastCol">
       <w:rPr>
+        <w:rFonts w:eastAsia="黑体"/>
         <w:color w:themeColor="background1" w:val="FFFFFF"/>
       </w:rPr>
       <w:tblPr/>
@@ -15872,6 +16636,7 @@
       <w:spacing w:after="0" w:line="240" w:lineRule="auto"/>
     </w:pPr>
     <w:rPr>
+      <w:rFonts w:eastAsia="黑体"/>
       <w:color w:themeColor="text1" w:val="000000"/>
     </w:rPr>
     <w:tblPr>
@@ -15893,6 +16658,7 @@
     </w:tcPr>
     <w:tblStylePr w:type="firstRow">
       <w:rPr>
+        <w:rFonts w:eastAsia="黑体"/>
         <w:b/>
         <w:bCs/>
       </w:rPr>
@@ -15903,6 +16669,7 @@
     </w:tblStylePr>
     <w:tblStylePr w:type="lastRow">
       <w:rPr>
+        <w:rFonts w:eastAsia="黑体"/>
         <w:b/>
         <w:bCs/>
         <w:color w:themeColor="text1" w:val="000000"/>
@@ -15914,6 +16681,7 @@
     </w:tblStylePr>
     <w:tblStylePr w:type="firstCol">
       <w:rPr>
+        <w:rFonts w:eastAsia="黑体"/>
         <w:color w:themeColor="background1" w:val="FFFFFF"/>
       </w:rPr>
       <w:tblPr/>
@@ -15923,6 +16691,7 @@
     </w:tblStylePr>
     <w:tblStylePr w:type="lastCol">
       <w:rPr>
+        <w:rFonts w:eastAsia="黑体"/>
         <w:color w:themeColor="background1" w:val="FFFFFF"/>
       </w:rPr>
       <w:tblPr/>
@@ -15952,6 +16721,7 @@
       <w:spacing w:after="0" w:line="240" w:lineRule="auto"/>
     </w:pPr>
     <w:rPr>
+      <w:rFonts w:eastAsia="黑体"/>
       <w:color w:themeColor="text1" w:val="000000"/>
     </w:rPr>
     <w:tblPr>
@@ -15973,6 +16743,7 @@
     </w:tcPr>
     <w:tblStylePr w:type="firstRow">
       <w:rPr>
+        <w:rFonts w:eastAsia="黑体"/>
         <w:b/>
         <w:bCs/>
       </w:rPr>
@@ -15983,6 +16754,7 @@
     </w:tblStylePr>
     <w:tblStylePr w:type="lastRow">
       <w:rPr>
+        <w:rFonts w:eastAsia="黑体"/>
         <w:b/>
         <w:bCs/>
         <w:color w:themeColor="text1" w:val="000000"/>
@@ -15994,6 +16766,7 @@
     </w:tblStylePr>
     <w:tblStylePr w:type="firstCol">
       <w:rPr>
+        <w:rFonts w:eastAsia="黑体"/>
         <w:color w:themeColor="background1" w:val="FFFFFF"/>
       </w:rPr>
       <w:tblPr/>
@@ -16003,6 +16776,7 @@
     </w:tblStylePr>
     <w:tblStylePr w:type="lastCol">
       <w:rPr>
+        <w:rFonts w:eastAsia="黑体"/>
         <w:color w:themeColor="background1" w:val="FFFFFF"/>
       </w:rPr>
       <w:tblPr/>
@@ -16032,6 +16806,7 @@
       <w:spacing w:after="0" w:line="240" w:lineRule="auto"/>
     </w:pPr>
     <w:rPr>
+      <w:rFonts w:eastAsia="黑体"/>
       <w:color w:themeColor="text1" w:val="000000"/>
     </w:rPr>
     <w:tblPr>
@@ -16053,6 +16828,7 @@
     </w:tcPr>
     <w:tblStylePr w:type="firstRow">
       <w:rPr>
+        <w:rFonts w:eastAsia="黑体"/>
         <w:b/>
         <w:bCs/>
       </w:rPr>
@@ -16063,6 +16839,7 @@
     </w:tblStylePr>
     <w:tblStylePr w:type="lastRow">
       <w:rPr>
+        <w:rFonts w:eastAsia="黑体"/>
         <w:b/>
         <w:bCs/>
         <w:color w:themeColor="text1" w:val="000000"/>
@@ -16074,6 +16851,7 @@
     </w:tblStylePr>
     <w:tblStylePr w:type="firstCol">
       <w:rPr>
+        <w:rFonts w:eastAsia="黑体"/>
         <w:color w:themeColor="background1" w:val="FFFFFF"/>
       </w:rPr>
       <w:tblPr/>
@@ -16083,6 +16861,7 @@
     </w:tblStylePr>
     <w:tblStylePr w:type="lastCol">
       <w:rPr>
+        <w:rFonts w:eastAsia="黑体"/>
         <w:color w:themeColor="background1" w:val="FFFFFF"/>
       </w:rPr>
       <w:tblPr/>
@@ -16112,6 +16891,7 @@
       <w:spacing w:after="0" w:line="240" w:lineRule="auto"/>
     </w:pPr>
     <w:rPr>
+      <w:rFonts w:eastAsia="黑体"/>
       <w:color w:themeColor="text1" w:val="000000"/>
     </w:rPr>
     <w:tblPr>
@@ -16133,6 +16913,7 @@
     </w:tcPr>
     <w:tblStylePr w:type="firstRow">
       <w:rPr>
+        <w:rFonts w:eastAsia="黑体"/>
         <w:b/>
         <w:bCs/>
       </w:rPr>
@@ -16143,6 +16924,7 @@
     </w:tblStylePr>
     <w:tblStylePr w:type="lastRow">
       <w:rPr>
+        <w:rFonts w:eastAsia="黑体"/>
         <w:b/>
         <w:bCs/>
         <w:color w:themeColor="text1" w:val="000000"/>
@@ -16154,6 +16936,7 @@
     </w:tblStylePr>
     <w:tblStylePr w:type="firstCol">
       <w:rPr>
+        <w:rFonts w:eastAsia="黑体"/>
         <w:color w:themeColor="background1" w:val="FFFFFF"/>
       </w:rPr>
       <w:tblPr/>
@@ -16163,6 +16946,7 @@
     </w:tblStylePr>
     <w:tblStylePr w:type="lastCol">
       <w:rPr>
+        <w:rFonts w:eastAsia="黑体"/>
         <w:color w:themeColor="background1" w:val="FFFFFF"/>
       </w:rPr>
       <w:tblPr/>
@@ -16192,6 +16976,7 @@
       <w:spacing w:after="0" w:line="240" w:lineRule="auto"/>
     </w:pPr>
     <w:rPr>
+      <w:rFonts w:eastAsia="黑体"/>
       <w:color w:themeColor="text1" w:val="000000"/>
     </w:rPr>
     <w:tblPr>
@@ -16213,6 +16998,7 @@
     </w:tcPr>
     <w:tblStylePr w:type="firstRow">
       <w:rPr>
+        <w:rFonts w:eastAsia="黑体"/>
         <w:b/>
         <w:bCs/>
       </w:rPr>
@@ -16223,6 +17009,7 @@
     </w:tblStylePr>
     <w:tblStylePr w:type="lastRow">
       <w:rPr>
+        <w:rFonts w:eastAsia="黑体"/>
         <w:b/>
         <w:bCs/>
         <w:color w:themeColor="text1" w:val="000000"/>
@@ -16234,6 +17021,7 @@
     </w:tblStylePr>
     <w:tblStylePr w:type="firstCol">
       <w:rPr>
+        <w:rFonts w:eastAsia="黑体"/>
         <w:color w:themeColor="background1" w:val="FFFFFF"/>
       </w:rPr>
       <w:tblPr/>
@@ -16243,6 +17031,7 @@
     </w:tblStylePr>
     <w:tblStylePr w:type="lastCol">
       <w:rPr>
+        <w:rFonts w:eastAsia="黑体"/>
         <w:color w:themeColor="background1" w:val="FFFFFF"/>
       </w:rPr>
       <w:tblPr/>
@@ -16275,6 +17064,7 @@
     <w:name w:val="KeywordTok"/>
     <w:basedOn w:val="VerbatimChar"/>
     <w:rPr>
+      <w:rFonts w:eastAsia="黑体"/>
       <w:b/>
       <w:color w:val="007020"/>
     </w:rPr>
@@ -16283,6 +17073,7 @@
     <w:name w:val="DataTypeTok"/>
     <w:basedOn w:val="VerbatimChar"/>
     <w:rPr>
+      <w:rFonts w:eastAsia="黑体"/>
       <w:color w:val="902000"/>
     </w:rPr>
   </w:style>
@@ -16290,6 +17081,7 @@
     <w:name w:val="DecValTok"/>
     <w:basedOn w:val="VerbatimChar"/>
     <w:rPr>
+      <w:rFonts w:eastAsia="黑体"/>
       <w:color w:val="40a070"/>
     </w:rPr>
   </w:style>
@@ -16297,6 +17089,7 @@
     <w:name w:val="BaseNTok"/>
     <w:basedOn w:val="VerbatimChar"/>
     <w:rPr>
+      <w:rFonts w:eastAsia="黑体"/>
       <w:color w:val="40a070"/>
     </w:rPr>
   </w:style>
@@ -16304,6 +17097,7 @@
     <w:name w:val="FloatTok"/>
     <w:basedOn w:val="VerbatimChar"/>
     <w:rPr>
+      <w:rFonts w:eastAsia="黑体"/>
       <w:color w:val="40a070"/>
     </w:rPr>
   </w:style>
@@ -16311,6 +17105,7 @@
     <w:name w:val="ConstantTok"/>
     <w:basedOn w:val="VerbatimChar"/>
     <w:rPr>
+      <w:rFonts w:eastAsia="黑体"/>
       <w:color w:val="880000"/>
     </w:rPr>
   </w:style>
@@ -16318,6 +17113,7 @@
     <w:name w:val="CharTok"/>
     <w:basedOn w:val="VerbatimChar"/>
     <w:rPr>
+      <w:rFonts w:eastAsia="黑体"/>
       <w:color w:val="4070a0"/>
     </w:rPr>
   </w:style>
@@ -16325,6 +17121,7 @@
     <w:name w:val="SpecialCharTok"/>
     <w:basedOn w:val="VerbatimChar"/>
     <w:rPr>
+      <w:rFonts w:eastAsia="黑体"/>
       <w:color w:val="4070a0"/>
     </w:rPr>
   </w:style>
@@ -16332,6 +17129,7 @@
     <w:name w:val="StringTok"/>
     <w:basedOn w:val="VerbatimChar"/>
     <w:rPr>
+      <w:rFonts w:eastAsia="黑体"/>
       <w:color w:val="4070a0"/>
     </w:rPr>
   </w:style>
@@ -16339,6 +17137,7 @@
     <w:name w:val="VerbatimStringTok"/>
     <w:basedOn w:val="VerbatimChar"/>
     <w:rPr>
+      <w:rFonts w:eastAsia="黑体"/>
       <w:color w:val="4070a0"/>
     </w:rPr>
   </w:style>
@@ -16346,6 +17145,7 @@
     <w:name w:val="SpecialStringTok"/>
     <w:basedOn w:val="VerbatimChar"/>
     <w:rPr>
+      <w:rFonts w:eastAsia="黑体"/>
       <w:color w:val="bb6688"/>
     </w:rPr>
   </w:style>
@@ -16353,6 +17153,7 @@
     <w:name w:val="ImportTok"/>
     <w:basedOn w:val="VerbatimChar"/>
     <w:rPr>
+      <w:rFonts w:eastAsia="黑体"/>
       <w:b/>
       <w:color w:val="008000"/>
     </w:rPr>
@@ -16361,6 +17162,7 @@
     <w:name w:val="CommentTok"/>
     <w:basedOn w:val="VerbatimChar"/>
     <w:rPr>
+      <w:rFonts w:eastAsia="黑体"/>
       <w:i/>
       <w:color w:val="60a0b0"/>
     </w:rPr>
@@ -16369,6 +17171,7 @@
     <w:name w:val="DocumentationTok"/>
     <w:basedOn w:val="VerbatimChar"/>
     <w:rPr>
+      <w:rFonts w:eastAsia="黑体"/>
       <w:i/>
       <w:color w:val="ba2121"/>
     </w:rPr>
@@ -16377,6 +17180,7 @@
     <w:name w:val="AnnotationTok"/>
     <w:basedOn w:val="VerbatimChar"/>
     <w:rPr>
+      <w:rFonts w:eastAsia="黑体"/>
       <w:b/>
       <w:i/>
       <w:color w:val="60a0b0"/>
@@ -16386,6 +17190,7 @@
     <w:name w:val="CommentVarTok"/>
     <w:basedOn w:val="VerbatimChar"/>
     <w:rPr>
+      <w:rFonts w:eastAsia="黑体"/>
       <w:b/>
       <w:i/>
       <w:color w:val="60a0b0"/>
@@ -16395,6 +17200,7 @@
     <w:name w:val="OtherTok"/>
     <w:basedOn w:val="VerbatimChar"/>
     <w:rPr>
+      <w:rFonts w:eastAsia="黑体"/>
       <w:color w:val="007020"/>
     </w:rPr>
   </w:style>
@@ -16402,6 +17208,7 @@
     <w:name w:val="FunctionTok"/>
     <w:basedOn w:val="VerbatimChar"/>
     <w:rPr>
+      <w:rFonts w:eastAsia="黑体"/>
       <w:color w:val="06287e"/>
     </w:rPr>
   </w:style>
@@ -16409,6 +17216,7 @@
     <w:name w:val="VariableTok"/>
     <w:basedOn w:val="VerbatimChar"/>
     <w:rPr>
+      <w:rFonts w:eastAsia="黑体"/>
       <w:color w:val="19177c"/>
     </w:rPr>
   </w:style>
@@ -16416,6 +17224,7 @@
     <w:name w:val="ControlFlowTok"/>
     <w:basedOn w:val="VerbatimChar"/>
     <w:rPr>
+      <w:rFonts w:eastAsia="黑体"/>
       <w:b/>
       <w:color w:val="007020"/>
     </w:rPr>
@@ -16424,6 +17233,7 @@
     <w:name w:val="OperatorTok"/>
     <w:basedOn w:val="VerbatimChar"/>
     <w:rPr>
+      <w:rFonts w:eastAsia="黑体"/>
       <w:color w:val="666666"/>
     </w:rPr>
   </w:style>
@@ -16431,18 +17241,22 @@
     <w:name w:val="BuiltInTok"/>
     <w:basedOn w:val="VerbatimChar"/>
     <w:rPr>
+      <w:rFonts w:eastAsia="黑体"/>
       <w:color w:val="008000"/>
     </w:rPr>
   </w:style>
   <w:style w:type="character" w:customStyle="1" w:styleId="ExtensionTok">
     <w:name w:val="ExtensionTok"/>
     <w:basedOn w:val="VerbatimChar"/>
-    <w:rPr/>
+    <w:rPr>
+      <w:rFonts w:eastAsia="黑体"/>
+    </w:rPr>
   </w:style>
   <w:style w:type="character" w:customStyle="1" w:styleId="PreprocessorTok">
     <w:name w:val="PreprocessorTok"/>
     <w:basedOn w:val="VerbatimChar"/>
     <w:rPr>
+      <w:rFonts w:eastAsia="黑体"/>
       <w:color w:val="bc7a00"/>
     </w:rPr>
   </w:style>
@@ -16450,18 +17264,22 @@
     <w:name w:val="AttributeTok"/>
     <w:basedOn w:val="VerbatimChar"/>
     <w:rPr>
+      <w:rFonts w:eastAsia="黑体"/>
       <w:color w:val="7d9029"/>
     </w:rPr>
   </w:style>
   <w:style w:type="character" w:customStyle="1" w:styleId="RegionMarkerTok">
     <w:name w:val="RegionMarkerTok"/>
     <w:basedOn w:val="VerbatimChar"/>
-    <w:rPr/>
+    <w:rPr>
+      <w:rFonts w:eastAsia="黑体"/>
+    </w:rPr>
   </w:style>
   <w:style w:type="character" w:customStyle="1" w:styleId="InformationTok">
     <w:name w:val="InformationTok"/>
     <w:basedOn w:val="VerbatimChar"/>
     <w:rPr>
+      <w:rFonts w:eastAsia="黑体"/>
       <w:b/>
       <w:i/>
       <w:color w:val="60a0b0"/>
@@ -16471,6 +17289,7 @@
     <w:name w:val="WarningTok"/>
     <w:basedOn w:val="VerbatimChar"/>
     <w:rPr>
+      <w:rFonts w:eastAsia="黑体"/>
       <w:b/>
       <w:i/>
       <w:color w:val="60a0b0"/>
@@ -16480,6 +17299,7 @@
     <w:name w:val="AlertTok"/>
     <w:basedOn w:val="VerbatimChar"/>
     <w:rPr>
+      <w:rFonts w:eastAsia="黑体"/>
       <w:b/>
       <w:color w:val="ff0000"/>
     </w:rPr>
@@ -16488,6 +17308,7 @@
     <w:name w:val="ErrorTok"/>
     <w:basedOn w:val="VerbatimChar"/>
     <w:rPr>
+      <w:rFonts w:eastAsia="黑体"/>
       <w:b/>
       <w:color w:val="ff0000"/>
     </w:rPr>
@@ -16495,7 +17316,9 @@
   <w:style w:type="character" w:customStyle="1" w:styleId="NormalTok">
     <w:name w:val="NormalTok"/>
     <w:basedOn w:val="VerbatimChar"/>
-    <w:rPr/>
+    <w:rPr>
+      <w:rFonts w:eastAsia="黑体"/>
+    </w:rPr>
   </w:style>
 </w:styles>
 </file>
@@ -16544,12 +17367,12 @@
     <a:fontScheme name="Office">
       <a:majorFont>
         <a:latin typeface="Calibri"/>
-        <a:ea typeface=""/>
+        <a:ea typeface="黑体"/>
         <a:cs typeface=""/>
         <a:font script="Jpan" typeface="ＭＳ ゴシック"/>
         <a:font script="Hang" typeface="맑은 고딕"/>
-        <a:font script="Hans" typeface="宋体"/>
-        <a:font script="Hant" typeface="新細明體"/>
+        <a:font script="Hans" typeface="黑体"/>
+        <a:font script="Hant" typeface="黑体"/>
         <a:font script="Arab" typeface="Times New Roman"/>
         <a:font script="Hebr" typeface="Times New Roman"/>
         <a:font script="Thai" typeface="Angsana New"/>
@@ -16579,12 +17402,12 @@
       </a:majorFont>
       <a:minorFont>
         <a:latin typeface="Cambria"/>
-        <a:ea typeface=""/>
+        <a:ea typeface="黑体"/>
         <a:cs typeface=""/>
         <a:font script="Jpan" typeface="ＭＳ 明朝"/>
         <a:font script="Hang" typeface="맑은 고딕"/>
-        <a:font script="Hans" typeface="宋体"/>
-        <a:font script="Hant" typeface="新細明體"/>
+        <a:font script="Hans" typeface="黑体"/>
+        <a:font script="Hant" typeface="黑体"/>
         <a:font script="Arab" typeface="Arial"/>
         <a:font script="Hebr" typeface="Arial"/>
         <a:font script="Thai" typeface="Cordia New"/>

--- a/04-滤波电路/01-低通滤波/二阶低通滤波电路/二阶低通滤波电路.docx
+++ b/04-滤波电路/01-低通滤波/二阶低通滤波电路/二阶低通滤波电路.docx
@@ -4293,7 +4293,7 @@
           <w:color w:val="555555"/>
           <w:sz w:val="21"/>
         </w:rPr>
-        <w:t>材料收集者：杜文杰，WX手机：19519196569，QQ:3478827729</w:t>
+        <w:t>材料收集者：杜文杰，微信/手机：19519196569，QQ:3478827729</w:t>
       </w:r>
     </w:p>
     <w:sectPr>
